--- a/Lab1/Лабораторная работа отчет 1.docx
+++ b/Lab1/Лабораторная работа отчет 1.docx
@@ -47,7 +47,13 @@
         <w:pStyle w:val="h1"/>
       </w:pPr>
       <w:r>
-        <w:t>Богач Николая Андреевич</w:t>
+        <w:t>Богач</w:t>
+      </w:r>
+      <w:r>
+        <w:t>а</w:t>
+      </w:r>
+      <w:r>
+        <w:t xml:space="preserve"> Николая Андреевич</w:t>
       </w:r>
     </w:p>
     <w:p>
@@ -345,18 +351,7 @@
           <w:szCs w:val="28"/>
           <w:lang w:eastAsia="ru-RU"/>
         </w:rPr>
-        <w:t xml:space="preserve"> 2.</w:t>
-      </w:r>
-      <w:r>
-        <w:rPr>
-          <w:rFonts w:ascii="Times New Roman" w:eastAsia="Times New Roman" w:hAnsi="Times New Roman" w:cs="Times New Roman"/>
-          <w:b/>
-          <w:bCs/>
-          <w:sz w:val="28"/>
-          <w:szCs w:val="28"/>
-          <w:lang w:eastAsia="ru-RU"/>
-        </w:rPr>
-        <w:t>Постановка задачи</w:t>
+        <w:t xml:space="preserve"> 2.Постановка задачи</w:t>
       </w:r>
     </w:p>
     <w:p>
@@ -973,27 +968,7 @@
           <w:szCs w:val="28"/>
           <w:lang w:eastAsia="ru-RU"/>
         </w:rPr>
-        <w:t xml:space="preserve">Узнать тип объекта можно с помощью функции </w:t>
-      </w:r>
-      <w:proofErr w:type="spellStart"/>
-      <w:r>
-        <w:rPr>
-          <w:rFonts w:ascii="Times New Roman" w:eastAsia="Times New Roman" w:hAnsi="Times New Roman" w:cs="Times New Roman"/>
-          <w:sz w:val="28"/>
-          <w:szCs w:val="28"/>
-          <w:lang w:eastAsia="ru-RU"/>
-        </w:rPr>
-        <w:t>type</w:t>
-      </w:r>
-      <w:proofErr w:type="spellEnd"/>
-      <w:r>
-        <w:rPr>
-          <w:rFonts w:ascii="Times New Roman" w:eastAsia="Times New Roman" w:hAnsi="Times New Roman" w:cs="Times New Roman"/>
-          <w:sz w:val="28"/>
-          <w:szCs w:val="28"/>
-          <w:lang w:eastAsia="ru-RU"/>
-        </w:rPr>
-        <w:t>()</w:t>
+        <w:t>Узнать тип объекта можно с помощью функции type()</w:t>
       </w:r>
     </w:p>
     <w:p>
@@ -1120,27 +1095,7 @@
           <w:szCs w:val="28"/>
           <w:lang w:eastAsia="ru-RU"/>
         </w:rPr>
-        <w:t xml:space="preserve">ип </w:t>
-      </w:r>
-      <w:proofErr w:type="spellStart"/>
-      <w:r>
-        <w:rPr>
-          <w:rFonts w:ascii="Times New Roman" w:eastAsia="Times New Roman" w:hAnsi="Times New Roman" w:cs="Times New Roman"/>
-          <w:sz w:val="28"/>
-          <w:szCs w:val="28"/>
-          <w:lang w:eastAsia="ru-RU"/>
-        </w:rPr>
-        <w:t>float</w:t>
-      </w:r>
-      <w:proofErr w:type="spellEnd"/>
-      <w:r>
-        <w:rPr>
-          <w:rFonts w:ascii="Times New Roman" w:eastAsia="Times New Roman" w:hAnsi="Times New Roman" w:cs="Times New Roman"/>
-          <w:sz w:val="28"/>
-          <w:szCs w:val="28"/>
-          <w:lang w:eastAsia="ru-RU"/>
-        </w:rPr>
-        <w:t xml:space="preserve"> используется для хранения чисел с дробной частью</w:t>
+        <w:t>ип float используется для хранения чисел с дробной частью</w:t>
       </w:r>
     </w:p>
     <w:p>
@@ -1152,7 +1107,7 @@
           <w:rFonts w:ascii="Times New Roman" w:eastAsia="Times New Roman" w:hAnsi="Times New Roman" w:cs="Times New Roman"/>
           <w:sz w:val="28"/>
           <w:szCs w:val="28"/>
-          <w:lang w:val="en-US" w:eastAsia="ru-RU"/>
+          <w:lang w:eastAsia="ru-RU"/>
         </w:rPr>
       </w:pPr>
       <w:r>
@@ -1191,27 +1146,7 @@
           <w:szCs w:val="28"/>
           <w:lang w:eastAsia="ru-RU"/>
         </w:rPr>
-        <w:t xml:space="preserve">огический тип </w:t>
-      </w:r>
-      <w:proofErr w:type="spellStart"/>
-      <w:r>
-        <w:rPr>
-          <w:rFonts w:ascii="Times New Roman" w:eastAsia="Times New Roman" w:hAnsi="Times New Roman" w:cs="Times New Roman"/>
-          <w:sz w:val="28"/>
-          <w:szCs w:val="28"/>
-          <w:lang w:eastAsia="ru-RU"/>
-        </w:rPr>
-        <w:t>bool</w:t>
-      </w:r>
-      <w:proofErr w:type="spellEnd"/>
-      <w:r>
-        <w:rPr>
-          <w:rFonts w:ascii="Times New Roman" w:eastAsia="Times New Roman" w:hAnsi="Times New Roman" w:cs="Times New Roman"/>
-          <w:sz w:val="28"/>
-          <w:szCs w:val="28"/>
-          <w:lang w:eastAsia="ru-RU"/>
-        </w:rPr>
-        <w:t xml:space="preserve"> имеет два значения:</w:t>
+        <w:t>огический тип bool имеет два значения:</w:t>
       </w:r>
       <w:r>
         <w:rPr>
@@ -1253,7 +1188,6 @@
         </w:rPr>
         <w:t xml:space="preserve"> </w:t>
       </w:r>
-      <w:proofErr w:type="spellStart"/>
       <w:r>
         <w:rPr>
           <w:rFonts w:ascii="Times New Roman" w:eastAsia="Times New Roman" w:hAnsi="Times New Roman" w:cs="Times New Roman"/>
@@ -1263,7 +1197,6 @@
         </w:rPr>
         <w:t>False</w:t>
       </w:r>
-      <w:proofErr w:type="spellEnd"/>
     </w:p>
     <w:p>
       <w:pPr>
@@ -1323,19 +1256,8 @@
           <w:szCs w:val="28"/>
           <w:lang w:eastAsia="ru-RU"/>
         </w:rPr>
-        <w:t xml:space="preserve">тся в типе </w:t>
-      </w:r>
-      <w:proofErr w:type="spellStart"/>
-      <w:r>
-        <w:rPr>
-          <w:rFonts w:ascii="Times New Roman" w:eastAsia="Times New Roman" w:hAnsi="Times New Roman" w:cs="Times New Roman"/>
-          <w:sz w:val="28"/>
-          <w:szCs w:val="28"/>
-          <w:lang w:eastAsia="ru-RU"/>
-        </w:rPr>
-        <w:t>str</w:t>
-      </w:r>
-      <w:proofErr w:type="spellEnd"/>
+        <w:t>тся в типе str</w:t>
+      </w:r>
       <w:r>
         <w:rPr>
           <w:rFonts w:ascii="Times New Roman" w:eastAsia="Times New Roman" w:hAnsi="Times New Roman" w:cs="Times New Roman"/>
@@ -1364,27 +1286,220 @@
           <w:szCs w:val="28"/>
           <w:lang w:eastAsia="ru-RU"/>
         </w:rPr>
-        <w:t xml:space="preserve">Для получения данных от пользователя используется </w:t>
-      </w:r>
-      <w:proofErr w:type="spellStart"/>
-      <w:r>
-        <w:rPr>
-          <w:rFonts w:ascii="Times New Roman" w:eastAsia="Times New Roman" w:hAnsi="Times New Roman" w:cs="Times New Roman"/>
-          <w:sz w:val="28"/>
-          <w:szCs w:val="28"/>
-          <w:lang w:eastAsia="ru-RU"/>
+        <w:t>Для получения данных от пользователя используется input()</w:t>
+      </w:r>
+      <w:r>
+        <w:rPr>
+          <w:rFonts w:ascii="Times New Roman" w:eastAsia="Times New Roman" w:hAnsi="Times New Roman" w:cs="Times New Roman"/>
+          <w:sz w:val="28"/>
+          <w:szCs w:val="28"/>
+          <w:lang w:eastAsia="ru-RU"/>
+        </w:rPr>
+        <w:t xml:space="preserve">. </w:t>
+      </w:r>
+      <w:r>
+        <w:rPr>
+          <w:rFonts w:ascii="Times New Roman" w:eastAsia="Times New Roman" w:hAnsi="Times New Roman" w:cs="Times New Roman"/>
+          <w:sz w:val="28"/>
+          <w:szCs w:val="28"/>
+          <w:lang w:eastAsia="ru-RU"/>
+        </w:rPr>
+        <w:t>Важно помнить, что input() возвращает строку.</w:t>
+      </w:r>
+      <w:r>
+        <w:rPr>
+          <w:rFonts w:ascii="Times New Roman" w:eastAsia="Times New Roman" w:hAnsi="Times New Roman" w:cs="Times New Roman"/>
+          <w:sz w:val="28"/>
+          <w:szCs w:val="28"/>
+          <w:lang w:eastAsia="ru-RU"/>
+        </w:rPr>
+        <w:t xml:space="preserve"> </w:t>
+      </w:r>
+      <w:r>
+        <w:rPr>
+          <w:rFonts w:ascii="Times New Roman" w:eastAsia="Times New Roman" w:hAnsi="Times New Roman" w:cs="Times New Roman"/>
+          <w:sz w:val="28"/>
+          <w:szCs w:val="28"/>
+          <w:lang w:eastAsia="ru-RU"/>
+        </w:rPr>
+        <w:t>Если необходимо получить число, выполняется преобразование типа</w:t>
+      </w:r>
+      <w:r>
+        <w:rPr>
+          <w:rFonts w:ascii="Times New Roman" w:eastAsia="Times New Roman" w:hAnsi="Times New Roman" w:cs="Times New Roman"/>
+          <w:sz w:val="28"/>
+          <w:szCs w:val="28"/>
+          <w:lang w:eastAsia="ru-RU"/>
+        </w:rPr>
+        <w:t xml:space="preserve">. </w:t>
+      </w:r>
+      <w:r>
+        <w:rPr>
+          <w:rFonts w:ascii="Times New Roman" w:eastAsia="Times New Roman" w:hAnsi="Times New Roman" w:cs="Times New Roman"/>
+          <w:sz w:val="28"/>
+          <w:szCs w:val="28"/>
+          <w:lang w:eastAsia="ru-RU"/>
+        </w:rPr>
+        <w:t>Можно получить несколько значений:</w:t>
+      </w:r>
+      <w:r>
+        <w:rPr>
+          <w:rFonts w:ascii="Times New Roman" w:eastAsia="Times New Roman" w:hAnsi="Times New Roman" w:cs="Times New Roman"/>
+          <w:sz w:val="28"/>
+          <w:szCs w:val="28"/>
+          <w:lang w:eastAsia="ru-RU"/>
+        </w:rPr>
+        <w:t xml:space="preserve"> </w:t>
+      </w:r>
+      <w:r>
+        <w:rPr>
+          <w:rFonts w:ascii="Times New Roman" w:eastAsia="Times New Roman" w:hAnsi="Times New Roman" w:cs="Times New Roman"/>
+          <w:sz w:val="28"/>
+          <w:szCs w:val="28"/>
+          <w:lang w:val="en-US" w:eastAsia="ru-RU"/>
+        </w:rPr>
+        <w:t>a</w:t>
+      </w:r>
+      <w:r>
+        <w:rPr>
+          <w:rFonts w:ascii="Times New Roman" w:eastAsia="Times New Roman" w:hAnsi="Times New Roman" w:cs="Times New Roman"/>
+          <w:sz w:val="28"/>
+          <w:szCs w:val="28"/>
+          <w:lang w:eastAsia="ru-RU"/>
+        </w:rPr>
+        <w:t xml:space="preserve">, </w:t>
+      </w:r>
+      <w:r>
+        <w:rPr>
+          <w:rFonts w:ascii="Times New Roman" w:eastAsia="Times New Roman" w:hAnsi="Times New Roman" w:cs="Times New Roman"/>
+          <w:sz w:val="28"/>
+          <w:szCs w:val="28"/>
+          <w:lang w:val="en-US" w:eastAsia="ru-RU"/>
+        </w:rPr>
+        <w:t>b</w:t>
+      </w:r>
+      <w:r>
+        <w:rPr>
+          <w:rFonts w:ascii="Times New Roman" w:eastAsia="Times New Roman" w:hAnsi="Times New Roman" w:cs="Times New Roman"/>
+          <w:sz w:val="28"/>
+          <w:szCs w:val="28"/>
+          <w:lang w:eastAsia="ru-RU"/>
+        </w:rPr>
+        <w:t xml:space="preserve"> = </w:t>
+      </w:r>
+      <w:r>
+        <w:rPr>
+          <w:rFonts w:ascii="Times New Roman" w:eastAsia="Times New Roman" w:hAnsi="Times New Roman" w:cs="Times New Roman"/>
+          <w:sz w:val="28"/>
+          <w:szCs w:val="28"/>
+          <w:lang w:val="en-US" w:eastAsia="ru-RU"/>
+        </w:rPr>
+        <w:t>map</w:t>
+      </w:r>
+      <w:r>
+        <w:rPr>
+          <w:rFonts w:ascii="Times New Roman" w:eastAsia="Times New Roman" w:hAnsi="Times New Roman" w:cs="Times New Roman"/>
+          <w:sz w:val="28"/>
+          <w:szCs w:val="28"/>
+          <w:lang w:eastAsia="ru-RU"/>
+        </w:rPr>
+        <w:t>(</w:t>
+      </w:r>
+      <w:r>
+        <w:rPr>
+          <w:rFonts w:ascii="Times New Roman" w:eastAsia="Times New Roman" w:hAnsi="Times New Roman" w:cs="Times New Roman"/>
+          <w:sz w:val="28"/>
+          <w:szCs w:val="28"/>
+          <w:lang w:val="en-US" w:eastAsia="ru-RU"/>
+        </w:rPr>
+        <w:t>int</w:t>
+      </w:r>
+      <w:r>
+        <w:rPr>
+          <w:rFonts w:ascii="Times New Roman" w:eastAsia="Times New Roman" w:hAnsi="Times New Roman" w:cs="Times New Roman"/>
+          <w:sz w:val="28"/>
+          <w:szCs w:val="28"/>
+          <w:lang w:eastAsia="ru-RU"/>
+        </w:rPr>
+        <w:t xml:space="preserve">, </w:t>
+      </w:r>
+      <w:r>
+        <w:rPr>
+          <w:rFonts w:ascii="Times New Roman" w:eastAsia="Times New Roman" w:hAnsi="Times New Roman" w:cs="Times New Roman"/>
+          <w:sz w:val="28"/>
+          <w:szCs w:val="28"/>
+          <w:lang w:val="en-US" w:eastAsia="ru-RU"/>
         </w:rPr>
         <w:t>input</w:t>
       </w:r>
-      <w:proofErr w:type="spellEnd"/>
-      <w:r>
-        <w:rPr>
-          <w:rFonts w:ascii="Times New Roman" w:eastAsia="Times New Roman" w:hAnsi="Times New Roman" w:cs="Times New Roman"/>
-          <w:sz w:val="28"/>
-          <w:szCs w:val="28"/>
-          <w:lang w:eastAsia="ru-RU"/>
-        </w:rPr>
-        <w:t>()</w:t>
+      <w:r>
+        <w:rPr>
+          <w:rFonts w:ascii="Times New Roman" w:eastAsia="Times New Roman" w:hAnsi="Times New Roman" w:cs="Times New Roman"/>
+          <w:sz w:val="28"/>
+          <w:szCs w:val="28"/>
+          <w:lang w:eastAsia="ru-RU"/>
+        </w:rPr>
+        <w:t>().</w:t>
+      </w:r>
+      <w:r>
+        <w:rPr>
+          <w:rFonts w:ascii="Times New Roman" w:eastAsia="Times New Roman" w:hAnsi="Times New Roman" w:cs="Times New Roman"/>
+          <w:sz w:val="28"/>
+          <w:szCs w:val="28"/>
+          <w:lang w:val="en-US" w:eastAsia="ru-RU"/>
+        </w:rPr>
+        <w:t>split</w:t>
+      </w:r>
+      <w:r>
+        <w:rPr>
+          <w:rFonts w:ascii="Times New Roman" w:eastAsia="Times New Roman" w:hAnsi="Times New Roman" w:cs="Times New Roman"/>
+          <w:sz w:val="28"/>
+          <w:szCs w:val="28"/>
+          <w:lang w:eastAsia="ru-RU"/>
+        </w:rPr>
+        <w:t>())</w:t>
+      </w:r>
+    </w:p>
+    <w:p>
+      <w:pPr>
+        <w:spacing w:before="100" w:beforeAutospacing="1" w:after="100" w:afterAutospacing="1" w:line="240" w:lineRule="auto"/>
+        <w:jc w:val="both"/>
+        <w:outlineLvl w:val="0"/>
+        <w:rPr>
+          <w:rFonts w:ascii="Times New Roman" w:eastAsia="Times New Roman" w:hAnsi="Times New Roman" w:cs="Times New Roman"/>
+          <w:sz w:val="28"/>
+          <w:szCs w:val="28"/>
+          <w:lang w:eastAsia="ru-RU"/>
+        </w:rPr>
+      </w:pPr>
+      <w:r>
+        <w:rPr>
+          <w:rFonts w:ascii="Times New Roman" w:eastAsia="Times New Roman" w:hAnsi="Times New Roman" w:cs="Times New Roman"/>
+          <w:kern w:val="36"/>
+          <w:sz w:val="28"/>
+          <w:szCs w:val="28"/>
+          <w:lang w:eastAsia="ru-RU"/>
+        </w:rPr>
+        <w:t>Вывод данных</w:t>
+      </w:r>
+      <w:r>
+        <w:rPr>
+          <w:rFonts w:ascii="Times New Roman" w:eastAsia="Times New Roman" w:hAnsi="Times New Roman" w:cs="Times New Roman"/>
+          <w:kern w:val="36"/>
+          <w:sz w:val="28"/>
+          <w:szCs w:val="28"/>
+          <w:lang w:eastAsia="ru-RU"/>
+        </w:rPr>
+        <w:t xml:space="preserve"> </w:t>
+      </w:r>
+      <w:r>
+        <w:rPr>
+          <w:rFonts w:ascii="Times New Roman" w:eastAsia="Times New Roman" w:hAnsi="Times New Roman" w:cs="Times New Roman"/>
+          <w:sz w:val="28"/>
+          <w:szCs w:val="28"/>
+          <w:lang w:eastAsia="ru-RU"/>
+        </w:rPr>
+        <w:t>Для вывода информации используется print()</w:t>
       </w:r>
       <w:r>
         <w:rPr>
@@ -1402,27 +1517,7 @@
           <w:szCs w:val="28"/>
           <w:lang w:eastAsia="ru-RU"/>
         </w:rPr>
-        <w:t xml:space="preserve">Важно помнить, что </w:t>
-      </w:r>
-      <w:proofErr w:type="spellStart"/>
-      <w:r>
-        <w:rPr>
-          <w:rFonts w:ascii="Times New Roman" w:eastAsia="Times New Roman" w:hAnsi="Times New Roman" w:cs="Times New Roman"/>
-          <w:sz w:val="28"/>
-          <w:szCs w:val="28"/>
-          <w:lang w:eastAsia="ru-RU"/>
-        </w:rPr>
-        <w:t>input</w:t>
-      </w:r>
-      <w:proofErr w:type="spellEnd"/>
-      <w:r>
-        <w:rPr>
-          <w:rFonts w:ascii="Times New Roman" w:eastAsia="Times New Roman" w:hAnsi="Times New Roman" w:cs="Times New Roman"/>
-          <w:sz w:val="28"/>
-          <w:szCs w:val="28"/>
-          <w:lang w:eastAsia="ru-RU"/>
-        </w:rPr>
-        <w:t>() возвращает строку.</w:t>
+        <w:t>Несколько аргументов разделяются пробелом.</w:t>
       </w:r>
       <w:r>
         <w:rPr>
@@ -1440,7 +1535,58 @@
           <w:szCs w:val="28"/>
           <w:lang w:eastAsia="ru-RU"/>
         </w:rPr>
-        <w:t>Если необходимо получить число, выполняется преобразование типа</w:t>
+        <w:t>Для форматированного вывода рекомендуется использовать f-строки</w:t>
+      </w:r>
+      <w:r>
+        <w:rPr>
+          <w:rFonts w:ascii="Times New Roman" w:eastAsia="Times New Roman" w:hAnsi="Times New Roman" w:cs="Times New Roman"/>
+          <w:sz w:val="28"/>
+          <w:szCs w:val="28"/>
+          <w:lang w:eastAsia="ru-RU"/>
+        </w:rPr>
+        <w:t>.</w:t>
+      </w:r>
+    </w:p>
+    <w:p>
+      <w:pPr>
+        <w:spacing w:before="100" w:beforeAutospacing="1" w:after="100" w:afterAutospacing="1" w:line="240" w:lineRule="auto"/>
+        <w:jc w:val="both"/>
+        <w:outlineLvl w:val="0"/>
+        <w:rPr>
+          <w:rFonts w:ascii="Times New Roman" w:eastAsia="Times New Roman" w:hAnsi="Times New Roman" w:cs="Times New Roman"/>
+          <w:sz w:val="28"/>
+          <w:szCs w:val="28"/>
+          <w:lang w:eastAsia="ru-RU"/>
+        </w:rPr>
+      </w:pPr>
+      <w:r>
+        <w:rPr>
+          <w:rFonts w:ascii="Times New Roman" w:eastAsia="Times New Roman" w:hAnsi="Times New Roman" w:cs="Times New Roman"/>
+          <w:kern w:val="36"/>
+          <w:sz w:val="28"/>
+          <w:szCs w:val="28"/>
+          <w:lang w:eastAsia="ru-RU"/>
+        </w:rPr>
+        <w:t>Условные конструкции</w:t>
+      </w:r>
+      <w:r>
+        <w:rPr>
+          <w:rFonts w:ascii="Times New Roman" w:eastAsia="Times New Roman" w:hAnsi="Times New Roman" w:cs="Times New Roman"/>
+          <w:kern w:val="36"/>
+          <w:sz w:val="28"/>
+          <w:szCs w:val="28"/>
+          <w:lang w:eastAsia="ru-RU"/>
+        </w:rPr>
+        <w:t xml:space="preserve"> д</w:t>
+      </w:r>
+      <w:r>
+        <w:rPr>
+          <w:rFonts w:ascii="Times New Roman" w:eastAsia="Times New Roman" w:hAnsi="Times New Roman" w:cs="Times New Roman"/>
+          <w:sz w:val="28"/>
+          <w:szCs w:val="28"/>
+          <w:lang w:eastAsia="ru-RU"/>
+        </w:rPr>
+        <w:t>ля принятия решений используется конструкция if</w:t>
       </w:r>
       <w:r>
         <w:rPr>
@@ -1458,7 +1604,7 @@
           <w:szCs w:val="28"/>
           <w:lang w:eastAsia="ru-RU"/>
         </w:rPr>
-        <w:t>Можно получить несколько значений:</w:t>
+        <w:t>Можно использовать несколько вариантов</w:t>
       </w:r>
       <w:r>
         <w:rPr>
@@ -1474,9 +1620,18 @@
           <w:rFonts w:ascii="Times New Roman" w:eastAsia="Times New Roman" w:hAnsi="Times New Roman" w:cs="Times New Roman"/>
           <w:sz w:val="28"/>
           <w:szCs w:val="28"/>
-          <w:lang w:val="en-US" w:eastAsia="ru-RU"/>
-        </w:rPr>
-        <w:t>a</w:t>
+          <w:lang w:eastAsia="ru-RU"/>
+        </w:rPr>
+        <w:t xml:space="preserve">с помощью </w:t>
+      </w:r>
+      <w:r>
+        <w:rPr>
+          <w:rFonts w:ascii="Times New Roman" w:eastAsia="Times New Roman" w:hAnsi="Times New Roman" w:cs="Times New Roman"/>
+          <w:sz w:val="28"/>
+          <w:szCs w:val="28"/>
+          <w:lang w:val="en-US" w:eastAsia="ru-RU"/>
+        </w:rPr>
+        <w:t>if</w:t>
       </w:r>
       <w:r>
         <w:rPr>
@@ -1494,326 +1649,8 @@
           <w:szCs w:val="28"/>
           <w:lang w:val="en-US" w:eastAsia="ru-RU"/>
         </w:rPr>
-        <w:t>b</w:t>
-      </w:r>
-      <w:r>
-        <w:rPr>
-          <w:rFonts w:ascii="Times New Roman" w:eastAsia="Times New Roman" w:hAnsi="Times New Roman" w:cs="Times New Roman"/>
-          <w:sz w:val="28"/>
-          <w:szCs w:val="28"/>
-          <w:lang w:eastAsia="ru-RU"/>
-        </w:rPr>
-        <w:t xml:space="preserve"> = </w:t>
-      </w:r>
-      <w:r>
-        <w:rPr>
-          <w:rFonts w:ascii="Times New Roman" w:eastAsia="Times New Roman" w:hAnsi="Times New Roman" w:cs="Times New Roman"/>
-          <w:sz w:val="28"/>
-          <w:szCs w:val="28"/>
-          <w:lang w:val="en-US" w:eastAsia="ru-RU"/>
-        </w:rPr>
-        <w:t>map</w:t>
-      </w:r>
-      <w:r>
-        <w:rPr>
-          <w:rFonts w:ascii="Times New Roman" w:eastAsia="Times New Roman" w:hAnsi="Times New Roman" w:cs="Times New Roman"/>
-          <w:sz w:val="28"/>
-          <w:szCs w:val="28"/>
-          <w:lang w:eastAsia="ru-RU"/>
-        </w:rPr>
-        <w:t>(</w:t>
-      </w:r>
-      <w:r>
-        <w:rPr>
-          <w:rFonts w:ascii="Times New Roman" w:eastAsia="Times New Roman" w:hAnsi="Times New Roman" w:cs="Times New Roman"/>
-          <w:sz w:val="28"/>
-          <w:szCs w:val="28"/>
-          <w:lang w:val="en-US" w:eastAsia="ru-RU"/>
-        </w:rPr>
-        <w:t>int</w:t>
-      </w:r>
-      <w:r>
-        <w:rPr>
-          <w:rFonts w:ascii="Times New Roman" w:eastAsia="Times New Roman" w:hAnsi="Times New Roman" w:cs="Times New Roman"/>
-          <w:sz w:val="28"/>
-          <w:szCs w:val="28"/>
-          <w:lang w:eastAsia="ru-RU"/>
-        </w:rPr>
-        <w:t xml:space="preserve">, </w:t>
-      </w:r>
-      <w:r>
-        <w:rPr>
-          <w:rFonts w:ascii="Times New Roman" w:eastAsia="Times New Roman" w:hAnsi="Times New Roman" w:cs="Times New Roman"/>
-          <w:sz w:val="28"/>
-          <w:szCs w:val="28"/>
-          <w:lang w:val="en-US" w:eastAsia="ru-RU"/>
-        </w:rPr>
-        <w:t>input</w:t>
-      </w:r>
-      <w:r>
-        <w:rPr>
-          <w:rFonts w:ascii="Times New Roman" w:eastAsia="Times New Roman" w:hAnsi="Times New Roman" w:cs="Times New Roman"/>
-          <w:sz w:val="28"/>
-          <w:szCs w:val="28"/>
-          <w:lang w:eastAsia="ru-RU"/>
-        </w:rPr>
-        <w:t>().</w:t>
-      </w:r>
-      <w:r>
-        <w:rPr>
-          <w:rFonts w:ascii="Times New Roman" w:eastAsia="Times New Roman" w:hAnsi="Times New Roman" w:cs="Times New Roman"/>
-          <w:sz w:val="28"/>
-          <w:szCs w:val="28"/>
-          <w:lang w:val="en-US" w:eastAsia="ru-RU"/>
-        </w:rPr>
-        <w:t>split</w:t>
-      </w:r>
-      <w:r>
-        <w:rPr>
-          <w:rFonts w:ascii="Times New Roman" w:eastAsia="Times New Roman" w:hAnsi="Times New Roman" w:cs="Times New Roman"/>
-          <w:sz w:val="28"/>
-          <w:szCs w:val="28"/>
-          <w:lang w:eastAsia="ru-RU"/>
-        </w:rPr>
-        <w:t>())</w:t>
-      </w:r>
-    </w:p>
-    <w:p>
-      <w:pPr>
-        <w:spacing w:before="100" w:beforeAutospacing="1" w:after="100" w:afterAutospacing="1" w:line="240" w:lineRule="auto"/>
-        <w:jc w:val="both"/>
-        <w:outlineLvl w:val="0"/>
-        <w:rPr>
-          <w:rFonts w:ascii="Times New Roman" w:eastAsia="Times New Roman" w:hAnsi="Times New Roman" w:cs="Times New Roman"/>
-          <w:sz w:val="28"/>
-          <w:szCs w:val="28"/>
-          <w:lang w:eastAsia="ru-RU"/>
-        </w:rPr>
-      </w:pPr>
-      <w:r>
-        <w:rPr>
-          <w:rFonts w:ascii="Times New Roman" w:eastAsia="Times New Roman" w:hAnsi="Times New Roman" w:cs="Times New Roman"/>
-          <w:kern w:val="36"/>
-          <w:sz w:val="28"/>
-          <w:szCs w:val="28"/>
-          <w:lang w:eastAsia="ru-RU"/>
-        </w:rPr>
-        <w:t xml:space="preserve">Вывод </w:t>
-      </w:r>
-      <w:proofErr w:type="gramStart"/>
-      <w:r>
-        <w:rPr>
-          <w:rFonts w:ascii="Times New Roman" w:eastAsia="Times New Roman" w:hAnsi="Times New Roman" w:cs="Times New Roman"/>
-          <w:kern w:val="36"/>
-          <w:sz w:val="28"/>
-          <w:szCs w:val="28"/>
-          <w:lang w:eastAsia="ru-RU"/>
-        </w:rPr>
-        <w:t>данных</w:t>
-      </w:r>
-      <w:proofErr w:type="gramEnd"/>
-      <w:r>
-        <w:rPr>
-          <w:rFonts w:ascii="Times New Roman" w:eastAsia="Times New Roman" w:hAnsi="Times New Roman" w:cs="Times New Roman"/>
-          <w:kern w:val="36"/>
-          <w:sz w:val="28"/>
-          <w:szCs w:val="28"/>
-          <w:lang w:eastAsia="ru-RU"/>
-        </w:rPr>
-        <w:t xml:space="preserve"> </w:t>
-      </w:r>
-      <w:r>
-        <w:rPr>
-          <w:rFonts w:ascii="Times New Roman" w:eastAsia="Times New Roman" w:hAnsi="Times New Roman" w:cs="Times New Roman"/>
-          <w:sz w:val="28"/>
-          <w:szCs w:val="28"/>
-          <w:lang w:eastAsia="ru-RU"/>
-        </w:rPr>
-        <w:t xml:space="preserve">Для вывода информации используется </w:t>
-      </w:r>
-      <w:proofErr w:type="spellStart"/>
-      <w:r>
-        <w:rPr>
-          <w:rFonts w:ascii="Times New Roman" w:eastAsia="Times New Roman" w:hAnsi="Times New Roman" w:cs="Times New Roman"/>
-          <w:sz w:val="28"/>
-          <w:szCs w:val="28"/>
-          <w:lang w:eastAsia="ru-RU"/>
-        </w:rPr>
-        <w:t>print</w:t>
-      </w:r>
-      <w:proofErr w:type="spellEnd"/>
-      <w:r>
-        <w:rPr>
-          <w:rFonts w:ascii="Times New Roman" w:eastAsia="Times New Roman" w:hAnsi="Times New Roman" w:cs="Times New Roman"/>
-          <w:sz w:val="28"/>
-          <w:szCs w:val="28"/>
-          <w:lang w:eastAsia="ru-RU"/>
-        </w:rPr>
-        <w:t>()</w:t>
-      </w:r>
-      <w:r>
-        <w:rPr>
-          <w:rFonts w:ascii="Times New Roman" w:eastAsia="Times New Roman" w:hAnsi="Times New Roman" w:cs="Times New Roman"/>
-          <w:sz w:val="28"/>
-          <w:szCs w:val="28"/>
-          <w:lang w:eastAsia="ru-RU"/>
-        </w:rPr>
-        <w:t xml:space="preserve">. </w:t>
-      </w:r>
-      <w:r>
-        <w:rPr>
-          <w:rFonts w:ascii="Times New Roman" w:eastAsia="Times New Roman" w:hAnsi="Times New Roman" w:cs="Times New Roman"/>
-          <w:sz w:val="28"/>
-          <w:szCs w:val="28"/>
-          <w:lang w:eastAsia="ru-RU"/>
-        </w:rPr>
-        <w:t>Несколько аргументов разделяются пробелом.</w:t>
-      </w:r>
-      <w:r>
-        <w:rPr>
-          <w:rFonts w:ascii="Times New Roman" w:eastAsia="Times New Roman" w:hAnsi="Times New Roman" w:cs="Times New Roman"/>
-          <w:sz w:val="28"/>
-          <w:szCs w:val="28"/>
-          <w:lang w:eastAsia="ru-RU"/>
-        </w:rPr>
-        <w:t xml:space="preserve"> </w:t>
-      </w:r>
-      <w:r>
-        <w:rPr>
-          <w:rFonts w:ascii="Times New Roman" w:eastAsia="Times New Roman" w:hAnsi="Times New Roman" w:cs="Times New Roman"/>
-          <w:sz w:val="28"/>
-          <w:szCs w:val="28"/>
-          <w:lang w:eastAsia="ru-RU"/>
-        </w:rPr>
-        <w:t>Для форматированного вывода рекомендуется использовать f-строки</w:t>
-      </w:r>
-      <w:r>
-        <w:rPr>
-          <w:rFonts w:ascii="Times New Roman" w:eastAsia="Times New Roman" w:hAnsi="Times New Roman" w:cs="Times New Roman"/>
-          <w:sz w:val="28"/>
-          <w:szCs w:val="28"/>
-          <w:lang w:eastAsia="ru-RU"/>
-        </w:rPr>
-        <w:t>.</w:t>
-      </w:r>
-    </w:p>
-    <w:p>
-      <w:pPr>
-        <w:spacing w:before="100" w:beforeAutospacing="1" w:after="100" w:afterAutospacing="1" w:line="240" w:lineRule="auto"/>
-        <w:jc w:val="both"/>
-        <w:outlineLvl w:val="0"/>
-        <w:rPr>
-          <w:rFonts w:ascii="Times New Roman" w:eastAsia="Times New Roman" w:hAnsi="Times New Roman" w:cs="Times New Roman"/>
-          <w:sz w:val="28"/>
-          <w:szCs w:val="28"/>
-          <w:lang w:eastAsia="ru-RU"/>
-        </w:rPr>
-      </w:pPr>
-      <w:r>
-        <w:rPr>
-          <w:rFonts w:ascii="Times New Roman" w:eastAsia="Times New Roman" w:hAnsi="Times New Roman" w:cs="Times New Roman"/>
-          <w:kern w:val="36"/>
-          <w:sz w:val="28"/>
-          <w:szCs w:val="28"/>
-          <w:lang w:eastAsia="ru-RU"/>
-        </w:rPr>
-        <w:t>Условные конструкции</w:t>
-      </w:r>
-      <w:r>
-        <w:rPr>
-          <w:rFonts w:ascii="Times New Roman" w:eastAsia="Times New Roman" w:hAnsi="Times New Roman" w:cs="Times New Roman"/>
-          <w:kern w:val="36"/>
-          <w:sz w:val="28"/>
-          <w:szCs w:val="28"/>
-          <w:lang w:eastAsia="ru-RU"/>
-        </w:rPr>
-        <w:t xml:space="preserve"> д</w:t>
-      </w:r>
-      <w:r>
-        <w:rPr>
-          <w:rFonts w:ascii="Times New Roman" w:eastAsia="Times New Roman" w:hAnsi="Times New Roman" w:cs="Times New Roman"/>
-          <w:sz w:val="28"/>
-          <w:szCs w:val="28"/>
-          <w:lang w:eastAsia="ru-RU"/>
-        </w:rPr>
-        <w:t xml:space="preserve">ля принятия решений используется конструкция </w:t>
-      </w:r>
-      <w:proofErr w:type="spellStart"/>
-      <w:r>
-        <w:rPr>
-          <w:rFonts w:ascii="Times New Roman" w:eastAsia="Times New Roman" w:hAnsi="Times New Roman" w:cs="Times New Roman"/>
-          <w:sz w:val="28"/>
-          <w:szCs w:val="28"/>
-          <w:lang w:eastAsia="ru-RU"/>
-        </w:rPr>
-        <w:t>if</w:t>
-      </w:r>
-      <w:proofErr w:type="spellEnd"/>
-      <w:r>
-        <w:rPr>
-          <w:rFonts w:ascii="Times New Roman" w:eastAsia="Times New Roman" w:hAnsi="Times New Roman" w:cs="Times New Roman"/>
-          <w:sz w:val="28"/>
-          <w:szCs w:val="28"/>
-          <w:lang w:eastAsia="ru-RU"/>
-        </w:rPr>
-        <w:t xml:space="preserve">. </w:t>
-      </w:r>
-      <w:r>
-        <w:rPr>
-          <w:rFonts w:ascii="Times New Roman" w:eastAsia="Times New Roman" w:hAnsi="Times New Roman" w:cs="Times New Roman"/>
-          <w:sz w:val="28"/>
-          <w:szCs w:val="28"/>
-          <w:lang w:eastAsia="ru-RU"/>
-        </w:rPr>
-        <w:t>Можно использовать несколько вариантов</w:t>
-      </w:r>
-      <w:r>
-        <w:rPr>
-          <w:rFonts w:ascii="Times New Roman" w:eastAsia="Times New Roman" w:hAnsi="Times New Roman" w:cs="Times New Roman"/>
-          <w:sz w:val="28"/>
-          <w:szCs w:val="28"/>
-          <w:lang w:eastAsia="ru-RU"/>
-        </w:rPr>
-        <w:t xml:space="preserve"> </w:t>
-      </w:r>
-      <w:r>
-        <w:rPr>
-          <w:rFonts w:ascii="Times New Roman" w:eastAsia="Times New Roman" w:hAnsi="Times New Roman" w:cs="Times New Roman"/>
-          <w:sz w:val="28"/>
-          <w:szCs w:val="28"/>
-          <w:lang w:eastAsia="ru-RU"/>
-        </w:rPr>
-        <w:t xml:space="preserve">с помощью </w:t>
-      </w:r>
-      <w:r>
-        <w:rPr>
-          <w:rFonts w:ascii="Times New Roman" w:eastAsia="Times New Roman" w:hAnsi="Times New Roman" w:cs="Times New Roman"/>
-          <w:sz w:val="28"/>
-          <w:szCs w:val="28"/>
-          <w:lang w:val="en-US" w:eastAsia="ru-RU"/>
-        </w:rPr>
-        <w:t>if</w:t>
-      </w:r>
-      <w:r>
-        <w:rPr>
-          <w:rFonts w:ascii="Times New Roman" w:eastAsia="Times New Roman" w:hAnsi="Times New Roman" w:cs="Times New Roman"/>
-          <w:sz w:val="28"/>
-          <w:szCs w:val="28"/>
-          <w:lang w:eastAsia="ru-RU"/>
-        </w:rPr>
-        <w:t xml:space="preserve">, </w:t>
-      </w:r>
-      <w:proofErr w:type="spellStart"/>
-      <w:r>
-        <w:rPr>
-          <w:rFonts w:ascii="Times New Roman" w:eastAsia="Times New Roman" w:hAnsi="Times New Roman" w:cs="Times New Roman"/>
-          <w:sz w:val="28"/>
-          <w:szCs w:val="28"/>
-          <w:lang w:val="en-US" w:eastAsia="ru-RU"/>
-        </w:rPr>
         <w:t>elif</w:t>
       </w:r>
-      <w:proofErr w:type="spellEnd"/>
       <w:r>
         <w:rPr>
           <w:rFonts w:ascii="Times New Roman" w:eastAsia="Times New Roman" w:hAnsi="Times New Roman" w:cs="Times New Roman"/>
@@ -2193,27 +2030,109 @@
           <w:szCs w:val="28"/>
           <w:lang w:eastAsia="ru-RU"/>
         </w:rPr>
-        <w:t xml:space="preserve">Цикл </w:t>
-      </w:r>
-      <w:proofErr w:type="spellStart"/>
-      <w:r>
-        <w:rPr>
-          <w:rFonts w:ascii="Times New Roman" w:eastAsia="Times New Roman" w:hAnsi="Times New Roman" w:cs="Times New Roman"/>
-          <w:sz w:val="28"/>
-          <w:szCs w:val="28"/>
-          <w:lang w:eastAsia="ru-RU"/>
+        <w:t>Цикл for используется для повторения действий заданное количество раз или перебора последовательности.</w:t>
+      </w:r>
+    </w:p>
+    <w:p>
+      <w:pPr>
+        <w:spacing w:before="100" w:beforeAutospacing="1" w:after="100" w:afterAutospacing="1" w:line="240" w:lineRule="auto"/>
+        <w:jc w:val="both"/>
+        <w:rPr>
+          <w:rFonts w:ascii="Times New Roman" w:eastAsia="Times New Roman" w:hAnsi="Times New Roman" w:cs="Times New Roman"/>
+          <w:sz w:val="28"/>
+          <w:szCs w:val="28"/>
+          <w:lang w:eastAsia="ru-RU"/>
+        </w:rPr>
+      </w:pPr>
+      <w:r>
+        <w:rPr>
+          <w:rFonts w:ascii="Times New Roman" w:eastAsia="Times New Roman" w:hAnsi="Times New Roman" w:cs="Times New Roman"/>
+          <w:sz w:val="28"/>
+          <w:szCs w:val="28"/>
+          <w:lang w:eastAsia="ru-RU"/>
+        </w:rPr>
+        <w:t>Можно задавать начальное и конечное значение:</w:t>
+      </w:r>
+      <w:r>
+        <w:rPr>
+          <w:rFonts w:ascii="Times New Roman" w:eastAsia="Times New Roman" w:hAnsi="Times New Roman" w:cs="Times New Roman"/>
+          <w:sz w:val="28"/>
+          <w:szCs w:val="28"/>
+          <w:lang w:eastAsia="ru-RU"/>
+        </w:rPr>
+        <w:t xml:space="preserve"> </w:t>
+      </w:r>
+      <w:r>
+        <w:rPr>
+          <w:rFonts w:ascii="Times New Roman" w:eastAsia="Times New Roman" w:hAnsi="Times New Roman" w:cs="Times New Roman"/>
+          <w:sz w:val="28"/>
+          <w:szCs w:val="28"/>
+          <w:lang w:val="en-US" w:eastAsia="ru-RU"/>
         </w:rPr>
         <w:t>for</w:t>
       </w:r>
-      <w:proofErr w:type="spellEnd"/>
-      <w:r>
-        <w:rPr>
-          <w:rFonts w:ascii="Times New Roman" w:eastAsia="Times New Roman" w:hAnsi="Times New Roman" w:cs="Times New Roman"/>
-          <w:sz w:val="28"/>
-          <w:szCs w:val="28"/>
-          <w:lang w:eastAsia="ru-RU"/>
-        </w:rPr>
-        <w:t xml:space="preserve"> используется для повторения действий заданное количество раз или перебора последовательности.</w:t>
+      <w:r>
+        <w:rPr>
+          <w:rFonts w:ascii="Times New Roman" w:eastAsia="Times New Roman" w:hAnsi="Times New Roman" w:cs="Times New Roman"/>
+          <w:sz w:val="28"/>
+          <w:szCs w:val="28"/>
+          <w:lang w:eastAsia="ru-RU"/>
+        </w:rPr>
+        <w:t xml:space="preserve"> </w:t>
+      </w:r>
+      <w:r>
+        <w:rPr>
+          <w:rFonts w:ascii="Times New Roman" w:eastAsia="Times New Roman" w:hAnsi="Times New Roman" w:cs="Times New Roman"/>
+          <w:sz w:val="28"/>
+          <w:szCs w:val="28"/>
+          <w:lang w:val="en-US" w:eastAsia="ru-RU"/>
+        </w:rPr>
+        <w:t>i</w:t>
+      </w:r>
+      <w:r>
+        <w:rPr>
+          <w:rFonts w:ascii="Times New Roman" w:eastAsia="Times New Roman" w:hAnsi="Times New Roman" w:cs="Times New Roman"/>
+          <w:sz w:val="28"/>
+          <w:szCs w:val="28"/>
+          <w:lang w:eastAsia="ru-RU"/>
+        </w:rPr>
+        <w:t xml:space="preserve"> </w:t>
+      </w:r>
+      <w:r>
+        <w:rPr>
+          <w:rFonts w:ascii="Times New Roman" w:eastAsia="Times New Roman" w:hAnsi="Times New Roman" w:cs="Times New Roman"/>
+          <w:sz w:val="28"/>
+          <w:szCs w:val="28"/>
+          <w:lang w:val="en-US" w:eastAsia="ru-RU"/>
+        </w:rPr>
+        <w:t>in</w:t>
+      </w:r>
+      <w:r>
+        <w:rPr>
+          <w:rFonts w:ascii="Times New Roman" w:eastAsia="Times New Roman" w:hAnsi="Times New Roman" w:cs="Times New Roman"/>
+          <w:sz w:val="28"/>
+          <w:szCs w:val="28"/>
+          <w:lang w:eastAsia="ru-RU"/>
+        </w:rPr>
+        <w:t xml:space="preserve"> </w:t>
+      </w:r>
+      <w:r>
+        <w:rPr>
+          <w:rFonts w:ascii="Times New Roman" w:eastAsia="Times New Roman" w:hAnsi="Times New Roman" w:cs="Times New Roman"/>
+          <w:sz w:val="28"/>
+          <w:szCs w:val="28"/>
+          <w:lang w:val="en-US" w:eastAsia="ru-RU"/>
+        </w:rPr>
+        <w:t>range</w:t>
+      </w:r>
+      <w:r>
+        <w:rPr>
+          <w:rFonts w:ascii="Times New Roman" w:eastAsia="Times New Roman" w:hAnsi="Times New Roman" w:cs="Times New Roman"/>
+          <w:sz w:val="28"/>
+          <w:szCs w:val="28"/>
+          <w:lang w:eastAsia="ru-RU"/>
+        </w:rPr>
+        <w:t>(1, 11):</w:t>
       </w:r>
     </w:p>
     <w:p>
@@ -2234,7 +2153,16 @@
           <w:szCs w:val="28"/>
           <w:lang w:eastAsia="ru-RU"/>
         </w:rPr>
-        <w:t>Можно задавать начальное и конечное значение:</w:t>
+        <w:t>Цикл while выполняется, пока условие истинно:</w:t>
+      </w:r>
+      <w:r>
+        <w:rPr>
+          <w:rFonts w:ascii="Times New Roman" w:eastAsia="Times New Roman" w:hAnsi="Times New Roman" w:cs="Times New Roman"/>
+          <w:sz w:val="28"/>
+          <w:szCs w:val="28"/>
+          <w:lang w:val="en-US" w:eastAsia="ru-RU"/>
+        </w:rPr>
+        <w:t>while</w:t>
       </w:r>
       <w:r>
         <w:rPr>
@@ -2252,31 +2180,81 @@
           <w:szCs w:val="28"/>
           <w:lang w:val="en-US" w:eastAsia="ru-RU"/>
         </w:rPr>
-        <w:t>for</w:t>
-      </w:r>
-      <w:r>
-        <w:rPr>
-          <w:rFonts w:ascii="Times New Roman" w:eastAsia="Times New Roman" w:hAnsi="Times New Roman" w:cs="Times New Roman"/>
+        <w:t>number</w:t>
+      </w:r>
+      <w:r>
+        <w:rPr>
+          <w:rFonts w:ascii="Times New Roman" w:eastAsia="Times New Roman" w:hAnsi="Times New Roman" w:cs="Times New Roman"/>
+          <w:sz w:val="28"/>
+          <w:szCs w:val="28"/>
+          <w:lang w:eastAsia="ru-RU"/>
+        </w:rPr>
+        <w:t xml:space="preserve"> &lt;= 10</w:t>
+      </w:r>
+      <w:r>
+        <w:rPr>
+          <w:rFonts w:ascii="Times New Roman" w:eastAsia="Times New Roman" w:hAnsi="Times New Roman" w:cs="Times New Roman"/>
+          <w:sz w:val="28"/>
+          <w:szCs w:val="28"/>
+          <w:lang w:eastAsia="ru-RU"/>
+        </w:rPr>
+        <w:t xml:space="preserve">:. </w:t>
+      </w:r>
+      <w:r>
+        <w:rPr>
+          <w:rFonts w:ascii="Times New Roman" w:eastAsia="Times New Roman" w:hAnsi="Times New Roman" w:cs="Times New Roman"/>
+          <w:sz w:val="28"/>
+          <w:szCs w:val="28"/>
+          <w:lang w:eastAsia="ru-RU"/>
+        </w:rPr>
+        <w:t>При работе с while необходимо следить за изменением переменных, участвующих в условии, чтобы избежать бесконечного цикла.</w:t>
+      </w:r>
+    </w:p>
+    <w:p>
+      <w:pPr>
+        <w:spacing w:before="100" w:beforeAutospacing="1" w:after="100" w:afterAutospacing="1" w:line="240" w:lineRule="auto"/>
+        <w:jc w:val="both"/>
+        <w:outlineLvl w:val="0"/>
+        <w:rPr>
+          <w:rFonts w:ascii="Times New Roman" w:eastAsia="Times New Roman" w:hAnsi="Times New Roman" w:cs="Times New Roman"/>
+          <w:sz w:val="28"/>
+          <w:szCs w:val="28"/>
+          <w:lang w:eastAsia="ru-RU"/>
+        </w:rPr>
+      </w:pPr>
+      <w:r>
+        <w:rPr>
+          <w:rFonts w:ascii="Times New Roman" w:eastAsia="Times New Roman" w:hAnsi="Times New Roman" w:cs="Times New Roman"/>
+          <w:kern w:val="36"/>
+          <w:sz w:val="28"/>
+          <w:szCs w:val="28"/>
+          <w:lang w:eastAsia="ru-RU"/>
+        </w:rPr>
+        <w:t>Функции</w:t>
+      </w:r>
+      <w:r>
+        <w:rPr>
+          <w:rFonts w:ascii="Times New Roman" w:eastAsia="Times New Roman" w:hAnsi="Times New Roman" w:cs="Times New Roman"/>
+          <w:kern w:val="36"/>
           <w:sz w:val="28"/>
           <w:szCs w:val="28"/>
           <w:lang w:eastAsia="ru-RU"/>
         </w:rPr>
         <w:t xml:space="preserve"> </w:t>
       </w:r>
-      <w:proofErr w:type="spellStart"/>
-      <w:r>
-        <w:rPr>
-          <w:rFonts w:ascii="Times New Roman" w:eastAsia="Times New Roman" w:hAnsi="Times New Roman" w:cs="Times New Roman"/>
-          <w:sz w:val="28"/>
-          <w:szCs w:val="28"/>
-          <w:lang w:val="en-US" w:eastAsia="ru-RU"/>
-        </w:rPr>
-        <w:t>i</w:t>
-      </w:r>
-      <w:proofErr w:type="spellEnd"/>
-      <w:r>
-        <w:rPr>
-          <w:rFonts w:ascii="Times New Roman" w:eastAsia="Times New Roman" w:hAnsi="Times New Roman" w:cs="Times New Roman"/>
+      <w:r>
+        <w:rPr>
+          <w:rFonts w:ascii="Times New Roman" w:eastAsia="Times New Roman" w:hAnsi="Times New Roman" w:cs="Times New Roman"/>
+          <w:sz w:val="28"/>
+          <w:szCs w:val="28"/>
+          <w:lang w:eastAsia="ru-RU"/>
+        </w:rPr>
+        <w:t>Функция позволяет выделить отдельную операцию и использовать её многократно.</w:t>
+      </w:r>
+      <w:r>
+        <w:rPr>
+          <w:rFonts w:ascii="Times New Roman" w:eastAsia="Times New Roman" w:hAnsi="Times New Roman" w:cs="Times New Roman"/>
+          <w:kern w:val="36"/>
           <w:sz w:val="28"/>
           <w:szCs w:val="28"/>
           <w:lang w:eastAsia="ru-RU"/>
@@ -2290,7 +2268,7 @@
           <w:szCs w:val="28"/>
           <w:lang w:val="en-US" w:eastAsia="ru-RU"/>
         </w:rPr>
-        <w:t>in</w:t>
+        <w:t>def</w:t>
       </w:r>
       <w:r>
         <w:rPr>
@@ -2308,75 +2286,34 @@
           <w:szCs w:val="28"/>
           <w:lang w:val="en-US" w:eastAsia="ru-RU"/>
         </w:rPr>
-        <w:t>range</w:t>
-      </w:r>
-      <w:r>
-        <w:rPr>
-          <w:rFonts w:ascii="Times New Roman" w:eastAsia="Times New Roman" w:hAnsi="Times New Roman" w:cs="Times New Roman"/>
-          <w:sz w:val="28"/>
-          <w:szCs w:val="28"/>
-          <w:lang w:eastAsia="ru-RU"/>
-        </w:rPr>
-        <w:t>(1, 11):</w:t>
-      </w:r>
-    </w:p>
-    <w:p>
-      <w:pPr>
-        <w:spacing w:before="100" w:beforeAutospacing="1" w:after="100" w:afterAutospacing="1" w:line="240" w:lineRule="auto"/>
-        <w:jc w:val="both"/>
-        <w:rPr>
-          <w:rFonts w:ascii="Times New Roman" w:eastAsia="Times New Roman" w:hAnsi="Times New Roman" w:cs="Times New Roman"/>
-          <w:sz w:val="28"/>
-          <w:szCs w:val="28"/>
-          <w:lang w:eastAsia="ru-RU"/>
-        </w:rPr>
-      </w:pPr>
-      <w:r>
-        <w:rPr>
-          <w:rFonts w:ascii="Times New Roman" w:eastAsia="Times New Roman" w:hAnsi="Times New Roman" w:cs="Times New Roman"/>
-          <w:sz w:val="28"/>
-          <w:szCs w:val="28"/>
-          <w:lang w:eastAsia="ru-RU"/>
-        </w:rPr>
-        <w:t xml:space="preserve">Цикл </w:t>
-      </w:r>
-      <w:proofErr w:type="spellStart"/>
-      <w:r>
-        <w:rPr>
-          <w:rFonts w:ascii="Times New Roman" w:eastAsia="Times New Roman" w:hAnsi="Times New Roman" w:cs="Times New Roman"/>
-          <w:sz w:val="28"/>
-          <w:szCs w:val="28"/>
-          <w:lang w:eastAsia="ru-RU"/>
-        </w:rPr>
-        <w:t>while</w:t>
-      </w:r>
-      <w:proofErr w:type="spellEnd"/>
-      <w:r>
-        <w:rPr>
-          <w:rFonts w:ascii="Times New Roman" w:eastAsia="Times New Roman" w:hAnsi="Times New Roman" w:cs="Times New Roman"/>
-          <w:sz w:val="28"/>
-          <w:szCs w:val="28"/>
-          <w:lang w:eastAsia="ru-RU"/>
-        </w:rPr>
-        <w:t xml:space="preserve"> выполняется, пока условие истинно:</w:t>
-      </w:r>
-      <w:r>
-        <w:rPr>
-          <w:rFonts w:ascii="Times New Roman" w:eastAsia="Times New Roman" w:hAnsi="Times New Roman" w:cs="Times New Roman"/>
-          <w:sz w:val="28"/>
-          <w:szCs w:val="28"/>
-          <w:lang w:val="en-US" w:eastAsia="ru-RU"/>
-        </w:rPr>
-        <w:t>while</w:t>
-      </w:r>
-      <w:r>
-        <w:rPr>
-          <w:rFonts w:ascii="Times New Roman" w:eastAsia="Times New Roman" w:hAnsi="Times New Roman" w:cs="Times New Roman"/>
-          <w:sz w:val="28"/>
-          <w:szCs w:val="28"/>
-          <w:lang w:eastAsia="ru-RU"/>
-        </w:rPr>
-        <w:t xml:space="preserve"> </w:t>
+        <w:t>calculate</w:t>
+      </w:r>
+      <w:r>
+        <w:rPr>
+          <w:rFonts w:ascii="Times New Roman" w:eastAsia="Times New Roman" w:hAnsi="Times New Roman" w:cs="Times New Roman"/>
+          <w:sz w:val="28"/>
+          <w:szCs w:val="28"/>
+          <w:lang w:eastAsia="ru-RU"/>
+        </w:rPr>
+        <w:t>_</w:t>
+      </w:r>
+      <w:r>
+        <w:rPr>
+          <w:rFonts w:ascii="Times New Roman" w:eastAsia="Times New Roman" w:hAnsi="Times New Roman" w:cs="Times New Roman"/>
+          <w:sz w:val="28"/>
+          <w:szCs w:val="28"/>
+          <w:lang w:val="en-US" w:eastAsia="ru-RU"/>
+        </w:rPr>
+        <w:t>square</w:t>
+      </w:r>
+      <w:r>
+        <w:rPr>
+          <w:rFonts w:ascii="Times New Roman" w:eastAsia="Times New Roman" w:hAnsi="Times New Roman" w:cs="Times New Roman"/>
+          <w:sz w:val="28"/>
+          <w:szCs w:val="28"/>
+          <w:lang w:eastAsia="ru-RU"/>
+        </w:rPr>
+        <w:t>(</w:t>
       </w:r>
       <w:r>
         <w:rPr>
@@ -2394,189 +2331,6 @@
           <w:szCs w:val="28"/>
           <w:lang w:eastAsia="ru-RU"/>
         </w:rPr>
-        <w:t xml:space="preserve"> &lt;= </w:t>
-      </w:r>
-      <w:proofErr w:type="gramStart"/>
-      <w:r>
-        <w:rPr>
-          <w:rFonts w:ascii="Times New Roman" w:eastAsia="Times New Roman" w:hAnsi="Times New Roman" w:cs="Times New Roman"/>
-          <w:sz w:val="28"/>
-          <w:szCs w:val="28"/>
-          <w:lang w:eastAsia="ru-RU"/>
-        </w:rPr>
-        <w:t>10</w:t>
-      </w:r>
-      <w:r>
-        <w:rPr>
-          <w:rFonts w:ascii="Times New Roman" w:eastAsia="Times New Roman" w:hAnsi="Times New Roman" w:cs="Times New Roman"/>
-          <w:sz w:val="28"/>
-          <w:szCs w:val="28"/>
-          <w:lang w:eastAsia="ru-RU"/>
-        </w:rPr>
-        <w:t>:.</w:t>
-      </w:r>
-      <w:proofErr w:type="gramEnd"/>
-      <w:r>
-        <w:rPr>
-          <w:rFonts w:ascii="Times New Roman" w:eastAsia="Times New Roman" w:hAnsi="Times New Roman" w:cs="Times New Roman"/>
-          <w:sz w:val="28"/>
-          <w:szCs w:val="28"/>
-          <w:lang w:eastAsia="ru-RU"/>
-        </w:rPr>
-        <w:t xml:space="preserve"> </w:t>
-      </w:r>
-      <w:r>
-        <w:rPr>
-          <w:rFonts w:ascii="Times New Roman" w:eastAsia="Times New Roman" w:hAnsi="Times New Roman" w:cs="Times New Roman"/>
-          <w:sz w:val="28"/>
-          <w:szCs w:val="28"/>
-          <w:lang w:eastAsia="ru-RU"/>
-        </w:rPr>
-        <w:t xml:space="preserve">При работе с </w:t>
-      </w:r>
-      <w:proofErr w:type="spellStart"/>
-      <w:r>
-        <w:rPr>
-          <w:rFonts w:ascii="Times New Roman" w:eastAsia="Times New Roman" w:hAnsi="Times New Roman" w:cs="Times New Roman"/>
-          <w:sz w:val="28"/>
-          <w:szCs w:val="28"/>
-          <w:lang w:eastAsia="ru-RU"/>
-        </w:rPr>
-        <w:t>while</w:t>
-      </w:r>
-      <w:proofErr w:type="spellEnd"/>
-      <w:r>
-        <w:rPr>
-          <w:rFonts w:ascii="Times New Roman" w:eastAsia="Times New Roman" w:hAnsi="Times New Roman" w:cs="Times New Roman"/>
-          <w:sz w:val="28"/>
-          <w:szCs w:val="28"/>
-          <w:lang w:eastAsia="ru-RU"/>
-        </w:rPr>
-        <w:t xml:space="preserve"> необходимо следить за изменением переменных, участвующих в условии, чтобы избежать бесконечного цикла.</w:t>
-      </w:r>
-    </w:p>
-    <w:p>
-      <w:pPr>
-        <w:spacing w:before="100" w:beforeAutospacing="1" w:after="100" w:afterAutospacing="1" w:line="240" w:lineRule="auto"/>
-        <w:jc w:val="both"/>
-        <w:outlineLvl w:val="0"/>
-        <w:rPr>
-          <w:rFonts w:ascii="Times New Roman" w:eastAsia="Times New Roman" w:hAnsi="Times New Roman" w:cs="Times New Roman"/>
-          <w:sz w:val="28"/>
-          <w:szCs w:val="28"/>
-          <w:lang w:eastAsia="ru-RU"/>
-        </w:rPr>
-      </w:pPr>
-      <w:r>
-        <w:rPr>
-          <w:rFonts w:ascii="Times New Roman" w:eastAsia="Times New Roman" w:hAnsi="Times New Roman" w:cs="Times New Roman"/>
-          <w:kern w:val="36"/>
-          <w:sz w:val="28"/>
-          <w:szCs w:val="28"/>
-          <w:lang w:eastAsia="ru-RU"/>
-        </w:rPr>
-        <w:t>Функции</w:t>
-      </w:r>
-      <w:r>
-        <w:rPr>
-          <w:rFonts w:ascii="Times New Roman" w:eastAsia="Times New Roman" w:hAnsi="Times New Roman" w:cs="Times New Roman"/>
-          <w:kern w:val="36"/>
-          <w:sz w:val="28"/>
-          <w:szCs w:val="28"/>
-          <w:lang w:eastAsia="ru-RU"/>
-        </w:rPr>
-        <w:t xml:space="preserve"> </w:t>
-      </w:r>
-      <w:r>
-        <w:rPr>
-          <w:rFonts w:ascii="Times New Roman" w:eastAsia="Times New Roman" w:hAnsi="Times New Roman" w:cs="Times New Roman"/>
-          <w:sz w:val="28"/>
-          <w:szCs w:val="28"/>
-          <w:lang w:eastAsia="ru-RU"/>
-        </w:rPr>
-        <w:t>Функция позволяет выделить отдельную операцию и использовать её многократно.</w:t>
-      </w:r>
-      <w:r>
-        <w:rPr>
-          <w:rFonts w:ascii="Times New Roman" w:eastAsia="Times New Roman" w:hAnsi="Times New Roman" w:cs="Times New Roman"/>
-          <w:kern w:val="36"/>
-          <w:sz w:val="28"/>
-          <w:szCs w:val="28"/>
-          <w:lang w:eastAsia="ru-RU"/>
-        </w:rPr>
-        <w:t xml:space="preserve"> </w:t>
-      </w:r>
-      <w:r>
-        <w:rPr>
-          <w:rFonts w:ascii="Times New Roman" w:eastAsia="Times New Roman" w:hAnsi="Times New Roman" w:cs="Times New Roman"/>
-          <w:sz w:val="28"/>
-          <w:szCs w:val="28"/>
-          <w:lang w:val="en-US" w:eastAsia="ru-RU"/>
-        </w:rPr>
-        <w:t>def</w:t>
-      </w:r>
-      <w:r>
-        <w:rPr>
-          <w:rFonts w:ascii="Times New Roman" w:eastAsia="Times New Roman" w:hAnsi="Times New Roman" w:cs="Times New Roman"/>
-          <w:sz w:val="28"/>
-          <w:szCs w:val="28"/>
-          <w:lang w:eastAsia="ru-RU"/>
-        </w:rPr>
-        <w:t xml:space="preserve"> </w:t>
-      </w:r>
-      <w:r>
-        <w:rPr>
-          <w:rFonts w:ascii="Times New Roman" w:eastAsia="Times New Roman" w:hAnsi="Times New Roman" w:cs="Times New Roman"/>
-          <w:sz w:val="28"/>
-          <w:szCs w:val="28"/>
-          <w:lang w:val="en-US" w:eastAsia="ru-RU"/>
-        </w:rPr>
-        <w:t>calculate</w:t>
-      </w:r>
-      <w:r>
-        <w:rPr>
-          <w:rFonts w:ascii="Times New Roman" w:eastAsia="Times New Roman" w:hAnsi="Times New Roman" w:cs="Times New Roman"/>
-          <w:sz w:val="28"/>
-          <w:szCs w:val="28"/>
-          <w:lang w:eastAsia="ru-RU"/>
-        </w:rPr>
-        <w:t>_</w:t>
-      </w:r>
-      <w:r>
-        <w:rPr>
-          <w:rFonts w:ascii="Times New Roman" w:eastAsia="Times New Roman" w:hAnsi="Times New Roman" w:cs="Times New Roman"/>
-          <w:sz w:val="28"/>
-          <w:szCs w:val="28"/>
-          <w:lang w:val="en-US" w:eastAsia="ru-RU"/>
-        </w:rPr>
-        <w:t>square</w:t>
-      </w:r>
-      <w:r>
-        <w:rPr>
-          <w:rFonts w:ascii="Times New Roman" w:eastAsia="Times New Roman" w:hAnsi="Times New Roman" w:cs="Times New Roman"/>
-          <w:sz w:val="28"/>
-          <w:szCs w:val="28"/>
-          <w:lang w:eastAsia="ru-RU"/>
-        </w:rPr>
-        <w:t>(</w:t>
-      </w:r>
-      <w:r>
-        <w:rPr>
-          <w:rFonts w:ascii="Times New Roman" w:eastAsia="Times New Roman" w:hAnsi="Times New Roman" w:cs="Times New Roman"/>
-          <w:sz w:val="28"/>
-          <w:szCs w:val="28"/>
-          <w:lang w:val="en-US" w:eastAsia="ru-RU"/>
-        </w:rPr>
-        <w:t>number</w:t>
-      </w:r>
-      <w:proofErr w:type="gramStart"/>
-      <w:r>
-        <w:rPr>
-          <w:rFonts w:ascii="Times New Roman" w:eastAsia="Times New Roman" w:hAnsi="Times New Roman" w:cs="Times New Roman"/>
-          <w:sz w:val="28"/>
-          <w:szCs w:val="28"/>
-          <w:lang w:eastAsia="ru-RU"/>
-        </w:rPr>
         <w:t>):</w:t>
       </w:r>
       <w:r>
@@ -2586,17 +2340,7 @@
           <w:szCs w:val="28"/>
           <w:lang w:eastAsia="ru-RU"/>
         </w:rPr>
-        <w:t>.</w:t>
-      </w:r>
-      <w:proofErr w:type="gramEnd"/>
-      <w:r>
-        <w:rPr>
-          <w:rFonts w:ascii="Times New Roman" w:eastAsia="Times New Roman" w:hAnsi="Times New Roman" w:cs="Times New Roman"/>
-          <w:sz w:val="28"/>
-          <w:szCs w:val="28"/>
-          <w:lang w:eastAsia="ru-RU"/>
-        </w:rPr>
-        <w:t xml:space="preserve"> </w:t>
+        <w:t xml:space="preserve">. </w:t>
       </w:r>
       <w:r>
         <w:rPr>
@@ -2847,7 +2591,7 @@
           <w:rFonts w:ascii="Times New Roman" w:eastAsia="Times New Roman" w:hAnsi="Times New Roman" w:cs="Times New Roman"/>
           <w:sz w:val="28"/>
           <w:szCs w:val="28"/>
-          <w:lang w:eastAsia="ru-RU"/>
+          <w:lang w:val="en-US" w:eastAsia="ru-RU"/>
         </w:rPr>
       </w:pPr>
       <w:r>
@@ -2864,11 +2608,10 @@
           <w:rFonts w:ascii="Times New Roman" w:eastAsia="Times New Roman" w:hAnsi="Times New Roman" w:cs="Times New Roman"/>
           <w:sz w:val="28"/>
           <w:szCs w:val="28"/>
-          <w:lang w:eastAsia="ru-RU"/>
+          <w:lang w:val="en-US" w:eastAsia="ru-RU"/>
         </w:rPr>
         <w:t xml:space="preserve"> </w:t>
       </w:r>
-      <w:proofErr w:type="gramStart"/>
       <w:r>
         <w:rPr>
           <w:rFonts w:ascii="Times New Roman" w:eastAsia="Times New Roman" w:hAnsi="Times New Roman" w:cs="Times New Roman"/>
@@ -2883,19 +2626,9 @@
           <w:rFonts w:ascii="Times New Roman" w:eastAsia="Times New Roman" w:hAnsi="Times New Roman" w:cs="Times New Roman"/>
           <w:sz w:val="28"/>
           <w:szCs w:val="28"/>
-          <w:lang w:eastAsia="ru-RU"/>
-        </w:rPr>
-        <w:t>(</w:t>
-      </w:r>
-      <w:proofErr w:type="gramEnd"/>
-      <w:r>
-        <w:rPr>
-          <w:rFonts w:ascii="Times New Roman" w:eastAsia="Times New Roman" w:hAnsi="Times New Roman" w:cs="Times New Roman"/>
-          <w:sz w:val="28"/>
-          <w:szCs w:val="28"/>
-          <w:lang w:eastAsia="ru-RU"/>
-        </w:rPr>
-        <w:t>):</w:t>
+          <w:lang w:val="en-US" w:eastAsia="ru-RU"/>
+        </w:rPr>
+        <w:t>():</w:t>
       </w:r>
     </w:p>
     <w:p>
@@ -2932,7 +2665,7 @@
           <w:rFonts w:ascii="Times New Roman" w:eastAsia="Times New Roman" w:hAnsi="Times New Roman" w:cs="Times New Roman"/>
           <w:sz w:val="28"/>
           <w:szCs w:val="28"/>
-          <w:lang w:eastAsia="ru-RU"/>
+          <w:lang w:val="en-US" w:eastAsia="ru-RU"/>
         </w:rPr>
         <w:t xml:space="preserve">    #</w:t>
       </w:r>
@@ -2963,7 +2696,7 @@
           <w:rFonts w:ascii="Times New Roman" w:eastAsia="Times New Roman" w:hAnsi="Times New Roman" w:cs="Times New Roman"/>
           <w:sz w:val="28"/>
           <w:szCs w:val="28"/>
-          <w:lang w:eastAsia="ru-RU"/>
+          <w:lang w:val="en-US" w:eastAsia="ru-RU"/>
         </w:rPr>
       </w:pPr>
       <w:r>
@@ -2989,11 +2722,10 @@
           <w:rFonts w:ascii="Times New Roman" w:eastAsia="Times New Roman" w:hAnsi="Times New Roman" w:cs="Times New Roman"/>
           <w:sz w:val="28"/>
           <w:szCs w:val="28"/>
-          <w:lang w:eastAsia="ru-RU"/>
+          <w:lang w:val="en-US" w:eastAsia="ru-RU"/>
         </w:rPr>
         <w:t xml:space="preserve"> </w:t>
       </w:r>
-      <w:proofErr w:type="gramStart"/>
       <w:r>
         <w:rPr>
           <w:rFonts w:ascii="Times New Roman" w:eastAsia="Times New Roman" w:hAnsi="Times New Roman" w:cs="Times New Roman"/>
@@ -3008,19 +2740,9 @@
           <w:rFonts w:ascii="Times New Roman" w:eastAsia="Times New Roman" w:hAnsi="Times New Roman" w:cs="Times New Roman"/>
           <w:sz w:val="28"/>
           <w:szCs w:val="28"/>
-          <w:lang w:eastAsia="ru-RU"/>
-        </w:rPr>
-        <w:t>(</w:t>
-      </w:r>
-      <w:proofErr w:type="gramEnd"/>
-      <w:r>
-        <w:rPr>
-          <w:rFonts w:ascii="Times New Roman" w:eastAsia="Times New Roman" w:hAnsi="Times New Roman" w:cs="Times New Roman"/>
-          <w:sz w:val="28"/>
-          <w:szCs w:val="28"/>
-          <w:lang w:eastAsia="ru-RU"/>
-        </w:rPr>
-        <w:t>):</w:t>
+          <w:lang w:val="en-US" w:eastAsia="ru-RU"/>
+        </w:rPr>
+        <w:t>():</w:t>
       </w:r>
     </w:p>
     <w:p>
@@ -3057,7 +2779,7 @@
           <w:rFonts w:ascii="Times New Roman" w:eastAsia="Times New Roman" w:hAnsi="Times New Roman" w:cs="Times New Roman"/>
           <w:sz w:val="28"/>
           <w:szCs w:val="28"/>
-          <w:lang w:eastAsia="ru-RU"/>
+          <w:lang w:val="en-US" w:eastAsia="ru-RU"/>
         </w:rPr>
         <w:t xml:space="preserve">    # </w:t>
       </w:r>
@@ -3075,7 +2797,7 @@
           <w:rFonts w:ascii="Times New Roman" w:eastAsia="Times New Roman" w:hAnsi="Times New Roman" w:cs="Times New Roman"/>
           <w:sz w:val="28"/>
           <w:szCs w:val="28"/>
-          <w:lang w:eastAsia="ru-RU"/>
+          <w:lang w:val="en-US" w:eastAsia="ru-RU"/>
         </w:rPr>
         <w:t xml:space="preserve"> </w:t>
       </w:r>
@@ -3115,15 +2837,15 @@
           <w:rFonts w:ascii="Times New Roman" w:eastAsia="Times New Roman" w:hAnsi="Times New Roman" w:cs="Times New Roman"/>
           <w:sz w:val="28"/>
           <w:szCs w:val="28"/>
-          <w:lang w:val="en-US" w:eastAsia="ru-RU"/>
-        </w:rPr>
-      </w:pPr>
-      <w:r>
-        <w:rPr>
-          <w:rFonts w:ascii="Times New Roman" w:eastAsia="Times New Roman" w:hAnsi="Times New Roman" w:cs="Times New Roman"/>
-          <w:sz w:val="28"/>
-          <w:szCs w:val="28"/>
-          <w:lang w:eastAsia="ru-RU"/>
+          <w:lang w:eastAsia="ru-RU"/>
+        </w:rPr>
+      </w:pPr>
+      <w:r>
+        <w:rPr>
+          <w:rFonts w:ascii="Times New Roman" w:eastAsia="Times New Roman" w:hAnsi="Times New Roman" w:cs="Times New Roman"/>
+          <w:sz w:val="28"/>
+          <w:szCs w:val="28"/>
+          <w:lang w:val="en-US" w:eastAsia="ru-RU"/>
         </w:rPr>
         <w:t xml:space="preserve">    </w:t>
       </w:r>
@@ -3163,7 +2885,7 @@
           <w:rFonts w:ascii="Times New Roman" w:eastAsia="Times New Roman" w:hAnsi="Times New Roman" w:cs="Times New Roman"/>
           <w:sz w:val="28"/>
           <w:szCs w:val="28"/>
-          <w:lang w:val="en-US" w:eastAsia="ru-RU"/>
+          <w:lang w:eastAsia="ru-RU"/>
         </w:rPr>
       </w:pPr>
       <w:r>
@@ -3180,7 +2902,7 @@
           <w:rFonts w:ascii="Times New Roman" w:eastAsia="Times New Roman" w:hAnsi="Times New Roman" w:cs="Times New Roman"/>
           <w:sz w:val="28"/>
           <w:szCs w:val="28"/>
-          <w:lang w:val="en-US" w:eastAsia="ru-RU"/>
+          <w:lang w:eastAsia="ru-RU"/>
         </w:rPr>
         <w:t xml:space="preserve"># </w:t>
       </w:r>
@@ -3198,7 +2920,7 @@
           <w:rFonts w:ascii="Times New Roman" w:eastAsia="Times New Roman" w:hAnsi="Times New Roman" w:cs="Times New Roman"/>
           <w:sz w:val="28"/>
           <w:szCs w:val="28"/>
-          <w:lang w:val="en-US" w:eastAsia="ru-RU"/>
+          <w:lang w:eastAsia="ru-RU"/>
         </w:rPr>
         <w:t xml:space="preserve"> </w:t>
       </w:r>
@@ -3238,7 +2960,7 @@
           <w:rFonts w:ascii="Times New Roman" w:eastAsia="Times New Roman" w:hAnsi="Times New Roman" w:cs="Times New Roman"/>
           <w:sz w:val="28"/>
           <w:szCs w:val="28"/>
-          <w:lang w:val="en-US" w:eastAsia="ru-RU"/>
+          <w:lang w:eastAsia="ru-RU"/>
         </w:rPr>
       </w:pPr>
     </w:p>
@@ -3268,17 +2990,62 @@
           <w:rFonts w:ascii="Times New Roman" w:eastAsia="Times New Roman" w:hAnsi="Times New Roman" w:cs="Times New Roman"/>
           <w:sz w:val="28"/>
           <w:szCs w:val="28"/>
-          <w:lang w:val="en-US" w:eastAsia="ru-RU"/>
-        </w:rPr>
-      </w:pPr>
-      <w:r>
-        <w:rPr>
-          <w:rFonts w:ascii="Times New Roman" w:eastAsia="Times New Roman" w:hAnsi="Times New Roman" w:cs="Times New Roman"/>
-          <w:sz w:val="28"/>
-          <w:szCs w:val="28"/>
-          <w:lang w:val="en-US" w:eastAsia="ru-RU"/>
-        </w:rPr>
-        <w:t>if __name__ == "__main__":</w:t>
+          <w:lang w:eastAsia="ru-RU"/>
+        </w:rPr>
+      </w:pPr>
+      <w:r>
+        <w:rPr>
+          <w:rFonts w:ascii="Times New Roman" w:eastAsia="Times New Roman" w:hAnsi="Times New Roman" w:cs="Times New Roman"/>
+          <w:sz w:val="28"/>
+          <w:szCs w:val="28"/>
+          <w:lang w:val="en-US" w:eastAsia="ru-RU"/>
+        </w:rPr>
+        <w:t>if</w:t>
+      </w:r>
+      <w:r>
+        <w:rPr>
+          <w:rFonts w:ascii="Times New Roman" w:eastAsia="Times New Roman" w:hAnsi="Times New Roman" w:cs="Times New Roman"/>
+          <w:sz w:val="28"/>
+          <w:szCs w:val="28"/>
+          <w:lang w:eastAsia="ru-RU"/>
+        </w:rPr>
+        <w:t xml:space="preserve"> __</w:t>
+      </w:r>
+      <w:r>
+        <w:rPr>
+          <w:rFonts w:ascii="Times New Roman" w:eastAsia="Times New Roman" w:hAnsi="Times New Roman" w:cs="Times New Roman"/>
+          <w:sz w:val="28"/>
+          <w:szCs w:val="28"/>
+          <w:lang w:val="en-US" w:eastAsia="ru-RU"/>
+        </w:rPr>
+        <w:t>name</w:t>
+      </w:r>
+      <w:r>
+        <w:rPr>
+          <w:rFonts w:ascii="Times New Roman" w:eastAsia="Times New Roman" w:hAnsi="Times New Roman" w:cs="Times New Roman"/>
+          <w:sz w:val="28"/>
+          <w:szCs w:val="28"/>
+          <w:lang w:eastAsia="ru-RU"/>
+        </w:rPr>
+        <w:t>__ == "__</w:t>
+      </w:r>
+      <w:r>
+        <w:rPr>
+          <w:rFonts w:ascii="Times New Roman" w:eastAsia="Times New Roman" w:hAnsi="Times New Roman" w:cs="Times New Roman"/>
+          <w:sz w:val="28"/>
+          <w:szCs w:val="28"/>
+          <w:lang w:val="en-US" w:eastAsia="ru-RU"/>
+        </w:rPr>
+        <w:t>main</w:t>
+      </w:r>
+      <w:r>
+        <w:rPr>
+          <w:rFonts w:ascii="Times New Roman" w:eastAsia="Times New Roman" w:hAnsi="Times New Roman" w:cs="Times New Roman"/>
+          <w:sz w:val="28"/>
+          <w:szCs w:val="28"/>
+          <w:lang w:eastAsia="ru-RU"/>
+        </w:rPr>
+        <w:t>__":</w:t>
       </w:r>
     </w:p>
     <w:p>
@@ -3315,29 +3082,18 @@
           <w:rFonts w:ascii="Times New Roman" w:eastAsia="Times New Roman" w:hAnsi="Times New Roman" w:cs="Times New Roman"/>
           <w:sz w:val="28"/>
           <w:szCs w:val="28"/>
-          <w:lang w:val="en-US" w:eastAsia="ru-RU"/>
+          <w:lang w:eastAsia="ru-RU"/>
         </w:rPr>
         <w:t xml:space="preserve">    </w:t>
       </w:r>
-      <w:proofErr w:type="gramStart"/>
-      <w:r>
-        <w:rPr>
-          <w:rFonts w:ascii="Times New Roman" w:eastAsia="Times New Roman" w:hAnsi="Times New Roman" w:cs="Times New Roman"/>
-          <w:sz w:val="28"/>
-          <w:szCs w:val="28"/>
-          <w:lang w:val="en-US" w:eastAsia="ru-RU"/>
-        </w:rPr>
-        <w:t>main(</w:t>
-      </w:r>
-      <w:proofErr w:type="gramEnd"/>
-      <w:r>
-        <w:rPr>
-          <w:rFonts w:ascii="Times New Roman" w:eastAsia="Times New Roman" w:hAnsi="Times New Roman" w:cs="Times New Roman"/>
-          <w:sz w:val="28"/>
-          <w:szCs w:val="28"/>
-          <w:lang w:val="en-US" w:eastAsia="ru-RU"/>
-        </w:rPr>
-        <w:t>)</w:t>
+      <w:r>
+        <w:rPr>
+          <w:rFonts w:ascii="Times New Roman" w:eastAsia="Times New Roman" w:hAnsi="Times New Roman" w:cs="Times New Roman"/>
+          <w:sz w:val="28"/>
+          <w:szCs w:val="28"/>
+          <w:lang w:val="en-US" w:eastAsia="ru-RU"/>
+        </w:rPr>
+        <w:t>main()</w:t>
       </w:r>
     </w:p>
     <w:p>
@@ -3368,7 +3124,7 @@
           <w:bCs/>
           <w:sz w:val="28"/>
           <w:szCs w:val="28"/>
-          <w:lang w:eastAsia="ru-RU"/>
+          <w:lang w:val="en-US" w:eastAsia="ru-RU"/>
         </w:rPr>
       </w:pPr>
       <w:r>
@@ -3391,7 +3147,40 @@
           <w:szCs w:val="28"/>
           <w:lang w:eastAsia="ru-RU"/>
         </w:rPr>
-        <w:t xml:space="preserve">Код программы: </w:t>
+        <w:t>Код</w:t>
+      </w:r>
+      <w:r>
+        <w:rPr>
+          <w:rFonts w:ascii="Times New Roman" w:eastAsia="Times New Roman" w:hAnsi="Times New Roman" w:cs="Times New Roman"/>
+          <w:b/>
+          <w:bCs/>
+          <w:sz w:val="28"/>
+          <w:szCs w:val="28"/>
+          <w:lang w:val="en-US" w:eastAsia="ru-RU"/>
+        </w:rPr>
+        <w:t xml:space="preserve"> </w:t>
+      </w:r>
+      <w:r>
+        <w:rPr>
+          <w:rFonts w:ascii="Times New Roman" w:eastAsia="Times New Roman" w:hAnsi="Times New Roman" w:cs="Times New Roman"/>
+          <w:b/>
+          <w:bCs/>
+          <w:sz w:val="28"/>
+          <w:szCs w:val="28"/>
+          <w:lang w:eastAsia="ru-RU"/>
+        </w:rPr>
+        <w:t>программы</w:t>
+      </w:r>
+      <w:r>
+        <w:rPr>
+          <w:rFonts w:ascii="Times New Roman" w:eastAsia="Times New Roman" w:hAnsi="Times New Roman" w:cs="Times New Roman"/>
+          <w:b/>
+          <w:bCs/>
+          <w:sz w:val="28"/>
+          <w:szCs w:val="28"/>
+          <w:lang w:val="en-US" w:eastAsia="ru-RU"/>
+        </w:rPr>
+        <w:t xml:space="preserve">: </w:t>
       </w:r>
     </w:p>
     <w:p>
@@ -3412,7 +3201,7 @@
       <w:pPr>
         <w:pStyle w:val="a5"/>
         <w:rPr>
-          <w:lang w:eastAsia="ru-RU"/>
+          <w:lang w:val="en-US" w:eastAsia="ru-RU"/>
         </w:rPr>
       </w:pPr>
       <w:r>
@@ -3433,28 +3222,14 @@
         <w:rPr>
           <w:lang w:val="en-US" w:eastAsia="ru-RU"/>
         </w:rPr>
-        <w:t xml:space="preserve">def </w:t>
-      </w:r>
-      <w:proofErr w:type="gramStart"/>
-      <w:r>
-        <w:rPr>
-          <w:lang w:val="en-US" w:eastAsia="ru-RU"/>
-        </w:rPr>
-        <w:t>main(</w:t>
-      </w:r>
-      <w:proofErr w:type="gramEnd"/>
-      <w:r>
-        <w:rPr>
-          <w:lang w:val="en-US" w:eastAsia="ru-RU"/>
-        </w:rPr>
-        <w:t>):</w:t>
-      </w:r>
-    </w:p>
-    <w:p>
-      <w:pPr>
-        <w:pStyle w:val="a5"/>
-        <w:rPr>
-          <w:lang w:eastAsia="ru-RU"/>
+        <w:t>def main():</w:t>
+      </w:r>
+    </w:p>
+    <w:p>
+      <w:pPr>
+        <w:pStyle w:val="a5"/>
+        <w:rPr>
+          <w:lang w:val="en-US" w:eastAsia="ru-RU"/>
         </w:rPr>
       </w:pPr>
       <w:r>
@@ -3463,54 +3238,52 @@
         </w:rPr>
         <w:t xml:space="preserve">    </w:t>
       </w:r>
-      <w:proofErr w:type="spellStart"/>
-      <w:r>
-        <w:rPr>
-          <w:lang w:eastAsia="ru-RU"/>
-        </w:rPr>
-        <w:t>while</w:t>
-      </w:r>
-      <w:proofErr w:type="spellEnd"/>
-      <w:r>
-        <w:rPr>
-          <w:lang w:eastAsia="ru-RU"/>
-        </w:rPr>
-        <w:t>(True):</w:t>
-      </w:r>
-    </w:p>
-    <w:p>
-      <w:pPr>
-        <w:pStyle w:val="a5"/>
-        <w:rPr>
-          <w:lang w:eastAsia="ru-RU"/>
-        </w:rPr>
-      </w:pPr>
-      <w:r>
-        <w:rPr>
-          <w:lang w:eastAsia="ru-RU"/>
+      <w:r>
+        <w:rPr>
+          <w:lang w:val="en-US" w:eastAsia="ru-RU"/>
+        </w:rPr>
+        <w:t>while(True):</w:t>
+      </w:r>
+    </w:p>
+    <w:p>
+      <w:pPr>
+        <w:pStyle w:val="a5"/>
+        <w:rPr>
+          <w:lang w:val="en-US" w:eastAsia="ru-RU"/>
+        </w:rPr>
+      </w:pPr>
+      <w:r>
+        <w:rPr>
+          <w:lang w:val="en-US" w:eastAsia="ru-RU"/>
+        </w:rPr>
+        <w:t>        numberScores = []</w:t>
+      </w:r>
+    </w:p>
+    <w:p>
+      <w:pPr>
+        <w:pStyle w:val="a5"/>
+        <w:rPr>
+          <w:lang w:eastAsia="ru-RU"/>
+        </w:rPr>
+      </w:pPr>
+      <w:r>
+        <w:rPr>
+          <w:lang w:val="en-US" w:eastAsia="ru-RU"/>
         </w:rPr>
         <w:t xml:space="preserve">        </w:t>
       </w:r>
-      <w:proofErr w:type="spellStart"/>
-      <w:r>
-        <w:rPr>
-          <w:lang w:eastAsia="ru-RU"/>
-        </w:rPr>
-        <w:t>numberScores</w:t>
-      </w:r>
-      <w:proofErr w:type="spellEnd"/>
-      <w:r>
-        <w:rPr>
-          <w:lang w:eastAsia="ru-RU"/>
-        </w:rPr>
-        <w:t xml:space="preserve"> = []</w:t>
-      </w:r>
-    </w:p>
-    <w:p>
-      <w:pPr>
-        <w:pStyle w:val="a5"/>
-        <w:rPr>
-          <w:lang w:eastAsia="ru-RU"/>
+      <w:r>
+        <w:rPr>
+          <w:lang w:eastAsia="ru-RU"/>
+        </w:rPr>
+        <w:t>print("Проверка на случайных данных - 1, ввод собственных данных - 2")</w:t>
+      </w:r>
+    </w:p>
+    <w:p>
+      <w:pPr>
+        <w:pStyle w:val="a5"/>
+        <w:rPr>
+          <w:lang w:val="en-US" w:eastAsia="ru-RU"/>
         </w:rPr>
       </w:pPr>
       <w:r>
@@ -3519,361 +3292,1159 @@
         </w:rPr>
         <w:t xml:space="preserve">        </w:t>
       </w:r>
-      <w:proofErr w:type="spellStart"/>
-      <w:r>
-        <w:rPr>
-          <w:lang w:eastAsia="ru-RU"/>
-        </w:rPr>
-        <w:t>print</w:t>
-      </w:r>
-      <w:proofErr w:type="spellEnd"/>
-      <w:r>
-        <w:rPr>
-          <w:lang w:eastAsia="ru-RU"/>
-        </w:rPr>
-        <w:t>("Проверка на случайных данных - 1, ввод собственных данных - 2")</w:t>
-      </w:r>
-    </w:p>
-    <w:p>
-      <w:pPr>
-        <w:pStyle w:val="a5"/>
-        <w:rPr>
-          <w:lang w:val="en-US" w:eastAsia="ru-RU"/>
-        </w:rPr>
-      </w:pPr>
-      <w:r>
-        <w:rPr>
-          <w:lang w:eastAsia="ru-RU"/>
+      <w:r>
+        <w:rPr>
+          <w:lang w:val="en-US" w:eastAsia="ru-RU"/>
+        </w:rPr>
+        <w:t>change = checkTryCatch()</w:t>
+      </w:r>
+    </w:p>
+    <w:p>
+      <w:pPr>
+        <w:pStyle w:val="a5"/>
+        <w:rPr>
+          <w:lang w:val="en-US" w:eastAsia="ru-RU"/>
+        </w:rPr>
+      </w:pPr>
+      <w:r>
+        <w:rPr>
+          <w:lang w:val="en-US" w:eastAsia="ru-RU"/>
+        </w:rPr>
+        <w:t>        if change == 1:</w:t>
+      </w:r>
+    </w:p>
+    <w:p>
+      <w:pPr>
+        <w:pStyle w:val="a5"/>
+        <w:rPr>
+          <w:lang w:val="en-US" w:eastAsia="ru-RU"/>
+        </w:rPr>
+      </w:pPr>
+      <w:r>
+        <w:rPr>
+          <w:lang w:val="en-US" w:eastAsia="ru-RU"/>
+        </w:rPr>
+        <w:t>            numberStudents = random.randint(0, 100)</w:t>
+      </w:r>
+    </w:p>
+    <w:p>
+      <w:pPr>
+        <w:pStyle w:val="a5"/>
+        <w:rPr>
+          <w:lang w:val="en-US" w:eastAsia="ru-RU"/>
+        </w:rPr>
+      </w:pPr>
+      <w:r>
+        <w:rPr>
+          <w:lang w:val="en-US" w:eastAsia="ru-RU"/>
+        </w:rPr>
+        <w:t xml:space="preserve">            </w:t>
+      </w:r>
+      <w:r>
+        <w:rPr>
+          <w:lang w:val="en-US" w:eastAsia="ru-RU"/>
+        </w:rPr>
+        <w:t>input(f"</w:t>
+      </w:r>
+      <w:r>
+        <w:rPr>
+          <w:lang w:eastAsia="ru-RU"/>
+        </w:rPr>
+        <w:t>Количества</w:t>
+      </w:r>
+      <w:r>
+        <w:rPr>
+          <w:lang w:val="en-US" w:eastAsia="ru-RU"/>
+        </w:rPr>
+        <w:t xml:space="preserve"> </w:t>
+      </w:r>
+      <w:r>
+        <w:rPr>
+          <w:lang w:eastAsia="ru-RU"/>
+        </w:rPr>
+        <w:t>студентов</w:t>
+      </w:r>
+      <w:r>
+        <w:rPr>
+          <w:lang w:val="en-US" w:eastAsia="ru-RU"/>
+        </w:rPr>
+        <w:t>: {numberStudents}")</w:t>
+      </w:r>
+    </w:p>
+    <w:p>
+      <w:pPr>
+        <w:pStyle w:val="a5"/>
+        <w:rPr>
+          <w:lang w:val="en-US" w:eastAsia="ru-RU"/>
+        </w:rPr>
+      </w:pPr>
+      <w:r>
+        <w:rPr>
+          <w:lang w:val="en-US" w:eastAsia="ru-RU"/>
+        </w:rPr>
+        <w:t xml:space="preserve">            </w:t>
+      </w:r>
+      <w:r>
+        <w:rPr>
+          <w:lang w:val="en-US" w:eastAsia="ru-RU"/>
+        </w:rPr>
+        <w:t>for i in range(0, numberStudents):</w:t>
+      </w:r>
+    </w:p>
+    <w:p>
+      <w:pPr>
+        <w:pStyle w:val="a5"/>
+        <w:rPr>
+          <w:lang w:val="en-US" w:eastAsia="ru-RU"/>
+        </w:rPr>
+      </w:pPr>
+      <w:r>
+        <w:rPr>
+          <w:lang w:val="en-US" w:eastAsia="ru-RU"/>
+        </w:rPr>
+        <w:t>                randomNumber = random.randint(0, 101)</w:t>
+      </w:r>
+    </w:p>
+    <w:p>
+      <w:pPr>
+        <w:pStyle w:val="a5"/>
+        <w:rPr>
+          <w:lang w:val="en-US" w:eastAsia="ru-RU"/>
+        </w:rPr>
+      </w:pPr>
+      <w:r>
+        <w:rPr>
+          <w:lang w:val="en-US" w:eastAsia="ru-RU"/>
+        </w:rPr>
+        <w:t>                numberScores.append(randomNumber)</w:t>
+      </w:r>
+    </w:p>
+    <w:p>
+      <w:pPr>
+        <w:pStyle w:val="a5"/>
+        <w:rPr>
+          <w:lang w:val="en-US" w:eastAsia="ru-RU"/>
+        </w:rPr>
+      </w:pPr>
+      <w:r>
+        <w:rPr>
+          <w:lang w:val="en-US" w:eastAsia="ru-RU"/>
+        </w:rPr>
+        <w:t>                print(f"</w:t>
+      </w:r>
+      <w:r>
+        <w:rPr>
+          <w:lang w:eastAsia="ru-RU"/>
+        </w:rPr>
+        <w:t>Баллы</w:t>
+      </w:r>
+      <w:r>
+        <w:rPr>
+          <w:lang w:val="en-US" w:eastAsia="ru-RU"/>
+        </w:rPr>
+        <w:t xml:space="preserve"> </w:t>
+      </w:r>
+      <w:r>
+        <w:rPr>
+          <w:lang w:eastAsia="ru-RU"/>
+        </w:rPr>
+        <w:t>студента</w:t>
+      </w:r>
+      <w:r>
+        <w:rPr>
+          <w:lang w:val="en-US" w:eastAsia="ru-RU"/>
+        </w:rPr>
+        <w:t xml:space="preserve"> {i+1} - {randomNumber}")</w:t>
+      </w:r>
+    </w:p>
+    <w:p>
+      <w:pPr>
+        <w:pStyle w:val="a5"/>
+        <w:rPr>
+          <w:lang w:eastAsia="ru-RU"/>
+        </w:rPr>
+      </w:pPr>
+      <w:r>
+        <w:rPr>
+          <w:lang w:val="en-US" w:eastAsia="ru-RU"/>
         </w:rPr>
         <w:t xml:space="preserve">        </w:t>
       </w:r>
       <w:r>
         <w:rPr>
-          <w:lang w:val="en-US" w:eastAsia="ru-RU"/>
-        </w:rPr>
-        <w:t xml:space="preserve">change = </w:t>
-      </w:r>
-      <w:proofErr w:type="spellStart"/>
-      <w:proofErr w:type="gramStart"/>
-      <w:r>
-        <w:rPr>
-          <w:lang w:val="en-US" w:eastAsia="ru-RU"/>
-        </w:rPr>
-        <w:t>checkTryCatch</w:t>
-      </w:r>
-      <w:proofErr w:type="spellEnd"/>
-      <w:r>
-        <w:rPr>
-          <w:lang w:val="en-US" w:eastAsia="ru-RU"/>
+          <w:lang w:eastAsia="ru-RU"/>
+        </w:rPr>
+        <w:t>else:</w:t>
+      </w:r>
+    </w:p>
+    <w:p>
+      <w:pPr>
+        <w:pStyle w:val="a5"/>
+        <w:rPr>
+          <w:lang w:eastAsia="ru-RU"/>
+        </w:rPr>
+      </w:pPr>
+      <w:r>
+        <w:rPr>
+          <w:lang w:eastAsia="ru-RU"/>
+        </w:rPr>
+        <w:t>            numberStudents = int(input("Введите количество студентов: "))</w:t>
+      </w:r>
+    </w:p>
+    <w:p>
+      <w:pPr>
+        <w:pStyle w:val="a5"/>
+        <w:rPr>
+          <w:lang w:eastAsia="ru-RU"/>
+        </w:rPr>
+      </w:pPr>
+      <w:r>
+        <w:rPr>
+          <w:lang w:eastAsia="ru-RU"/>
+        </w:rPr>
+        <w:t>            print("""Вводите далее данные студентов через enter.</w:t>
+      </w:r>
+    </w:p>
+    <w:p>
+      <w:pPr>
+        <w:pStyle w:val="a5"/>
+        <w:rPr>
+          <w:lang w:eastAsia="ru-RU"/>
+        </w:rPr>
+      </w:pPr>
+      <w:r>
+        <w:rPr>
+          <w:lang w:eastAsia="ru-RU"/>
+        </w:rPr>
+        <w:t>            Ограничения: положительно целое число в диапозоне от 0 до 100, где 0 - не сдал.""")</w:t>
+      </w:r>
+    </w:p>
+    <w:p>
+      <w:pPr>
+        <w:pStyle w:val="a5"/>
+        <w:rPr>
+          <w:lang w:val="en-US" w:eastAsia="ru-RU"/>
+        </w:rPr>
+      </w:pPr>
+      <w:r>
+        <w:rPr>
+          <w:lang w:eastAsia="ru-RU"/>
+        </w:rPr>
+        <w:t xml:space="preserve">            </w:t>
+      </w:r>
+      <w:r>
+        <w:rPr>
+          <w:lang w:val="en-US" w:eastAsia="ru-RU"/>
+        </w:rPr>
+        <w:t>for i in range(0, numberStudents):</w:t>
+      </w:r>
+    </w:p>
+    <w:p>
+      <w:pPr>
+        <w:pStyle w:val="a5"/>
+        <w:rPr>
+          <w:lang w:val="en-US" w:eastAsia="ru-RU"/>
+        </w:rPr>
+      </w:pPr>
+      <w:r>
+        <w:rPr>
+          <w:lang w:val="en-US" w:eastAsia="ru-RU"/>
+        </w:rPr>
+        <w:t>                while(True):</w:t>
+      </w:r>
+    </w:p>
+    <w:p>
+      <w:pPr>
+        <w:pStyle w:val="a5"/>
+        <w:rPr>
+          <w:lang w:val="en-US" w:eastAsia="ru-RU"/>
+        </w:rPr>
+      </w:pPr>
+      <w:r>
+        <w:rPr>
+          <w:lang w:val="en-US" w:eastAsia="ru-RU"/>
+        </w:rPr>
+        <w:t>                    try:</w:t>
+      </w:r>
+    </w:p>
+    <w:p>
+      <w:pPr>
+        <w:pStyle w:val="a5"/>
+        <w:rPr>
+          <w:lang w:val="en-US" w:eastAsia="ru-RU"/>
+        </w:rPr>
+      </w:pPr>
+      <w:r>
+        <w:rPr>
+          <w:lang w:val="en-US" w:eastAsia="ru-RU"/>
+        </w:rPr>
+        <w:t>                        inputNumber = int(input(f"</w:t>
+      </w:r>
+      <w:r>
+        <w:rPr>
+          <w:lang w:eastAsia="ru-RU"/>
+        </w:rPr>
+        <w:t>Введите</w:t>
+      </w:r>
+      <w:r>
+        <w:rPr>
+          <w:lang w:val="en-US" w:eastAsia="ru-RU"/>
+        </w:rPr>
+        <w:t xml:space="preserve"> </w:t>
+      </w:r>
+      <w:r>
+        <w:rPr>
+          <w:lang w:eastAsia="ru-RU"/>
+        </w:rPr>
+        <w:t>баллы</w:t>
+      </w:r>
+      <w:r>
+        <w:rPr>
+          <w:lang w:val="en-US" w:eastAsia="ru-RU"/>
+        </w:rPr>
+        <w:t xml:space="preserve"> </w:t>
+      </w:r>
+      <w:r>
+        <w:rPr>
+          <w:lang w:eastAsia="ru-RU"/>
+        </w:rPr>
+        <w:t>студента</w:t>
+      </w:r>
+      <w:r>
+        <w:rPr>
+          <w:lang w:val="en-US" w:eastAsia="ru-RU"/>
+        </w:rPr>
+        <w:t xml:space="preserve"> {i+1}:"))</w:t>
+      </w:r>
+    </w:p>
+    <w:p>
+      <w:pPr>
+        <w:pStyle w:val="a5"/>
+        <w:rPr>
+          <w:lang w:val="en-US" w:eastAsia="ru-RU"/>
+        </w:rPr>
+      </w:pPr>
+      <w:r>
+        <w:rPr>
+          <w:lang w:val="en-US" w:eastAsia="ru-RU"/>
+        </w:rPr>
+        <w:t>                        if not(isinstance(inputNumber, int)):</w:t>
+      </w:r>
+    </w:p>
+    <w:p>
+      <w:pPr>
+        <w:pStyle w:val="a5"/>
+        <w:rPr>
+          <w:lang w:val="en-US" w:eastAsia="ru-RU"/>
+        </w:rPr>
+      </w:pPr>
+      <w:r>
+        <w:rPr>
+          <w:lang w:val="en-US" w:eastAsia="ru-RU"/>
+        </w:rPr>
+        <w:t>                            raise TypeError</w:t>
+      </w:r>
+    </w:p>
+    <w:p>
+      <w:pPr>
+        <w:pStyle w:val="a5"/>
+        <w:rPr>
+          <w:lang w:val="en-US" w:eastAsia="ru-RU"/>
+        </w:rPr>
+      </w:pPr>
+      <w:r>
+        <w:rPr>
+          <w:lang w:val="en-US" w:eastAsia="ru-RU"/>
+        </w:rPr>
+        <w:t>                        if not(inputNumber in range(0, 101)):</w:t>
+      </w:r>
+    </w:p>
+    <w:p>
+      <w:pPr>
+        <w:pStyle w:val="a5"/>
+        <w:rPr>
+          <w:lang w:val="en-US" w:eastAsia="ru-RU"/>
+        </w:rPr>
+      </w:pPr>
+      <w:r>
+        <w:rPr>
+          <w:lang w:val="en-US" w:eastAsia="ru-RU"/>
+        </w:rPr>
+        <w:t>                            raise IndexError</w:t>
+      </w:r>
+    </w:p>
+    <w:p>
+      <w:pPr>
+        <w:pStyle w:val="a5"/>
+        <w:rPr>
+          <w:lang w:val="en-US" w:eastAsia="ru-RU"/>
+        </w:rPr>
+      </w:pPr>
+      <w:r>
+        <w:rPr>
+          <w:lang w:val="en-US" w:eastAsia="ru-RU"/>
+        </w:rPr>
+        <w:t>                    except (TypeError, ValueError):</w:t>
+      </w:r>
+    </w:p>
+    <w:p>
+      <w:pPr>
+        <w:pStyle w:val="a5"/>
+        <w:rPr>
+          <w:lang w:eastAsia="ru-RU"/>
+        </w:rPr>
+      </w:pPr>
+      <w:r>
+        <w:rPr>
+          <w:lang w:val="en-US" w:eastAsia="ru-RU"/>
+        </w:rPr>
+        <w:t xml:space="preserve">                        </w:t>
+      </w:r>
+      <w:r>
+        <w:rPr>
+          <w:lang w:eastAsia="ru-RU"/>
+        </w:rPr>
+        <w:t>print(f"Вы ввели не тот тип данных")</w:t>
+      </w:r>
+    </w:p>
+    <w:p>
+      <w:pPr>
+        <w:pStyle w:val="a5"/>
+        <w:rPr>
+          <w:lang w:eastAsia="ru-RU"/>
+        </w:rPr>
+      </w:pPr>
+      <w:r>
+        <w:rPr>
+          <w:lang w:eastAsia="ru-RU"/>
+        </w:rPr>
+        <w:t>                    except IndexError:</w:t>
+      </w:r>
+    </w:p>
+    <w:p>
+      <w:pPr>
+        <w:pStyle w:val="a5"/>
+        <w:rPr>
+          <w:lang w:eastAsia="ru-RU"/>
+        </w:rPr>
+      </w:pPr>
+      <w:r>
+        <w:rPr>
+          <w:lang w:eastAsia="ru-RU"/>
+        </w:rPr>
+        <w:t>                        print(f"Не входит в диапозон от 0 до 100")</w:t>
+      </w:r>
+    </w:p>
+    <w:p>
+      <w:pPr>
+        <w:pStyle w:val="a5"/>
+        <w:rPr>
+          <w:lang w:val="en-US" w:eastAsia="ru-RU"/>
+        </w:rPr>
+      </w:pPr>
+      <w:r>
+        <w:rPr>
+          <w:lang w:eastAsia="ru-RU"/>
+        </w:rPr>
+        <w:t xml:space="preserve">                    </w:t>
+      </w:r>
+      <w:r>
+        <w:rPr>
+          <w:lang w:val="en-US" w:eastAsia="ru-RU"/>
+        </w:rPr>
+        <w:t>else:</w:t>
+      </w:r>
+    </w:p>
+    <w:p>
+      <w:pPr>
+        <w:pStyle w:val="a5"/>
+        <w:rPr>
+          <w:lang w:val="en-US" w:eastAsia="ru-RU"/>
+        </w:rPr>
+      </w:pPr>
+      <w:r>
+        <w:rPr>
+          <w:lang w:val="en-US" w:eastAsia="ru-RU"/>
+        </w:rPr>
+        <w:t>                        break</w:t>
+      </w:r>
+    </w:p>
+    <w:p>
+      <w:pPr>
+        <w:pStyle w:val="a5"/>
+        <w:rPr>
+          <w:lang w:val="en-US" w:eastAsia="ru-RU"/>
+        </w:rPr>
+      </w:pPr>
+      <w:r>
+        <w:rPr>
+          <w:lang w:val="en-US" w:eastAsia="ru-RU"/>
+        </w:rPr>
+        <w:t>                numberScores.append(inputNumber)</w:t>
+      </w:r>
+    </w:p>
+    <w:p>
+      <w:pPr>
+        <w:pStyle w:val="a5"/>
+        <w:rPr>
+          <w:lang w:val="en-US" w:eastAsia="ru-RU"/>
+        </w:rPr>
+      </w:pPr>
+      <w:r>
+        <w:rPr>
+          <w:lang w:val="en-US" w:eastAsia="ru-RU"/>
+        </w:rPr>
+        <w:t>        average = avg(numberScores)</w:t>
+      </w:r>
+    </w:p>
+    <w:p>
+      <w:pPr>
+        <w:pStyle w:val="a5"/>
+        <w:rPr>
+          <w:lang w:val="en-US" w:eastAsia="ru-RU"/>
+        </w:rPr>
+      </w:pPr>
+      <w:r>
+        <w:rPr>
+          <w:lang w:val="en-US" w:eastAsia="ru-RU"/>
+        </w:rPr>
+        <w:t xml:space="preserve">        maxResult = max(numberScores) </w:t>
+      </w:r>
+    </w:p>
+    <w:p>
+      <w:pPr>
+        <w:pStyle w:val="a5"/>
+        <w:rPr>
+          <w:lang w:val="en-US" w:eastAsia="ru-RU"/>
+        </w:rPr>
+      </w:pPr>
+      <w:r>
+        <w:rPr>
+          <w:lang w:val="en-US" w:eastAsia="ru-RU"/>
+        </w:rPr>
+        <w:t>        minResult = min(numberScores)</w:t>
+      </w:r>
+    </w:p>
+    <w:p>
+      <w:pPr>
+        <w:pStyle w:val="a5"/>
+        <w:rPr>
+          <w:lang w:val="en-US" w:eastAsia="ru-RU"/>
+        </w:rPr>
+      </w:pPr>
+      <w:r>
+        <w:rPr>
+          <w:lang w:val="en-US" w:eastAsia="ru-RU"/>
+        </w:rPr>
+        <w:t>        countPassed = checkCountPassed(numberScores)</w:t>
+      </w:r>
+    </w:p>
+    <w:p>
+      <w:pPr>
+        <w:pStyle w:val="a5"/>
+        <w:rPr>
+          <w:lang w:val="en-US" w:eastAsia="ru-RU"/>
+        </w:rPr>
+      </w:pPr>
+      <w:r>
+        <w:rPr>
+          <w:lang w:val="en-US" w:eastAsia="ru-RU"/>
+        </w:rPr>
+        <w:t>        percentPassed = countPassed/len(numberScores)*100</w:t>
+      </w:r>
+    </w:p>
+    <w:p>
+      <w:pPr>
+        <w:pStyle w:val="a5"/>
+        <w:rPr>
+          <w:lang w:val="en-US" w:eastAsia="ru-RU"/>
+        </w:rPr>
+      </w:pPr>
+      <w:r>
+        <w:rPr>
+          <w:lang w:val="en-US" w:eastAsia="ru-RU"/>
+        </w:rPr>
+        <w:t>        countAboveAverageResult = checkCountAboveAverageResult(numberScores)</w:t>
+      </w:r>
+    </w:p>
+    <w:p>
+      <w:pPr>
+        <w:pStyle w:val="a5"/>
+        <w:rPr>
+          <w:lang w:val="en-US" w:eastAsia="ru-RU"/>
+        </w:rPr>
+      </w:pPr>
+      <w:r>
+        <w:rPr>
+          <w:lang w:val="en-US" w:eastAsia="ru-RU"/>
+        </w:rPr>
+        <w:t xml:space="preserve">        input(f"""Average scores: {average}, </w:t>
+      </w:r>
+    </w:p>
+    <w:p>
+      <w:pPr>
+        <w:pStyle w:val="a5"/>
+        <w:rPr>
+          <w:lang w:val="en-US" w:eastAsia="ru-RU"/>
+        </w:rPr>
+      </w:pPr>
+      <w:r>
+        <w:rPr>
+          <w:lang w:val="en-US" w:eastAsia="ru-RU"/>
+        </w:rPr>
+        <w:t xml:space="preserve">        max: {maxResult}, </w:t>
+      </w:r>
+    </w:p>
+    <w:p>
+      <w:pPr>
+        <w:pStyle w:val="a5"/>
+        <w:rPr>
+          <w:lang w:val="en-US" w:eastAsia="ru-RU"/>
+        </w:rPr>
+      </w:pPr>
+      <w:r>
+        <w:rPr>
+          <w:lang w:val="en-US" w:eastAsia="ru-RU"/>
+        </w:rPr>
+        <w:t>        min: {minResult},</w:t>
+      </w:r>
+    </w:p>
+    <w:p>
+      <w:pPr>
+        <w:pStyle w:val="a5"/>
+        <w:rPr>
+          <w:lang w:val="en-US" w:eastAsia="ru-RU"/>
+        </w:rPr>
+      </w:pPr>
+      <w:r>
+        <w:rPr>
+          <w:lang w:val="en-US" w:eastAsia="ru-RU"/>
+        </w:rPr>
+        <w:t xml:space="preserve">        count of passed: {countPassed}, </w:t>
+      </w:r>
+    </w:p>
+    <w:p>
+      <w:pPr>
+        <w:pStyle w:val="a5"/>
+        <w:rPr>
+          <w:lang w:val="en-US" w:eastAsia="ru-RU"/>
+        </w:rPr>
+      </w:pPr>
+      <w:r>
+        <w:rPr>
+          <w:lang w:val="en-US" w:eastAsia="ru-RU"/>
+        </w:rPr>
+        <w:t xml:space="preserve">        percent of passed: {percentPassed}, </w:t>
+      </w:r>
+    </w:p>
+    <w:p>
+      <w:pPr>
+        <w:pStyle w:val="a5"/>
+        <w:rPr>
+          <w:lang w:val="en-US" w:eastAsia="ru-RU"/>
+        </w:rPr>
+      </w:pPr>
+      <w:r>
+        <w:rPr>
+          <w:lang w:val="en-US" w:eastAsia="ru-RU"/>
+        </w:rPr>
+        <w:t>        count above average result: {countAboveAverageResult}""")</w:t>
+      </w:r>
+    </w:p>
+    <w:p>
+      <w:pPr>
+        <w:pStyle w:val="a5"/>
+        <w:rPr>
+          <w:lang w:eastAsia="ru-RU"/>
+        </w:rPr>
+      </w:pPr>
+      <w:r>
+        <w:rPr>
+          <w:lang w:val="en-US" w:eastAsia="ru-RU"/>
+        </w:rPr>
+        <w:t xml:space="preserve">        </w:t>
+      </w:r>
+      <w:r>
+        <w:rPr>
+          <w:lang w:eastAsia="ru-RU"/>
+        </w:rPr>
+        <w:t>print("Если вы хотите повторить программу введите 1, иначе 2")</w:t>
+      </w:r>
+    </w:p>
+    <w:p>
+      <w:pPr>
+        <w:pStyle w:val="a5"/>
+        <w:rPr>
+          <w:lang w:val="en-US" w:eastAsia="ru-RU"/>
+        </w:rPr>
+      </w:pPr>
+      <w:r>
+        <w:rPr>
+          <w:lang w:eastAsia="ru-RU"/>
+        </w:rPr>
+        <w:t xml:space="preserve">        </w:t>
+      </w:r>
+      <w:r>
+        <w:rPr>
+          <w:lang w:val="en-US" w:eastAsia="ru-RU"/>
+        </w:rPr>
+        <w:t>change = checkTryCatch()</w:t>
+      </w:r>
+    </w:p>
+    <w:p>
+      <w:pPr>
+        <w:pStyle w:val="a5"/>
+        <w:rPr>
+          <w:lang w:val="en-US" w:eastAsia="ru-RU"/>
+        </w:rPr>
+      </w:pPr>
+      <w:r>
+        <w:rPr>
+          <w:lang w:val="en-US" w:eastAsia="ru-RU"/>
+        </w:rPr>
+        <w:t>        if change == 2: break</w:t>
+      </w:r>
+    </w:p>
+    <w:p>
+      <w:pPr>
+        <w:pStyle w:val="a5"/>
+        <w:rPr>
+          <w:lang w:val="en-US" w:eastAsia="ru-RU"/>
+        </w:rPr>
+      </w:pPr>
+      <w:r>
+        <w:rPr>
+          <w:lang w:val="en-US" w:eastAsia="ru-RU"/>
+        </w:rPr>
+        <w:t>def avg(numberScores):</w:t>
+      </w:r>
+    </w:p>
+    <w:p>
+      <w:pPr>
+        <w:pStyle w:val="a5"/>
+        <w:rPr>
+          <w:lang w:val="en-US" w:eastAsia="ru-RU"/>
+        </w:rPr>
+      </w:pPr>
+      <w:r>
+        <w:rPr>
+          <w:lang w:val="en-US" w:eastAsia="ru-RU"/>
+        </w:rPr>
+        <w:t xml:space="preserve">    return sum(numberScores)/len(numberScores)    </w:t>
+      </w:r>
+    </w:p>
+    <w:p>
+      <w:pPr>
+        <w:pStyle w:val="a5"/>
+        <w:rPr>
+          <w:lang w:val="en-US" w:eastAsia="ru-RU"/>
+        </w:rPr>
+      </w:pPr>
+      <w:r>
+        <w:rPr>
+          <w:lang w:val="en-US" w:eastAsia="ru-RU"/>
+        </w:rPr>
+        <w:t>def checkCountPassed(numberScores):</w:t>
+      </w:r>
+    </w:p>
+    <w:p>
+      <w:pPr>
+        <w:pStyle w:val="a5"/>
+        <w:rPr>
+          <w:lang w:val="en-US" w:eastAsia="ru-RU"/>
+        </w:rPr>
+      </w:pPr>
+      <w:r>
+        <w:rPr>
+          <w:lang w:val="en-US" w:eastAsia="ru-RU"/>
+        </w:rPr>
+        <w:t>    count = 0</w:t>
+      </w:r>
+    </w:p>
+    <w:p>
+      <w:pPr>
+        <w:pStyle w:val="a5"/>
+        <w:rPr>
+          <w:lang w:val="en-US" w:eastAsia="ru-RU"/>
+        </w:rPr>
+      </w:pPr>
+      <w:r>
+        <w:rPr>
+          <w:lang w:val="en-US" w:eastAsia="ru-RU"/>
+        </w:rPr>
+        <w:t>    for i in numberScores:</w:t>
+      </w:r>
+    </w:p>
+    <w:p>
+      <w:pPr>
+        <w:pStyle w:val="a5"/>
+        <w:rPr>
+          <w:lang w:val="en-US" w:eastAsia="ru-RU"/>
+        </w:rPr>
+      </w:pPr>
+      <w:r>
+        <w:rPr>
+          <w:lang w:val="en-US" w:eastAsia="ru-RU"/>
+        </w:rPr>
+        <w:t>        if i != 0:</w:t>
+      </w:r>
+    </w:p>
+    <w:p>
+      <w:pPr>
+        <w:pStyle w:val="a5"/>
+        <w:rPr>
+          <w:lang w:val="en-US" w:eastAsia="ru-RU"/>
+        </w:rPr>
+      </w:pPr>
+      <w:r>
+        <w:rPr>
+          <w:lang w:val="en-US" w:eastAsia="ru-RU"/>
+        </w:rPr>
+        <w:t>            count += 1</w:t>
+      </w:r>
+    </w:p>
+    <w:p>
+      <w:pPr>
+        <w:pStyle w:val="a5"/>
+        <w:rPr>
+          <w:lang w:val="en-US" w:eastAsia="ru-RU"/>
+        </w:rPr>
+      </w:pPr>
+      <w:r>
+        <w:rPr>
+          <w:lang w:val="en-US" w:eastAsia="ru-RU"/>
+        </w:rPr>
+        <w:t>    return count</w:t>
+      </w:r>
+    </w:p>
+    <w:p>
+      <w:pPr>
+        <w:pStyle w:val="a5"/>
+        <w:rPr>
+          <w:lang w:val="en-US" w:eastAsia="ru-RU"/>
+        </w:rPr>
+      </w:pPr>
+      <w:r>
+        <w:rPr>
+          <w:lang w:val="en-US" w:eastAsia="ru-RU"/>
+        </w:rPr>
+        <w:t>def checkCountAboveAverageResult(numberScores):</w:t>
+      </w:r>
+    </w:p>
+    <w:p>
+      <w:pPr>
+        <w:pStyle w:val="a5"/>
+        <w:rPr>
+          <w:lang w:val="en-US" w:eastAsia="ru-RU"/>
+        </w:rPr>
+      </w:pPr>
+      <w:r>
+        <w:rPr>
+          <w:lang w:val="en-US" w:eastAsia="ru-RU"/>
+        </w:rPr>
+        <w:t>    average = avg(numberScores)</w:t>
+      </w:r>
+    </w:p>
+    <w:p>
+      <w:pPr>
+        <w:pStyle w:val="a5"/>
+        <w:rPr>
+          <w:lang w:val="en-US" w:eastAsia="ru-RU"/>
+        </w:rPr>
+      </w:pPr>
+      <w:r>
+        <w:rPr>
+          <w:lang w:val="en-US" w:eastAsia="ru-RU"/>
+        </w:rPr>
+        <w:t>    count = 0</w:t>
+      </w:r>
+    </w:p>
+    <w:p>
+      <w:pPr>
+        <w:pStyle w:val="a5"/>
+        <w:rPr>
+          <w:lang w:val="en-US" w:eastAsia="ru-RU"/>
+        </w:rPr>
+      </w:pPr>
+      <w:r>
+        <w:rPr>
+          <w:lang w:val="en-US" w:eastAsia="ru-RU"/>
+        </w:rPr>
+        <w:t>    for i in numberScores:</w:t>
+      </w:r>
+    </w:p>
+    <w:p>
+      <w:pPr>
+        <w:pStyle w:val="a5"/>
+        <w:rPr>
+          <w:lang w:val="en-US" w:eastAsia="ru-RU"/>
+        </w:rPr>
+      </w:pPr>
+      <w:r>
+        <w:rPr>
+          <w:lang w:val="en-US" w:eastAsia="ru-RU"/>
+        </w:rPr>
+        <w:t>        if i&gt;average:</w:t>
+      </w:r>
+    </w:p>
+    <w:p>
+      <w:pPr>
+        <w:pStyle w:val="a5"/>
+        <w:rPr>
+          <w:lang w:val="en-US" w:eastAsia="ru-RU"/>
+        </w:rPr>
+      </w:pPr>
+      <w:r>
+        <w:rPr>
+          <w:lang w:val="en-US" w:eastAsia="ru-RU"/>
+        </w:rPr>
+        <w:t>            count+=1</w:t>
+      </w:r>
+    </w:p>
+    <w:p>
+      <w:pPr>
+        <w:pStyle w:val="a5"/>
+        <w:rPr>
+          <w:lang w:val="en-US" w:eastAsia="ru-RU"/>
+        </w:rPr>
+      </w:pPr>
+      <w:r>
+        <w:rPr>
+          <w:lang w:val="en-US" w:eastAsia="ru-RU"/>
+        </w:rPr>
+        <w:t>    return count</w:t>
+      </w:r>
+    </w:p>
+    <w:p>
+      <w:pPr>
+        <w:pStyle w:val="a5"/>
+        <w:rPr>
+          <w:lang w:val="en-US" w:eastAsia="ru-RU"/>
+        </w:rPr>
+      </w:pPr>
+      <w:r>
+        <w:rPr>
+          <w:lang w:val="en-US" w:eastAsia="ru-RU"/>
+        </w:rPr>
+        <w:t>def checkTryCatch():</w:t>
+      </w:r>
+    </w:p>
+    <w:p>
+      <w:pPr>
+        <w:pStyle w:val="a5"/>
+        <w:rPr>
+          <w:lang w:val="en-US" w:eastAsia="ru-RU"/>
+        </w:rPr>
+      </w:pPr>
+      <w:r>
+        <w:rPr>
+          <w:lang w:val="en-US" w:eastAsia="ru-RU"/>
+        </w:rPr>
+        <w:t>    while(True):</w:t>
+      </w:r>
+    </w:p>
+    <w:p>
+      <w:pPr>
+        <w:pStyle w:val="a5"/>
+        <w:rPr>
+          <w:lang w:val="en-US" w:eastAsia="ru-RU"/>
+        </w:rPr>
+      </w:pPr>
+      <w:r>
+        <w:rPr>
+          <w:lang w:val="en-US" w:eastAsia="ru-RU"/>
+        </w:rPr>
+        <w:t>        try:</w:t>
+      </w:r>
+    </w:p>
+    <w:p>
+      <w:pPr>
+        <w:pStyle w:val="a5"/>
+        <w:rPr>
+          <w:lang w:val="en-US" w:eastAsia="ru-RU"/>
+        </w:rPr>
+      </w:pPr>
+      <w:r>
+        <w:rPr>
+          <w:lang w:val="en-US" w:eastAsia="ru-RU"/>
+        </w:rPr>
+        <w:t>            change = int(input())</w:t>
+      </w:r>
+    </w:p>
+    <w:p>
+      <w:pPr>
+        <w:pStyle w:val="a5"/>
+        <w:rPr>
+          <w:lang w:val="en-US" w:eastAsia="ru-RU"/>
+        </w:rPr>
+      </w:pPr>
+      <w:r>
+        <w:rPr>
+          <w:lang w:val="en-US" w:eastAsia="ru-RU"/>
+        </w:rPr>
+        <w:t>            if not(isinstance(change, int)):</w:t>
+      </w:r>
+    </w:p>
+    <w:p>
+      <w:pPr>
+        <w:pStyle w:val="a5"/>
+        <w:rPr>
+          <w:lang w:val="en-US" w:eastAsia="ru-RU"/>
+        </w:rPr>
+      </w:pPr>
+      <w:r>
+        <w:rPr>
+          <w:lang w:val="en-US" w:eastAsia="ru-RU"/>
+        </w:rPr>
+        <w:t>                raise TypeError</w:t>
+      </w:r>
+    </w:p>
+    <w:p>
+      <w:pPr>
+        <w:pStyle w:val="a5"/>
+        <w:rPr>
+          <w:lang w:val="en-US" w:eastAsia="ru-RU"/>
+        </w:rPr>
+      </w:pPr>
+      <w:r>
+        <w:rPr>
+          <w:lang w:val="en-US" w:eastAsia="ru-RU"/>
+        </w:rPr>
+        <w:t>            if not(change in range(</w:t>
+      </w:r>
+      <w:r>
+        <w:rPr>
+          <w:lang w:val="en-US" w:eastAsia="ru-RU"/>
+        </w:rPr>
+        <w:t>1, 3</w:t>
+      </w:r>
+      <w:r>
+        <w:rPr>
+          <w:lang w:val="en-US" w:eastAsia="ru-RU"/>
+        </w:rPr>
+        <w:t>)):</w:t>
+      </w:r>
+    </w:p>
+    <w:p>
+      <w:pPr>
+        <w:pStyle w:val="a5"/>
+        <w:rPr>
+          <w:lang w:val="en-US" w:eastAsia="ru-RU"/>
+        </w:rPr>
+      </w:pPr>
+      <w:r>
+        <w:rPr>
+          <w:lang w:val="en-US" w:eastAsia="ru-RU"/>
+        </w:rPr>
+        <w:t>                    raise IndexError</w:t>
+      </w:r>
+    </w:p>
+    <w:p>
+      <w:pPr>
+        <w:pStyle w:val="a5"/>
+        <w:rPr>
+          <w:lang w:val="en-US" w:eastAsia="ru-RU"/>
+        </w:rPr>
+      </w:pPr>
+      <w:r>
+        <w:rPr>
+          <w:lang w:val="en-US" w:eastAsia="ru-RU"/>
+        </w:rPr>
+        <w:t>        except (TypeError, ValueError):</w:t>
+      </w:r>
+    </w:p>
+    <w:p>
+      <w:pPr>
+        <w:pStyle w:val="a5"/>
+        <w:rPr>
+          <w:lang w:eastAsia="ru-RU"/>
+        </w:rPr>
+      </w:pPr>
+      <w:r>
+        <w:rPr>
+          <w:lang w:val="en-US" w:eastAsia="ru-RU"/>
+        </w:rPr>
+        <w:t xml:space="preserve">            </w:t>
+      </w:r>
+      <w:r>
+        <w:rPr>
+          <w:lang w:eastAsia="ru-RU"/>
+        </w:rPr>
+        <w:t>print(f"Вы ввели не тот тип данных")</w:t>
+      </w:r>
+    </w:p>
+    <w:p>
+      <w:pPr>
+        <w:pStyle w:val="a5"/>
+        <w:rPr>
+          <w:lang w:val="en-US" w:eastAsia="ru-RU"/>
+        </w:rPr>
+      </w:pPr>
+      <w:r>
+        <w:rPr>
+          <w:lang w:eastAsia="ru-RU"/>
+        </w:rPr>
+        <w:t xml:space="preserve">        </w:t>
+      </w:r>
+      <w:r>
+        <w:rPr>
+          <w:lang w:val="en-US" w:eastAsia="ru-RU"/>
+        </w:rPr>
+        <w:t>except IndexError:</w:t>
+      </w:r>
+    </w:p>
+    <w:p>
+      <w:pPr>
+        <w:pStyle w:val="a5"/>
+        <w:rPr>
+          <w:lang w:eastAsia="ru-RU"/>
+        </w:rPr>
+      </w:pPr>
+      <w:r>
+        <w:rPr>
+          <w:lang w:val="en-US" w:eastAsia="ru-RU"/>
+        </w:rPr>
+        <w:t>            print</w:t>
+      </w:r>
+      <w:r>
+        <w:rPr>
+          <w:lang w:eastAsia="ru-RU"/>
         </w:rPr>
         <w:t>(</w:t>
       </w:r>
-      <w:proofErr w:type="gramEnd"/>
-      <w:r>
-        <w:rPr>
-          <w:lang w:val="en-US" w:eastAsia="ru-RU"/>
-        </w:rPr>
-        <w:t>)</w:t>
-      </w:r>
-    </w:p>
-    <w:p>
-      <w:pPr>
-        <w:pStyle w:val="a5"/>
-        <w:rPr>
-          <w:lang w:val="en-US" w:eastAsia="ru-RU"/>
-        </w:rPr>
-      </w:pPr>
-      <w:r>
-        <w:rPr>
-          <w:lang w:val="en-US" w:eastAsia="ru-RU"/>
-        </w:rPr>
-        <w:t>        if change == 1:</w:t>
-      </w:r>
-    </w:p>
-    <w:p>
-      <w:pPr>
-        <w:pStyle w:val="a5"/>
-        <w:rPr>
-          <w:lang w:val="en-US" w:eastAsia="ru-RU"/>
-        </w:rPr>
-      </w:pPr>
-      <w:r>
-        <w:rPr>
-          <w:lang w:val="en-US" w:eastAsia="ru-RU"/>
-        </w:rPr>
-        <w:t xml:space="preserve">            </w:t>
-      </w:r>
-      <w:proofErr w:type="spellStart"/>
-      <w:r>
-        <w:rPr>
-          <w:lang w:val="en-US" w:eastAsia="ru-RU"/>
-        </w:rPr>
-        <w:t>numberStudents</w:t>
-      </w:r>
-      <w:proofErr w:type="spellEnd"/>
-      <w:r>
-        <w:rPr>
-          <w:lang w:val="en-US" w:eastAsia="ru-RU"/>
-        </w:rPr>
-        <w:t xml:space="preserve"> = </w:t>
-      </w:r>
-      <w:proofErr w:type="spellStart"/>
-      <w:proofErr w:type="gramStart"/>
-      <w:r>
-        <w:rPr>
-          <w:lang w:val="en-US" w:eastAsia="ru-RU"/>
-        </w:rPr>
-        <w:t>random.randint</w:t>
-      </w:r>
-      <w:proofErr w:type="spellEnd"/>
-      <w:proofErr w:type="gramEnd"/>
-      <w:r>
-        <w:rPr>
-          <w:lang w:val="en-US" w:eastAsia="ru-RU"/>
-        </w:rPr>
-        <w:t>(0, 100)</w:t>
-      </w:r>
-    </w:p>
-    <w:p>
-      <w:pPr>
-        <w:pStyle w:val="a5"/>
-        <w:rPr>
-          <w:lang w:eastAsia="ru-RU"/>
-        </w:rPr>
-      </w:pPr>
-      <w:r>
-        <w:rPr>
-          <w:lang w:val="en-US" w:eastAsia="ru-RU"/>
-        </w:rPr>
-        <w:t xml:space="preserve">            </w:t>
-      </w:r>
-      <w:proofErr w:type="spellStart"/>
-      <w:r>
-        <w:rPr>
-          <w:lang w:eastAsia="ru-RU"/>
-        </w:rPr>
-        <w:t>input</w:t>
-      </w:r>
-      <w:proofErr w:type="spellEnd"/>
-      <w:r>
-        <w:rPr>
-          <w:lang w:eastAsia="ru-RU"/>
-        </w:rPr>
-        <w:t>(</w:t>
-      </w:r>
-      <w:proofErr w:type="spellStart"/>
-      <w:r>
-        <w:rPr>
-          <w:lang w:eastAsia="ru-RU"/>
-        </w:rPr>
-        <w:t>f"Количества</w:t>
-      </w:r>
-      <w:proofErr w:type="spellEnd"/>
-      <w:r>
-        <w:rPr>
-          <w:lang w:eastAsia="ru-RU"/>
-        </w:rPr>
-        <w:t xml:space="preserve"> студентов: {</w:t>
-      </w:r>
-      <w:proofErr w:type="spellStart"/>
-      <w:r>
-        <w:rPr>
-          <w:lang w:eastAsia="ru-RU"/>
-        </w:rPr>
-        <w:t>numberStudents</w:t>
-      </w:r>
-      <w:proofErr w:type="spellEnd"/>
-      <w:r>
-        <w:rPr>
-          <w:lang w:eastAsia="ru-RU"/>
-        </w:rPr>
-        <w:t>}")</w:t>
-      </w:r>
-    </w:p>
-    <w:p>
-      <w:pPr>
-        <w:pStyle w:val="a5"/>
-        <w:rPr>
-          <w:lang w:val="en-US" w:eastAsia="ru-RU"/>
-        </w:rPr>
-      </w:pPr>
-      <w:r>
-        <w:rPr>
-          <w:lang w:eastAsia="ru-RU"/>
-        </w:rPr>
-        <w:t xml:space="preserve">            </w:t>
-      </w:r>
-      <w:r>
-        <w:rPr>
-          <w:lang w:val="en-US" w:eastAsia="ru-RU"/>
-        </w:rPr>
-        <w:t xml:space="preserve">for </w:t>
-      </w:r>
-      <w:proofErr w:type="spellStart"/>
-      <w:r>
-        <w:rPr>
-          <w:lang w:val="en-US" w:eastAsia="ru-RU"/>
-        </w:rPr>
-        <w:t>i</w:t>
-      </w:r>
-      <w:proofErr w:type="spellEnd"/>
-      <w:r>
-        <w:rPr>
-          <w:lang w:val="en-US" w:eastAsia="ru-RU"/>
-        </w:rPr>
-        <w:t xml:space="preserve"> in </w:t>
-      </w:r>
-      <w:proofErr w:type="gramStart"/>
-      <w:r>
-        <w:rPr>
-          <w:lang w:val="en-US" w:eastAsia="ru-RU"/>
-        </w:rPr>
-        <w:t>range(</w:t>
-      </w:r>
-      <w:proofErr w:type="gramEnd"/>
-      <w:r>
-        <w:rPr>
-          <w:lang w:val="en-US" w:eastAsia="ru-RU"/>
-        </w:rPr>
-        <w:t xml:space="preserve">0, </w:t>
-      </w:r>
-      <w:proofErr w:type="spellStart"/>
-      <w:r>
-        <w:rPr>
-          <w:lang w:val="en-US" w:eastAsia="ru-RU"/>
-        </w:rPr>
-        <w:t>numberStudents</w:t>
-      </w:r>
-      <w:proofErr w:type="spellEnd"/>
-      <w:r>
-        <w:rPr>
-          <w:lang w:val="en-US" w:eastAsia="ru-RU"/>
-        </w:rPr>
-        <w:t>):</w:t>
-      </w:r>
-    </w:p>
-    <w:p>
-      <w:pPr>
-        <w:pStyle w:val="a5"/>
-        <w:rPr>
-          <w:lang w:val="en-US" w:eastAsia="ru-RU"/>
-        </w:rPr>
-      </w:pPr>
-      <w:r>
-        <w:rPr>
-          <w:lang w:val="en-US" w:eastAsia="ru-RU"/>
-        </w:rPr>
-        <w:t xml:space="preserve">                </w:t>
-      </w:r>
-      <w:proofErr w:type="spellStart"/>
-      <w:r>
-        <w:rPr>
-          <w:lang w:val="en-US" w:eastAsia="ru-RU"/>
-        </w:rPr>
-        <w:t>randomNumber</w:t>
-      </w:r>
-      <w:proofErr w:type="spellEnd"/>
-      <w:r>
-        <w:rPr>
-          <w:lang w:val="en-US" w:eastAsia="ru-RU"/>
-        </w:rPr>
-        <w:t xml:space="preserve"> = </w:t>
-      </w:r>
-      <w:proofErr w:type="spellStart"/>
-      <w:proofErr w:type="gramStart"/>
-      <w:r>
-        <w:rPr>
-          <w:lang w:val="en-US" w:eastAsia="ru-RU"/>
-        </w:rPr>
-        <w:t>random.randint</w:t>
-      </w:r>
-      <w:proofErr w:type="spellEnd"/>
-      <w:proofErr w:type="gramEnd"/>
-      <w:r>
-        <w:rPr>
-          <w:lang w:val="en-US" w:eastAsia="ru-RU"/>
-        </w:rPr>
-        <w:t>(0, 101)</w:t>
-      </w:r>
-    </w:p>
-    <w:p>
-      <w:pPr>
-        <w:pStyle w:val="a5"/>
-        <w:rPr>
-          <w:lang w:val="en-US" w:eastAsia="ru-RU"/>
-        </w:rPr>
-      </w:pPr>
-      <w:r>
-        <w:rPr>
-          <w:lang w:val="en-US" w:eastAsia="ru-RU"/>
-        </w:rPr>
-        <w:t xml:space="preserve">                </w:t>
-      </w:r>
-      <w:proofErr w:type="spellStart"/>
-      <w:r>
-        <w:rPr>
-          <w:lang w:val="en-US" w:eastAsia="ru-RU"/>
-        </w:rPr>
-        <w:t>numberScores.append</w:t>
-      </w:r>
-      <w:proofErr w:type="spellEnd"/>
-      <w:r>
-        <w:rPr>
-          <w:lang w:val="en-US" w:eastAsia="ru-RU"/>
-        </w:rPr>
-        <w:t>(</w:t>
-      </w:r>
-      <w:proofErr w:type="spellStart"/>
-      <w:r>
-        <w:rPr>
-          <w:lang w:val="en-US" w:eastAsia="ru-RU"/>
-        </w:rPr>
-        <w:t>randomNumber</w:t>
-      </w:r>
-      <w:proofErr w:type="spellEnd"/>
-      <w:r>
-        <w:rPr>
-          <w:lang w:val="en-US" w:eastAsia="ru-RU"/>
-        </w:rPr>
-        <w:t>)</w:t>
-      </w:r>
-    </w:p>
-    <w:p>
-      <w:pPr>
-        <w:pStyle w:val="a5"/>
-        <w:rPr>
-          <w:lang w:val="en-US" w:eastAsia="ru-RU"/>
-        </w:rPr>
-      </w:pPr>
-      <w:r>
-        <w:rPr>
-          <w:lang w:val="en-US" w:eastAsia="ru-RU"/>
-        </w:rPr>
-        <w:t xml:space="preserve">                </w:t>
-      </w:r>
-      <w:proofErr w:type="gramStart"/>
-      <w:r>
-        <w:rPr>
-          <w:lang w:val="en-US" w:eastAsia="ru-RU"/>
-        </w:rPr>
-        <w:t>print(</w:t>
-      </w:r>
-      <w:proofErr w:type="gramEnd"/>
-      <w:r>
-        <w:rPr>
-          <w:lang w:val="en-US" w:eastAsia="ru-RU"/>
-        </w:rPr>
-        <w:t>f"</w:t>
-      </w:r>
-      <w:r>
-        <w:rPr>
-          <w:lang w:eastAsia="ru-RU"/>
-        </w:rPr>
-        <w:t>Баллы</w:t>
-      </w:r>
-      <w:r>
-        <w:rPr>
-          <w:lang w:val="en-US" w:eastAsia="ru-RU"/>
+      <w:r>
+        <w:rPr>
+          <w:lang w:val="en-US" w:eastAsia="ru-RU"/>
+        </w:rPr>
+        <w:t>f</w:t>
+      </w:r>
+      <w:r>
+        <w:rPr>
+          <w:lang w:eastAsia="ru-RU"/>
+        </w:rPr>
+        <w:t>"</w:t>
+      </w:r>
+      <w:r>
+        <w:rPr>
+          <w:lang w:eastAsia="ru-RU"/>
+        </w:rPr>
+        <w:t>Не</w:t>
+      </w:r>
+      <w:r>
+        <w:rPr>
+          <w:lang w:eastAsia="ru-RU"/>
+        </w:rPr>
+        <w:t xml:space="preserve"> 1 </w:t>
+      </w:r>
+      <w:r>
+        <w:rPr>
+          <w:lang w:eastAsia="ru-RU"/>
+        </w:rPr>
+        <w:t>и</w:t>
+      </w:r>
+      <w:r>
+        <w:rPr>
+          <w:lang w:eastAsia="ru-RU"/>
         </w:rPr>
         <w:t xml:space="preserve"> </w:t>
       </w:r>
@@ -3881,703 +4452,69 @@
         <w:rPr>
           <w:lang w:eastAsia="ru-RU"/>
         </w:rPr>
-        <w:t>студента</w:t>
-      </w:r>
-      <w:r>
-        <w:rPr>
-          <w:lang w:val="en-US" w:eastAsia="ru-RU"/>
-        </w:rPr>
-        <w:t xml:space="preserve"> {i+1} - {</w:t>
-      </w:r>
-      <w:proofErr w:type="spellStart"/>
-      <w:r>
-        <w:rPr>
-          <w:lang w:val="en-US" w:eastAsia="ru-RU"/>
-        </w:rPr>
-        <w:t>randomNumber</w:t>
-      </w:r>
-      <w:proofErr w:type="spellEnd"/>
-      <w:r>
-        <w:rPr>
-          <w:lang w:val="en-US" w:eastAsia="ru-RU"/>
-        </w:rPr>
-        <w:t>}")</w:t>
-      </w:r>
-    </w:p>
-    <w:p>
-      <w:pPr>
-        <w:pStyle w:val="a5"/>
-        <w:rPr>
-          <w:lang w:eastAsia="ru-RU"/>
-        </w:rPr>
-      </w:pPr>
-      <w:r>
-        <w:rPr>
-          <w:lang w:val="en-US" w:eastAsia="ru-RU"/>
-        </w:rPr>
-        <w:t xml:space="preserve">        </w:t>
-      </w:r>
-      <w:proofErr w:type="spellStart"/>
-      <w:r>
-        <w:rPr>
-          <w:lang w:eastAsia="ru-RU"/>
-        </w:rPr>
-        <w:t>else</w:t>
-      </w:r>
-      <w:proofErr w:type="spellEnd"/>
-      <w:r>
-        <w:rPr>
-          <w:lang w:eastAsia="ru-RU"/>
-        </w:rPr>
-        <w:t>:</w:t>
-      </w:r>
-    </w:p>
-    <w:p>
-      <w:pPr>
-        <w:pStyle w:val="a5"/>
-        <w:rPr>
-          <w:lang w:eastAsia="ru-RU"/>
-        </w:rPr>
-      </w:pPr>
-      <w:r>
-        <w:rPr>
-          <w:lang w:eastAsia="ru-RU"/>
-        </w:rPr>
-        <w:t xml:space="preserve">            </w:t>
-      </w:r>
-      <w:proofErr w:type="spellStart"/>
-      <w:r>
-        <w:rPr>
-          <w:lang w:eastAsia="ru-RU"/>
-        </w:rPr>
-        <w:t>numberStudents</w:t>
-      </w:r>
-      <w:proofErr w:type="spellEnd"/>
-      <w:r>
-        <w:rPr>
-          <w:lang w:eastAsia="ru-RU"/>
-        </w:rPr>
-        <w:t xml:space="preserve"> = </w:t>
-      </w:r>
-      <w:proofErr w:type="spellStart"/>
-      <w:r>
-        <w:rPr>
-          <w:lang w:eastAsia="ru-RU"/>
-        </w:rPr>
-        <w:t>int</w:t>
-      </w:r>
-      <w:proofErr w:type="spellEnd"/>
-      <w:r>
-        <w:rPr>
-          <w:lang w:eastAsia="ru-RU"/>
-        </w:rPr>
-        <w:t>(</w:t>
-      </w:r>
-      <w:proofErr w:type="spellStart"/>
-      <w:r>
-        <w:rPr>
-          <w:lang w:eastAsia="ru-RU"/>
-        </w:rPr>
-        <w:t>input</w:t>
-      </w:r>
-      <w:proofErr w:type="spellEnd"/>
-      <w:r>
-        <w:rPr>
-          <w:lang w:eastAsia="ru-RU"/>
-        </w:rPr>
-        <w:t>("Введите количество студентов: "))</w:t>
-      </w:r>
-    </w:p>
-    <w:p>
-      <w:pPr>
-        <w:pStyle w:val="a5"/>
-        <w:rPr>
-          <w:lang w:eastAsia="ru-RU"/>
-        </w:rPr>
-      </w:pPr>
-      <w:r>
-        <w:rPr>
-          <w:lang w:eastAsia="ru-RU"/>
-        </w:rPr>
-        <w:t xml:space="preserve">            </w:t>
-      </w:r>
-      <w:proofErr w:type="spellStart"/>
-      <w:r>
-        <w:rPr>
-          <w:lang w:eastAsia="ru-RU"/>
-        </w:rPr>
-        <w:t>print</w:t>
-      </w:r>
-      <w:proofErr w:type="spellEnd"/>
-      <w:r>
-        <w:rPr>
-          <w:lang w:eastAsia="ru-RU"/>
-        </w:rPr>
-        <w:t xml:space="preserve">("""Вводите далее данные студентов через </w:t>
-      </w:r>
-      <w:proofErr w:type="spellStart"/>
-      <w:r>
-        <w:rPr>
-          <w:lang w:eastAsia="ru-RU"/>
-        </w:rPr>
-        <w:t>enter</w:t>
-      </w:r>
-      <w:proofErr w:type="spellEnd"/>
-      <w:r>
-        <w:rPr>
-          <w:lang w:eastAsia="ru-RU"/>
-        </w:rPr>
-        <w:t>.</w:t>
-      </w:r>
-    </w:p>
-    <w:p>
-      <w:pPr>
-        <w:pStyle w:val="a5"/>
-        <w:rPr>
-          <w:lang w:eastAsia="ru-RU"/>
-        </w:rPr>
-      </w:pPr>
-      <w:r>
-        <w:rPr>
-          <w:lang w:eastAsia="ru-RU"/>
-        </w:rPr>
-        <w:t xml:space="preserve">            Ограничения: положительно целое число в </w:t>
-      </w:r>
-      <w:proofErr w:type="spellStart"/>
-      <w:r>
-        <w:rPr>
-          <w:lang w:eastAsia="ru-RU"/>
-        </w:rPr>
-        <w:t>диапозоне</w:t>
-      </w:r>
-      <w:proofErr w:type="spellEnd"/>
-      <w:r>
-        <w:rPr>
-          <w:lang w:eastAsia="ru-RU"/>
-        </w:rPr>
-        <w:t xml:space="preserve"> от 0 до 100, где 0 - не сдал.""")</w:t>
-      </w:r>
-    </w:p>
-    <w:p>
-      <w:pPr>
-        <w:pStyle w:val="a5"/>
-        <w:rPr>
-          <w:lang w:val="en-US" w:eastAsia="ru-RU"/>
-        </w:rPr>
-      </w:pPr>
-      <w:r>
-        <w:rPr>
-          <w:lang w:eastAsia="ru-RU"/>
-        </w:rPr>
-        <w:t xml:space="preserve">            </w:t>
-      </w:r>
-      <w:r>
-        <w:rPr>
-          <w:lang w:val="en-US" w:eastAsia="ru-RU"/>
-        </w:rPr>
-        <w:t xml:space="preserve">for </w:t>
-      </w:r>
-      <w:proofErr w:type="spellStart"/>
-      <w:r>
-        <w:rPr>
-          <w:lang w:val="en-US" w:eastAsia="ru-RU"/>
-        </w:rPr>
-        <w:t>i</w:t>
-      </w:r>
-      <w:proofErr w:type="spellEnd"/>
-      <w:r>
-        <w:rPr>
-          <w:lang w:val="en-US" w:eastAsia="ru-RU"/>
-        </w:rPr>
-        <w:t xml:space="preserve"> in </w:t>
-      </w:r>
-      <w:proofErr w:type="gramStart"/>
-      <w:r>
-        <w:rPr>
-          <w:lang w:val="en-US" w:eastAsia="ru-RU"/>
-        </w:rPr>
-        <w:t>range(</w:t>
-      </w:r>
-      <w:proofErr w:type="gramEnd"/>
-      <w:r>
-        <w:rPr>
-          <w:lang w:val="en-US" w:eastAsia="ru-RU"/>
-        </w:rPr>
-        <w:t xml:space="preserve">0, </w:t>
-      </w:r>
-      <w:proofErr w:type="spellStart"/>
-      <w:r>
-        <w:rPr>
-          <w:lang w:val="en-US" w:eastAsia="ru-RU"/>
-        </w:rPr>
-        <w:t>numberStudents</w:t>
-      </w:r>
-      <w:proofErr w:type="spellEnd"/>
-      <w:r>
-        <w:rPr>
-          <w:lang w:val="en-US" w:eastAsia="ru-RU"/>
-        </w:rPr>
-        <w:t>):</w:t>
-      </w:r>
-    </w:p>
-    <w:p>
-      <w:pPr>
-        <w:pStyle w:val="a5"/>
-        <w:rPr>
-          <w:lang w:val="en-US" w:eastAsia="ru-RU"/>
-        </w:rPr>
-      </w:pPr>
-      <w:r>
-        <w:rPr>
-          <w:lang w:val="en-US" w:eastAsia="ru-RU"/>
-        </w:rPr>
-        <w:t xml:space="preserve">                </w:t>
-      </w:r>
-      <w:proofErr w:type="gramStart"/>
-      <w:r>
-        <w:rPr>
-          <w:lang w:val="en-US" w:eastAsia="ru-RU"/>
-        </w:rPr>
-        <w:t>while(</w:t>
-      </w:r>
-      <w:proofErr w:type="gramEnd"/>
-      <w:r>
-        <w:rPr>
-          <w:lang w:val="en-US" w:eastAsia="ru-RU"/>
-        </w:rPr>
-        <w:t>True):</w:t>
-      </w:r>
-    </w:p>
-    <w:p>
-      <w:pPr>
-        <w:pStyle w:val="a5"/>
-        <w:rPr>
-          <w:lang w:val="en-US" w:eastAsia="ru-RU"/>
-        </w:rPr>
-      </w:pPr>
-      <w:r>
-        <w:rPr>
-          <w:lang w:val="en-US" w:eastAsia="ru-RU"/>
-        </w:rPr>
-        <w:t>                    try:</w:t>
-      </w:r>
-    </w:p>
-    <w:p>
-      <w:pPr>
-        <w:pStyle w:val="a5"/>
-        <w:rPr>
-          <w:lang w:val="en-US" w:eastAsia="ru-RU"/>
-        </w:rPr>
-      </w:pPr>
-      <w:r>
-        <w:rPr>
-          <w:lang w:val="en-US" w:eastAsia="ru-RU"/>
-        </w:rPr>
-        <w:t xml:space="preserve">                        </w:t>
-      </w:r>
-      <w:proofErr w:type="spellStart"/>
-      <w:r>
-        <w:rPr>
-          <w:lang w:val="en-US" w:eastAsia="ru-RU"/>
-        </w:rPr>
-        <w:t>inputNumber</w:t>
-      </w:r>
-      <w:proofErr w:type="spellEnd"/>
-      <w:r>
-        <w:rPr>
-          <w:lang w:val="en-US" w:eastAsia="ru-RU"/>
-        </w:rPr>
-        <w:t xml:space="preserve"> = </w:t>
-      </w:r>
-      <w:proofErr w:type="gramStart"/>
-      <w:r>
-        <w:rPr>
-          <w:lang w:val="en-US" w:eastAsia="ru-RU"/>
-        </w:rPr>
-        <w:t>int(input(</w:t>
-      </w:r>
-      <w:proofErr w:type="gramEnd"/>
-      <w:r>
-        <w:rPr>
-          <w:lang w:val="en-US" w:eastAsia="ru-RU"/>
-        </w:rPr>
-        <w:t>f"</w:t>
-      </w:r>
-      <w:r>
-        <w:rPr>
-          <w:lang w:eastAsia="ru-RU"/>
-        </w:rPr>
-        <w:t>Введите</w:t>
-      </w:r>
-      <w:r>
-        <w:rPr>
-          <w:lang w:val="en-US" w:eastAsia="ru-RU"/>
+        <w:t>не</w:t>
+      </w:r>
+      <w:r>
+        <w:rPr>
+          <w:lang w:eastAsia="ru-RU"/>
+        </w:rPr>
+        <w:t xml:space="preserve"> 2")</w:t>
+      </w:r>
+    </w:p>
+    <w:p>
+      <w:pPr>
+        <w:pStyle w:val="a5"/>
+        <w:rPr>
+          <w:lang w:val="en-US" w:eastAsia="ru-RU"/>
+        </w:rPr>
+      </w:pPr>
+      <w:r>
+        <w:rPr>
+          <w:lang w:val="en-US" w:eastAsia="ru-RU"/>
+        </w:rPr>
+        <w:t> </w:t>
+      </w:r>
+      <w:r>
+        <w:rPr>
+          <w:lang w:eastAsia="ru-RU"/>
         </w:rPr>
         <w:t xml:space="preserve"> </w:t>
       </w:r>
       <w:r>
         <w:rPr>
-          <w:lang w:eastAsia="ru-RU"/>
-        </w:rPr>
-        <w:t>баллы</w:t>
-      </w:r>
-      <w:r>
-        <w:rPr>
-          <w:lang w:val="en-US" w:eastAsia="ru-RU"/>
+          <w:lang w:val="en-US" w:eastAsia="ru-RU"/>
+        </w:rPr>
+        <w:t> </w:t>
+      </w:r>
+      <w:r>
+        <w:rPr>
+          <w:lang w:eastAsia="ru-RU"/>
         </w:rPr>
         <w:t xml:space="preserve"> </w:t>
       </w:r>
       <w:r>
         <w:rPr>
-          <w:lang w:eastAsia="ru-RU"/>
-        </w:rPr>
-        <w:t>студента</w:t>
-      </w:r>
-      <w:r>
-        <w:rPr>
-          <w:lang w:val="en-US" w:eastAsia="ru-RU"/>
-        </w:rPr>
-        <w:t xml:space="preserve"> {i+1}:"))</w:t>
-      </w:r>
-    </w:p>
-    <w:p>
-      <w:pPr>
-        <w:pStyle w:val="a5"/>
-        <w:rPr>
-          <w:lang w:val="en-US" w:eastAsia="ru-RU"/>
-        </w:rPr>
-      </w:pPr>
-      <w:r>
-        <w:rPr>
-          <w:lang w:val="en-US" w:eastAsia="ru-RU"/>
-        </w:rPr>
-        <w:t xml:space="preserve">                        if </w:t>
-      </w:r>
-      <w:proofErr w:type="gramStart"/>
-      <w:r>
-        <w:rPr>
-          <w:lang w:val="en-US" w:eastAsia="ru-RU"/>
-        </w:rPr>
-        <w:t>not(</w:t>
-      </w:r>
-      <w:proofErr w:type="spellStart"/>
-      <w:r>
-        <w:rPr>
-          <w:lang w:val="en-US" w:eastAsia="ru-RU"/>
-        </w:rPr>
-        <w:t>isinstance</w:t>
-      </w:r>
-      <w:proofErr w:type="spellEnd"/>
-      <w:r>
-        <w:rPr>
-          <w:lang w:val="en-US" w:eastAsia="ru-RU"/>
-        </w:rPr>
-        <w:t>(</w:t>
-      </w:r>
-      <w:proofErr w:type="spellStart"/>
-      <w:proofErr w:type="gramEnd"/>
-      <w:r>
-        <w:rPr>
-          <w:lang w:val="en-US" w:eastAsia="ru-RU"/>
-        </w:rPr>
-        <w:t>inputNumber</w:t>
-      </w:r>
-      <w:proofErr w:type="spellEnd"/>
-      <w:r>
-        <w:rPr>
-          <w:lang w:val="en-US" w:eastAsia="ru-RU"/>
-        </w:rPr>
-        <w:t>, int)):</w:t>
-      </w:r>
-    </w:p>
-    <w:p>
-      <w:pPr>
-        <w:pStyle w:val="a5"/>
-        <w:rPr>
-          <w:lang w:val="en-US" w:eastAsia="ru-RU"/>
-        </w:rPr>
-      </w:pPr>
-      <w:r>
-        <w:rPr>
-          <w:lang w:val="en-US" w:eastAsia="ru-RU"/>
-        </w:rPr>
-        <w:t xml:space="preserve">                            raise </w:t>
-      </w:r>
-      <w:proofErr w:type="spellStart"/>
-      <w:r>
-        <w:rPr>
-          <w:lang w:val="en-US" w:eastAsia="ru-RU"/>
-        </w:rPr>
-        <w:t>TypeError</w:t>
-      </w:r>
-      <w:proofErr w:type="spellEnd"/>
-    </w:p>
-    <w:p>
-      <w:pPr>
-        <w:pStyle w:val="a5"/>
-        <w:rPr>
-          <w:lang w:val="en-US" w:eastAsia="ru-RU"/>
-        </w:rPr>
-      </w:pPr>
-      <w:r>
-        <w:rPr>
-          <w:lang w:val="en-US" w:eastAsia="ru-RU"/>
-        </w:rPr>
-        <w:t xml:space="preserve">                        if </w:t>
-      </w:r>
-      <w:proofErr w:type="gramStart"/>
-      <w:r>
-        <w:rPr>
-          <w:lang w:val="en-US" w:eastAsia="ru-RU"/>
-        </w:rPr>
-        <w:t>not(</w:t>
-      </w:r>
-      <w:proofErr w:type="spellStart"/>
-      <w:proofErr w:type="gramEnd"/>
-      <w:r>
-        <w:rPr>
-          <w:lang w:val="en-US" w:eastAsia="ru-RU"/>
-        </w:rPr>
-        <w:t>inputNumber</w:t>
-      </w:r>
-      <w:proofErr w:type="spellEnd"/>
-      <w:r>
-        <w:rPr>
-          <w:lang w:val="en-US" w:eastAsia="ru-RU"/>
-        </w:rPr>
-        <w:t xml:space="preserve"> in </w:t>
-      </w:r>
-      <w:proofErr w:type="gramStart"/>
-      <w:r>
-        <w:rPr>
-          <w:lang w:val="en-US" w:eastAsia="ru-RU"/>
-        </w:rPr>
-        <w:t>range(</w:t>
-      </w:r>
-      <w:proofErr w:type="gramEnd"/>
-      <w:r>
-        <w:rPr>
-          <w:lang w:val="en-US" w:eastAsia="ru-RU"/>
-        </w:rPr>
-        <w:t>0, 101)):</w:t>
-      </w:r>
-    </w:p>
-    <w:p>
-      <w:pPr>
-        <w:pStyle w:val="a5"/>
-        <w:rPr>
-          <w:lang w:val="en-US" w:eastAsia="ru-RU"/>
-        </w:rPr>
-      </w:pPr>
-      <w:r>
-        <w:rPr>
-          <w:lang w:val="en-US" w:eastAsia="ru-RU"/>
-        </w:rPr>
-        <w:t xml:space="preserve">                            raise </w:t>
-      </w:r>
-      <w:proofErr w:type="spellStart"/>
-      <w:r>
-        <w:rPr>
-          <w:lang w:val="en-US" w:eastAsia="ru-RU"/>
-        </w:rPr>
-        <w:t>IndexError</w:t>
-      </w:r>
-      <w:proofErr w:type="spellEnd"/>
-    </w:p>
-    <w:p>
-      <w:pPr>
-        <w:pStyle w:val="a5"/>
-        <w:rPr>
-          <w:lang w:val="en-US" w:eastAsia="ru-RU"/>
-        </w:rPr>
-      </w:pPr>
-      <w:r>
-        <w:rPr>
-          <w:lang w:val="en-US" w:eastAsia="ru-RU"/>
-        </w:rPr>
-        <w:t>                    except (</w:t>
-      </w:r>
-      <w:proofErr w:type="spellStart"/>
-      <w:r>
-        <w:rPr>
-          <w:lang w:val="en-US" w:eastAsia="ru-RU"/>
-        </w:rPr>
-        <w:t>TypeError</w:t>
-      </w:r>
-      <w:proofErr w:type="spellEnd"/>
-      <w:r>
-        <w:rPr>
-          <w:lang w:val="en-US" w:eastAsia="ru-RU"/>
-        </w:rPr>
-        <w:t xml:space="preserve">, </w:t>
-      </w:r>
-      <w:proofErr w:type="spellStart"/>
-      <w:r>
-        <w:rPr>
-          <w:lang w:val="en-US" w:eastAsia="ru-RU"/>
-        </w:rPr>
-        <w:t>ValueError</w:t>
-      </w:r>
-      <w:proofErr w:type="spellEnd"/>
-      <w:r>
-        <w:rPr>
-          <w:lang w:val="en-US" w:eastAsia="ru-RU"/>
-        </w:rPr>
-        <w:t>):</w:t>
-      </w:r>
-    </w:p>
-    <w:p>
-      <w:pPr>
-        <w:pStyle w:val="a5"/>
-        <w:rPr>
-          <w:lang w:eastAsia="ru-RU"/>
-        </w:rPr>
-      </w:pPr>
-      <w:r>
-        <w:rPr>
-          <w:lang w:val="en-US" w:eastAsia="ru-RU"/>
-        </w:rPr>
-        <w:t xml:space="preserve">                        </w:t>
-      </w:r>
-      <w:proofErr w:type="spellStart"/>
-      <w:r>
-        <w:rPr>
-          <w:lang w:eastAsia="ru-RU"/>
-        </w:rPr>
-        <w:t>print</w:t>
-      </w:r>
-      <w:proofErr w:type="spellEnd"/>
-      <w:r>
-        <w:rPr>
-          <w:lang w:eastAsia="ru-RU"/>
-        </w:rPr>
-        <w:t>(</w:t>
-      </w:r>
-      <w:proofErr w:type="spellStart"/>
-      <w:r>
-        <w:rPr>
-          <w:lang w:eastAsia="ru-RU"/>
-        </w:rPr>
-        <w:t>f"Вы</w:t>
-      </w:r>
-      <w:proofErr w:type="spellEnd"/>
-      <w:r>
-        <w:rPr>
-          <w:lang w:eastAsia="ru-RU"/>
-        </w:rPr>
-        <w:t xml:space="preserve"> ввели не тот тип данных")</w:t>
-      </w:r>
-    </w:p>
-    <w:p>
-      <w:pPr>
-        <w:pStyle w:val="a5"/>
-        <w:rPr>
-          <w:lang w:eastAsia="ru-RU"/>
-        </w:rPr>
-      </w:pPr>
-      <w:r>
-        <w:rPr>
-          <w:lang w:eastAsia="ru-RU"/>
-        </w:rPr>
-        <w:t xml:space="preserve">                    </w:t>
-      </w:r>
-      <w:proofErr w:type="spellStart"/>
-      <w:r>
-        <w:rPr>
-          <w:lang w:eastAsia="ru-RU"/>
-        </w:rPr>
-        <w:t>except</w:t>
-      </w:r>
-      <w:proofErr w:type="spellEnd"/>
+          <w:lang w:val="en-US" w:eastAsia="ru-RU"/>
+        </w:rPr>
+        <w:t> </w:t>
+      </w:r>
       <w:r>
         <w:rPr>
           <w:lang w:eastAsia="ru-RU"/>
         </w:rPr>
         <w:t xml:space="preserve"> </w:t>
       </w:r>
-      <w:proofErr w:type="spellStart"/>
-      <w:r>
-        <w:rPr>
-          <w:lang w:eastAsia="ru-RU"/>
-        </w:rPr>
-        <w:t>IndexError</w:t>
-      </w:r>
-      <w:proofErr w:type="spellEnd"/>
-      <w:r>
-        <w:rPr>
-          <w:lang w:eastAsia="ru-RU"/>
-        </w:rPr>
-        <w:t>:</w:t>
-      </w:r>
-    </w:p>
-    <w:p>
-      <w:pPr>
-        <w:pStyle w:val="a5"/>
-        <w:rPr>
-          <w:lang w:eastAsia="ru-RU"/>
-        </w:rPr>
-      </w:pPr>
-      <w:r>
-        <w:rPr>
-          <w:lang w:eastAsia="ru-RU"/>
-        </w:rPr>
-        <w:t xml:space="preserve">                        </w:t>
-      </w:r>
-      <w:proofErr w:type="spellStart"/>
-      <w:r>
-        <w:rPr>
-          <w:lang w:eastAsia="ru-RU"/>
-        </w:rPr>
-        <w:t>print</w:t>
-      </w:r>
-      <w:proofErr w:type="spellEnd"/>
-      <w:r>
-        <w:rPr>
-          <w:lang w:eastAsia="ru-RU"/>
-        </w:rPr>
-        <w:t>(</w:t>
-      </w:r>
-      <w:proofErr w:type="spellStart"/>
-      <w:r>
-        <w:rPr>
-          <w:lang w:eastAsia="ru-RU"/>
-        </w:rPr>
-        <w:t>f"Не</w:t>
-      </w:r>
-      <w:proofErr w:type="spellEnd"/>
-      <w:r>
-        <w:rPr>
-          <w:lang w:eastAsia="ru-RU"/>
-        </w:rPr>
-        <w:t xml:space="preserve"> входит в </w:t>
-      </w:r>
-      <w:proofErr w:type="spellStart"/>
-      <w:r>
-        <w:rPr>
-          <w:lang w:eastAsia="ru-RU"/>
-        </w:rPr>
-        <w:t>диапозон</w:t>
-      </w:r>
-      <w:proofErr w:type="spellEnd"/>
-      <w:r>
-        <w:rPr>
-          <w:lang w:eastAsia="ru-RU"/>
-        </w:rPr>
-        <w:t xml:space="preserve"> от 0 до 100")</w:t>
-      </w:r>
-    </w:p>
-    <w:p>
-      <w:pPr>
-        <w:pStyle w:val="a5"/>
-        <w:rPr>
-          <w:lang w:val="en-US" w:eastAsia="ru-RU"/>
-        </w:rPr>
-      </w:pPr>
-      <w:r>
-        <w:rPr>
-          <w:lang w:eastAsia="ru-RU"/>
-        </w:rPr>
-        <w:t xml:space="preserve">                    </w:t>
+      <w:r>
+        <w:rPr>
+          <w:lang w:val="en-US" w:eastAsia="ru-RU"/>
+        </w:rPr>
+        <w:t> </w:t>
+      </w:r>
+      <w:r>
+        <w:rPr>
+          <w:lang w:eastAsia="ru-RU"/>
+        </w:rPr>
+        <w:t xml:space="preserve"> </w:t>
       </w:r>
       <w:r>
         <w:rPr>
@@ -4597,1474 +4534,6 @@
         <w:rPr>
           <w:lang w:val="en-US" w:eastAsia="ru-RU"/>
         </w:rPr>
-        <w:t>                        break</w:t>
-      </w:r>
-    </w:p>
-    <w:p>
-      <w:pPr>
-        <w:pStyle w:val="a5"/>
-        <w:rPr>
-          <w:lang w:val="en-US" w:eastAsia="ru-RU"/>
-        </w:rPr>
-      </w:pPr>
-      <w:r>
-        <w:rPr>
-          <w:lang w:val="en-US" w:eastAsia="ru-RU"/>
-        </w:rPr>
-        <w:t xml:space="preserve">                </w:t>
-      </w:r>
-      <w:proofErr w:type="spellStart"/>
-      <w:r>
-        <w:rPr>
-          <w:lang w:val="en-US" w:eastAsia="ru-RU"/>
-        </w:rPr>
-        <w:t>numberScores.append</w:t>
-      </w:r>
-      <w:proofErr w:type="spellEnd"/>
-      <w:r>
-        <w:rPr>
-          <w:lang w:val="en-US" w:eastAsia="ru-RU"/>
-        </w:rPr>
-        <w:t>(</w:t>
-      </w:r>
-      <w:proofErr w:type="spellStart"/>
-      <w:r>
-        <w:rPr>
-          <w:lang w:val="en-US" w:eastAsia="ru-RU"/>
-        </w:rPr>
-        <w:t>inputNumber</w:t>
-      </w:r>
-      <w:proofErr w:type="spellEnd"/>
-      <w:r>
-        <w:rPr>
-          <w:lang w:val="en-US" w:eastAsia="ru-RU"/>
-        </w:rPr>
-        <w:t>)</w:t>
-      </w:r>
-    </w:p>
-    <w:p>
-      <w:pPr>
-        <w:pStyle w:val="a5"/>
-        <w:rPr>
-          <w:lang w:val="en-US" w:eastAsia="ru-RU"/>
-        </w:rPr>
-      </w:pPr>
-      <w:r>
-        <w:rPr>
-          <w:lang w:val="en-US" w:eastAsia="ru-RU"/>
-        </w:rPr>
-        <w:t>        average = avg(</w:t>
-      </w:r>
-      <w:proofErr w:type="spellStart"/>
-      <w:r>
-        <w:rPr>
-          <w:lang w:val="en-US" w:eastAsia="ru-RU"/>
-        </w:rPr>
-        <w:t>numberScores</w:t>
-      </w:r>
-      <w:proofErr w:type="spellEnd"/>
-      <w:r>
-        <w:rPr>
-          <w:lang w:val="en-US" w:eastAsia="ru-RU"/>
-        </w:rPr>
-        <w:t>)</w:t>
-      </w:r>
-    </w:p>
-    <w:p>
-      <w:pPr>
-        <w:pStyle w:val="a5"/>
-        <w:rPr>
-          <w:lang w:val="en-US" w:eastAsia="ru-RU"/>
-        </w:rPr>
-      </w:pPr>
-      <w:r>
-        <w:rPr>
-          <w:lang w:val="en-US" w:eastAsia="ru-RU"/>
-        </w:rPr>
-        <w:t xml:space="preserve">        </w:t>
-      </w:r>
-      <w:proofErr w:type="spellStart"/>
-      <w:r>
-        <w:rPr>
-          <w:lang w:val="en-US" w:eastAsia="ru-RU"/>
-        </w:rPr>
-        <w:t>maxResult</w:t>
-      </w:r>
-      <w:proofErr w:type="spellEnd"/>
-      <w:r>
-        <w:rPr>
-          <w:lang w:val="en-US" w:eastAsia="ru-RU"/>
-        </w:rPr>
-        <w:t xml:space="preserve"> = max(</w:t>
-      </w:r>
-      <w:proofErr w:type="spellStart"/>
-      <w:r>
-        <w:rPr>
-          <w:lang w:val="en-US" w:eastAsia="ru-RU"/>
-        </w:rPr>
-        <w:t>numberScores</w:t>
-      </w:r>
-      <w:proofErr w:type="spellEnd"/>
-      <w:r>
-        <w:rPr>
-          <w:lang w:val="en-US" w:eastAsia="ru-RU"/>
-        </w:rPr>
-        <w:t xml:space="preserve">) </w:t>
-      </w:r>
-    </w:p>
-    <w:p>
-      <w:pPr>
-        <w:pStyle w:val="a5"/>
-        <w:rPr>
-          <w:lang w:val="en-US" w:eastAsia="ru-RU"/>
-        </w:rPr>
-      </w:pPr>
-      <w:r>
-        <w:rPr>
-          <w:lang w:val="en-US" w:eastAsia="ru-RU"/>
-        </w:rPr>
-        <w:t xml:space="preserve">        </w:t>
-      </w:r>
-      <w:proofErr w:type="spellStart"/>
-      <w:r>
-        <w:rPr>
-          <w:lang w:val="en-US" w:eastAsia="ru-RU"/>
-        </w:rPr>
-        <w:t>minResult</w:t>
-      </w:r>
-      <w:proofErr w:type="spellEnd"/>
-      <w:r>
-        <w:rPr>
-          <w:lang w:val="en-US" w:eastAsia="ru-RU"/>
-        </w:rPr>
-        <w:t xml:space="preserve"> = min(</w:t>
-      </w:r>
-      <w:proofErr w:type="spellStart"/>
-      <w:r>
-        <w:rPr>
-          <w:lang w:val="en-US" w:eastAsia="ru-RU"/>
-        </w:rPr>
-        <w:t>numberScores</w:t>
-      </w:r>
-      <w:proofErr w:type="spellEnd"/>
-      <w:r>
-        <w:rPr>
-          <w:lang w:val="en-US" w:eastAsia="ru-RU"/>
-        </w:rPr>
-        <w:t>)</w:t>
-      </w:r>
-    </w:p>
-    <w:p>
-      <w:pPr>
-        <w:pStyle w:val="a5"/>
-        <w:rPr>
-          <w:lang w:val="en-US" w:eastAsia="ru-RU"/>
-        </w:rPr>
-      </w:pPr>
-      <w:r>
-        <w:rPr>
-          <w:lang w:val="en-US" w:eastAsia="ru-RU"/>
-        </w:rPr>
-        <w:t xml:space="preserve">        </w:t>
-      </w:r>
-      <w:proofErr w:type="spellStart"/>
-      <w:r>
-        <w:rPr>
-          <w:lang w:val="en-US" w:eastAsia="ru-RU"/>
-        </w:rPr>
-        <w:t>countPassed</w:t>
-      </w:r>
-      <w:proofErr w:type="spellEnd"/>
-      <w:r>
-        <w:rPr>
-          <w:lang w:val="en-US" w:eastAsia="ru-RU"/>
-        </w:rPr>
-        <w:t xml:space="preserve"> = </w:t>
-      </w:r>
-      <w:proofErr w:type="spellStart"/>
-      <w:r>
-        <w:rPr>
-          <w:lang w:val="en-US" w:eastAsia="ru-RU"/>
-        </w:rPr>
-        <w:t>checkCountPassed</w:t>
-      </w:r>
-      <w:proofErr w:type="spellEnd"/>
-      <w:r>
-        <w:rPr>
-          <w:lang w:val="en-US" w:eastAsia="ru-RU"/>
-        </w:rPr>
-        <w:t>(</w:t>
-      </w:r>
-      <w:proofErr w:type="spellStart"/>
-      <w:r>
-        <w:rPr>
-          <w:lang w:val="en-US" w:eastAsia="ru-RU"/>
-        </w:rPr>
-        <w:t>numberScores</w:t>
-      </w:r>
-      <w:proofErr w:type="spellEnd"/>
-      <w:r>
-        <w:rPr>
-          <w:lang w:val="en-US" w:eastAsia="ru-RU"/>
-        </w:rPr>
-        <w:t>)</w:t>
-      </w:r>
-    </w:p>
-    <w:p>
-      <w:pPr>
-        <w:pStyle w:val="a5"/>
-        <w:rPr>
-          <w:lang w:val="en-US" w:eastAsia="ru-RU"/>
-        </w:rPr>
-      </w:pPr>
-      <w:r>
-        <w:rPr>
-          <w:lang w:val="en-US" w:eastAsia="ru-RU"/>
-        </w:rPr>
-        <w:t xml:space="preserve">        </w:t>
-      </w:r>
-      <w:proofErr w:type="spellStart"/>
-      <w:r>
-        <w:rPr>
-          <w:lang w:val="en-US" w:eastAsia="ru-RU"/>
-        </w:rPr>
-        <w:t>percentPassed</w:t>
-      </w:r>
-      <w:proofErr w:type="spellEnd"/>
-      <w:r>
-        <w:rPr>
-          <w:lang w:val="en-US" w:eastAsia="ru-RU"/>
-        </w:rPr>
-        <w:t xml:space="preserve"> = </w:t>
-      </w:r>
-      <w:proofErr w:type="spellStart"/>
-      <w:r>
-        <w:rPr>
-          <w:lang w:val="en-US" w:eastAsia="ru-RU"/>
-        </w:rPr>
-        <w:t>countPassed</w:t>
-      </w:r>
-      <w:proofErr w:type="spellEnd"/>
-      <w:r>
-        <w:rPr>
-          <w:lang w:val="en-US" w:eastAsia="ru-RU"/>
-        </w:rPr>
-        <w:t>/</w:t>
-      </w:r>
-      <w:proofErr w:type="spellStart"/>
-      <w:r>
-        <w:rPr>
-          <w:lang w:val="en-US" w:eastAsia="ru-RU"/>
-        </w:rPr>
-        <w:t>len</w:t>
-      </w:r>
-      <w:proofErr w:type="spellEnd"/>
-      <w:r>
-        <w:rPr>
-          <w:lang w:val="en-US" w:eastAsia="ru-RU"/>
-        </w:rPr>
-        <w:t>(</w:t>
-      </w:r>
-      <w:proofErr w:type="spellStart"/>
-      <w:r>
-        <w:rPr>
-          <w:lang w:val="en-US" w:eastAsia="ru-RU"/>
-        </w:rPr>
-        <w:t>numberScores</w:t>
-      </w:r>
-      <w:proofErr w:type="spellEnd"/>
-      <w:r>
-        <w:rPr>
-          <w:lang w:val="en-US" w:eastAsia="ru-RU"/>
-        </w:rPr>
-        <w:t>)*100</w:t>
-      </w:r>
-    </w:p>
-    <w:p>
-      <w:pPr>
-        <w:pStyle w:val="a5"/>
-        <w:rPr>
-          <w:lang w:val="en-US" w:eastAsia="ru-RU"/>
-        </w:rPr>
-      </w:pPr>
-      <w:r>
-        <w:rPr>
-          <w:lang w:val="en-US" w:eastAsia="ru-RU"/>
-        </w:rPr>
-        <w:t xml:space="preserve">        </w:t>
-      </w:r>
-      <w:proofErr w:type="spellStart"/>
-      <w:r>
-        <w:rPr>
-          <w:lang w:val="en-US" w:eastAsia="ru-RU"/>
-        </w:rPr>
-        <w:t>countAboveAverageResult</w:t>
-      </w:r>
-      <w:proofErr w:type="spellEnd"/>
-      <w:r>
-        <w:rPr>
-          <w:lang w:val="en-US" w:eastAsia="ru-RU"/>
-        </w:rPr>
-        <w:t xml:space="preserve"> = </w:t>
-      </w:r>
-      <w:proofErr w:type="spellStart"/>
-      <w:r>
-        <w:rPr>
-          <w:lang w:val="en-US" w:eastAsia="ru-RU"/>
-        </w:rPr>
-        <w:t>checkCountAboveAverageResult</w:t>
-      </w:r>
-      <w:proofErr w:type="spellEnd"/>
-      <w:r>
-        <w:rPr>
-          <w:lang w:val="en-US" w:eastAsia="ru-RU"/>
-        </w:rPr>
-        <w:t>(</w:t>
-      </w:r>
-      <w:proofErr w:type="spellStart"/>
-      <w:r>
-        <w:rPr>
-          <w:lang w:val="en-US" w:eastAsia="ru-RU"/>
-        </w:rPr>
-        <w:t>numberScores</w:t>
-      </w:r>
-      <w:proofErr w:type="spellEnd"/>
-      <w:r>
-        <w:rPr>
-          <w:lang w:val="en-US" w:eastAsia="ru-RU"/>
-        </w:rPr>
-        <w:t>)</w:t>
-      </w:r>
-    </w:p>
-    <w:p>
-      <w:pPr>
-        <w:pStyle w:val="a5"/>
-        <w:rPr>
-          <w:lang w:val="en-US" w:eastAsia="ru-RU"/>
-        </w:rPr>
-      </w:pPr>
-      <w:r>
-        <w:rPr>
-          <w:lang w:val="en-US" w:eastAsia="ru-RU"/>
-        </w:rPr>
-        <w:t xml:space="preserve">        </w:t>
-      </w:r>
-      <w:proofErr w:type="gramStart"/>
-      <w:r>
-        <w:rPr>
-          <w:lang w:val="en-US" w:eastAsia="ru-RU"/>
-        </w:rPr>
-        <w:t>input(</w:t>
-      </w:r>
-      <w:proofErr w:type="spellStart"/>
-      <w:proofErr w:type="gramEnd"/>
-      <w:r>
-        <w:rPr>
-          <w:lang w:val="en-US" w:eastAsia="ru-RU"/>
-        </w:rPr>
-        <w:t>f"""Average</w:t>
-      </w:r>
-      <w:proofErr w:type="spellEnd"/>
-      <w:r>
-        <w:rPr>
-          <w:lang w:val="en-US" w:eastAsia="ru-RU"/>
-        </w:rPr>
-        <w:t xml:space="preserve"> scores: {average}, </w:t>
-      </w:r>
-    </w:p>
-    <w:p>
-      <w:pPr>
-        <w:pStyle w:val="a5"/>
-        <w:rPr>
-          <w:lang w:val="en-US" w:eastAsia="ru-RU"/>
-        </w:rPr>
-      </w:pPr>
-      <w:r>
-        <w:rPr>
-          <w:lang w:val="en-US" w:eastAsia="ru-RU"/>
-        </w:rPr>
-        <w:t>        max: {</w:t>
-      </w:r>
-      <w:proofErr w:type="spellStart"/>
-      <w:r>
-        <w:rPr>
-          <w:lang w:val="en-US" w:eastAsia="ru-RU"/>
-        </w:rPr>
-        <w:t>maxResult</w:t>
-      </w:r>
-      <w:proofErr w:type="spellEnd"/>
-      <w:r>
-        <w:rPr>
-          <w:lang w:val="en-US" w:eastAsia="ru-RU"/>
-        </w:rPr>
-        <w:t xml:space="preserve">}, </w:t>
-      </w:r>
-    </w:p>
-    <w:p>
-      <w:pPr>
-        <w:pStyle w:val="a5"/>
-        <w:rPr>
-          <w:lang w:val="en-US" w:eastAsia="ru-RU"/>
-        </w:rPr>
-      </w:pPr>
-      <w:r>
-        <w:rPr>
-          <w:lang w:val="en-US" w:eastAsia="ru-RU"/>
-        </w:rPr>
-        <w:t>        min: {</w:t>
-      </w:r>
-      <w:proofErr w:type="spellStart"/>
-      <w:r>
-        <w:rPr>
-          <w:lang w:val="en-US" w:eastAsia="ru-RU"/>
-        </w:rPr>
-        <w:t>minResult</w:t>
-      </w:r>
-      <w:proofErr w:type="spellEnd"/>
-      <w:r>
-        <w:rPr>
-          <w:lang w:val="en-US" w:eastAsia="ru-RU"/>
-        </w:rPr>
-        <w:t>},</w:t>
-      </w:r>
-    </w:p>
-    <w:p>
-      <w:pPr>
-        <w:pStyle w:val="a5"/>
-        <w:rPr>
-          <w:lang w:val="en-US" w:eastAsia="ru-RU"/>
-        </w:rPr>
-      </w:pPr>
-      <w:r>
-        <w:rPr>
-          <w:lang w:val="en-US" w:eastAsia="ru-RU"/>
-        </w:rPr>
-        <w:t>        count of passed: {</w:t>
-      </w:r>
-      <w:proofErr w:type="spellStart"/>
-      <w:r>
-        <w:rPr>
-          <w:lang w:val="en-US" w:eastAsia="ru-RU"/>
-        </w:rPr>
-        <w:t>countPassed</w:t>
-      </w:r>
-      <w:proofErr w:type="spellEnd"/>
-      <w:r>
-        <w:rPr>
-          <w:lang w:val="en-US" w:eastAsia="ru-RU"/>
-        </w:rPr>
-        <w:t xml:space="preserve">}, </w:t>
-      </w:r>
-    </w:p>
-    <w:p>
-      <w:pPr>
-        <w:pStyle w:val="a5"/>
-        <w:rPr>
-          <w:lang w:val="en-US" w:eastAsia="ru-RU"/>
-        </w:rPr>
-      </w:pPr>
-      <w:r>
-        <w:rPr>
-          <w:lang w:val="en-US" w:eastAsia="ru-RU"/>
-        </w:rPr>
-        <w:t>        percent of passed: {</w:t>
-      </w:r>
-      <w:proofErr w:type="spellStart"/>
-      <w:r>
-        <w:rPr>
-          <w:lang w:val="en-US" w:eastAsia="ru-RU"/>
-        </w:rPr>
-        <w:t>percentPassed</w:t>
-      </w:r>
-      <w:proofErr w:type="spellEnd"/>
-      <w:r>
-        <w:rPr>
-          <w:lang w:val="en-US" w:eastAsia="ru-RU"/>
-        </w:rPr>
-        <w:t xml:space="preserve">}, </w:t>
-      </w:r>
-    </w:p>
-    <w:p>
-      <w:pPr>
-        <w:pStyle w:val="a5"/>
-        <w:rPr>
-          <w:lang w:val="en-US" w:eastAsia="ru-RU"/>
-        </w:rPr>
-      </w:pPr>
-      <w:r>
-        <w:rPr>
-          <w:lang w:val="en-US" w:eastAsia="ru-RU"/>
-        </w:rPr>
-        <w:t>        count above average result: {</w:t>
-      </w:r>
-      <w:proofErr w:type="spellStart"/>
-      <w:r>
-        <w:rPr>
-          <w:lang w:val="en-US" w:eastAsia="ru-RU"/>
-        </w:rPr>
-        <w:t>countAboveAverageResult</w:t>
-      </w:r>
-      <w:proofErr w:type="spellEnd"/>
-      <w:r>
-        <w:rPr>
-          <w:lang w:val="en-US" w:eastAsia="ru-RU"/>
-        </w:rPr>
-        <w:t>}""")</w:t>
-      </w:r>
-    </w:p>
-    <w:p>
-      <w:pPr>
-        <w:pStyle w:val="a5"/>
-        <w:rPr>
-          <w:lang w:eastAsia="ru-RU"/>
-        </w:rPr>
-      </w:pPr>
-      <w:r>
-        <w:rPr>
-          <w:lang w:val="en-US" w:eastAsia="ru-RU"/>
-        </w:rPr>
-        <w:t xml:space="preserve">        </w:t>
-      </w:r>
-      <w:proofErr w:type="spellStart"/>
-      <w:r>
-        <w:rPr>
-          <w:lang w:eastAsia="ru-RU"/>
-        </w:rPr>
-        <w:t>print</w:t>
-      </w:r>
-      <w:proofErr w:type="spellEnd"/>
-      <w:r>
-        <w:rPr>
-          <w:lang w:eastAsia="ru-RU"/>
-        </w:rPr>
-        <w:t>("Если вы хотите повторить программу введите 1, иначе 2")</w:t>
-      </w:r>
-    </w:p>
-    <w:p>
-      <w:pPr>
-        <w:pStyle w:val="a5"/>
-        <w:rPr>
-          <w:lang w:val="en-US" w:eastAsia="ru-RU"/>
-        </w:rPr>
-      </w:pPr>
-      <w:r>
-        <w:rPr>
-          <w:lang w:eastAsia="ru-RU"/>
-        </w:rPr>
-        <w:t xml:space="preserve">        </w:t>
-      </w:r>
-      <w:r>
-        <w:rPr>
-          <w:lang w:val="en-US" w:eastAsia="ru-RU"/>
-        </w:rPr>
-        <w:t xml:space="preserve">change = </w:t>
-      </w:r>
-      <w:proofErr w:type="spellStart"/>
-      <w:proofErr w:type="gramStart"/>
-      <w:r>
-        <w:rPr>
-          <w:lang w:val="en-US" w:eastAsia="ru-RU"/>
-        </w:rPr>
-        <w:t>checkTryCatch</w:t>
-      </w:r>
-      <w:proofErr w:type="spellEnd"/>
-      <w:r>
-        <w:rPr>
-          <w:lang w:val="en-US" w:eastAsia="ru-RU"/>
-        </w:rPr>
-        <w:t>(</w:t>
-      </w:r>
-      <w:proofErr w:type="gramEnd"/>
-      <w:r>
-        <w:rPr>
-          <w:lang w:val="en-US" w:eastAsia="ru-RU"/>
-        </w:rPr>
-        <w:t>)</w:t>
-      </w:r>
-    </w:p>
-    <w:p>
-      <w:pPr>
-        <w:pStyle w:val="a5"/>
-        <w:rPr>
-          <w:lang w:eastAsia="ru-RU"/>
-        </w:rPr>
-      </w:pPr>
-      <w:r>
-        <w:rPr>
-          <w:lang w:val="en-US" w:eastAsia="ru-RU"/>
-        </w:rPr>
-        <w:t>        if change == 2: break</w:t>
-      </w:r>
-    </w:p>
-    <w:p>
-      <w:pPr>
-        <w:pStyle w:val="a5"/>
-        <w:rPr>
-          <w:lang w:val="en-US" w:eastAsia="ru-RU"/>
-        </w:rPr>
-      </w:pPr>
-      <w:r>
-        <w:rPr>
-          <w:lang w:val="en-US" w:eastAsia="ru-RU"/>
-        </w:rPr>
-        <w:t>def avg(</w:t>
-      </w:r>
-      <w:proofErr w:type="spellStart"/>
-      <w:r>
-        <w:rPr>
-          <w:lang w:val="en-US" w:eastAsia="ru-RU"/>
-        </w:rPr>
-        <w:t>numberScores</w:t>
-      </w:r>
-      <w:proofErr w:type="spellEnd"/>
-      <w:r>
-        <w:rPr>
-          <w:lang w:val="en-US" w:eastAsia="ru-RU"/>
-        </w:rPr>
-        <w:t>):</w:t>
-      </w:r>
-    </w:p>
-    <w:p>
-      <w:pPr>
-        <w:pStyle w:val="a5"/>
-        <w:rPr>
-          <w:lang w:val="en-US" w:eastAsia="ru-RU"/>
-        </w:rPr>
-      </w:pPr>
-      <w:r>
-        <w:rPr>
-          <w:lang w:val="en-US" w:eastAsia="ru-RU"/>
-        </w:rPr>
-        <w:t>    return sum(</w:t>
-      </w:r>
-      <w:proofErr w:type="spellStart"/>
-      <w:r>
-        <w:rPr>
-          <w:lang w:val="en-US" w:eastAsia="ru-RU"/>
-        </w:rPr>
-        <w:t>numberScores</w:t>
-      </w:r>
-      <w:proofErr w:type="spellEnd"/>
-      <w:r>
-        <w:rPr>
-          <w:lang w:val="en-US" w:eastAsia="ru-RU"/>
-        </w:rPr>
-        <w:t>)/</w:t>
-      </w:r>
-      <w:proofErr w:type="spellStart"/>
-      <w:r>
-        <w:rPr>
-          <w:lang w:val="en-US" w:eastAsia="ru-RU"/>
-        </w:rPr>
-        <w:t>len</w:t>
-      </w:r>
-      <w:proofErr w:type="spellEnd"/>
-      <w:r>
-        <w:rPr>
-          <w:lang w:val="en-US" w:eastAsia="ru-RU"/>
-        </w:rPr>
-        <w:t>(</w:t>
-      </w:r>
-      <w:proofErr w:type="spellStart"/>
-      <w:r>
-        <w:rPr>
-          <w:lang w:val="en-US" w:eastAsia="ru-RU"/>
-        </w:rPr>
-        <w:t>numberScores</w:t>
-      </w:r>
-      <w:proofErr w:type="spellEnd"/>
-      <w:r>
-        <w:rPr>
-          <w:lang w:val="en-US" w:eastAsia="ru-RU"/>
-        </w:rPr>
-        <w:t xml:space="preserve">)    </w:t>
-      </w:r>
-    </w:p>
-    <w:p>
-      <w:pPr>
-        <w:pStyle w:val="a5"/>
-        <w:rPr>
-          <w:lang w:val="en-US" w:eastAsia="ru-RU"/>
-        </w:rPr>
-      </w:pPr>
-      <w:r>
-        <w:rPr>
-          <w:lang w:val="en-US" w:eastAsia="ru-RU"/>
-        </w:rPr>
-        <w:t xml:space="preserve">def </w:t>
-      </w:r>
-      <w:proofErr w:type="spellStart"/>
-      <w:r>
-        <w:rPr>
-          <w:lang w:val="en-US" w:eastAsia="ru-RU"/>
-        </w:rPr>
-        <w:t>checkCountPassed</w:t>
-      </w:r>
-      <w:proofErr w:type="spellEnd"/>
-      <w:r>
-        <w:rPr>
-          <w:lang w:val="en-US" w:eastAsia="ru-RU"/>
-        </w:rPr>
-        <w:t>(</w:t>
-      </w:r>
-      <w:proofErr w:type="spellStart"/>
-      <w:r>
-        <w:rPr>
-          <w:lang w:val="en-US" w:eastAsia="ru-RU"/>
-        </w:rPr>
-        <w:t>numberScores</w:t>
-      </w:r>
-      <w:proofErr w:type="spellEnd"/>
-      <w:r>
-        <w:rPr>
-          <w:lang w:val="en-US" w:eastAsia="ru-RU"/>
-        </w:rPr>
-        <w:t>):</w:t>
-      </w:r>
-    </w:p>
-    <w:p>
-      <w:pPr>
-        <w:pStyle w:val="a5"/>
-        <w:rPr>
-          <w:lang w:val="en-US" w:eastAsia="ru-RU"/>
-        </w:rPr>
-      </w:pPr>
-      <w:r>
-        <w:rPr>
-          <w:lang w:val="en-US" w:eastAsia="ru-RU"/>
-        </w:rPr>
-        <w:t>    count = 0</w:t>
-      </w:r>
-    </w:p>
-    <w:p>
-      <w:pPr>
-        <w:pStyle w:val="a5"/>
-        <w:rPr>
-          <w:lang w:val="en-US" w:eastAsia="ru-RU"/>
-        </w:rPr>
-      </w:pPr>
-      <w:r>
-        <w:rPr>
-          <w:lang w:val="en-US" w:eastAsia="ru-RU"/>
-        </w:rPr>
-        <w:t xml:space="preserve">    for </w:t>
-      </w:r>
-      <w:proofErr w:type="spellStart"/>
-      <w:r>
-        <w:rPr>
-          <w:lang w:val="en-US" w:eastAsia="ru-RU"/>
-        </w:rPr>
-        <w:t>i</w:t>
-      </w:r>
-      <w:proofErr w:type="spellEnd"/>
-      <w:r>
-        <w:rPr>
-          <w:lang w:val="en-US" w:eastAsia="ru-RU"/>
-        </w:rPr>
-        <w:t xml:space="preserve"> in </w:t>
-      </w:r>
-      <w:proofErr w:type="spellStart"/>
-      <w:r>
-        <w:rPr>
-          <w:lang w:val="en-US" w:eastAsia="ru-RU"/>
-        </w:rPr>
-        <w:t>numberScores</w:t>
-      </w:r>
-      <w:proofErr w:type="spellEnd"/>
-      <w:r>
-        <w:rPr>
-          <w:lang w:val="en-US" w:eastAsia="ru-RU"/>
-        </w:rPr>
-        <w:t>:</w:t>
-      </w:r>
-    </w:p>
-    <w:p>
-      <w:pPr>
-        <w:pStyle w:val="a5"/>
-        <w:rPr>
-          <w:lang w:val="en-US" w:eastAsia="ru-RU"/>
-        </w:rPr>
-      </w:pPr>
-      <w:r>
-        <w:rPr>
-          <w:lang w:val="en-US" w:eastAsia="ru-RU"/>
-        </w:rPr>
-        <w:t xml:space="preserve">        if </w:t>
-      </w:r>
-      <w:proofErr w:type="spellStart"/>
-      <w:proofErr w:type="gramStart"/>
-      <w:r>
-        <w:rPr>
-          <w:lang w:val="en-US" w:eastAsia="ru-RU"/>
-        </w:rPr>
-        <w:t>i</w:t>
-      </w:r>
-      <w:proofErr w:type="spellEnd"/>
-      <w:r>
-        <w:rPr>
-          <w:lang w:val="en-US" w:eastAsia="ru-RU"/>
-        </w:rPr>
-        <w:t xml:space="preserve"> !</w:t>
-      </w:r>
-      <w:proofErr w:type="gramEnd"/>
-      <w:r>
-        <w:rPr>
-          <w:lang w:val="en-US" w:eastAsia="ru-RU"/>
-        </w:rPr>
-        <w:t>= 0:</w:t>
-      </w:r>
-    </w:p>
-    <w:p>
-      <w:pPr>
-        <w:pStyle w:val="a5"/>
-        <w:rPr>
-          <w:lang w:val="en-US" w:eastAsia="ru-RU"/>
-        </w:rPr>
-      </w:pPr>
-      <w:r>
-        <w:rPr>
-          <w:lang w:val="en-US" w:eastAsia="ru-RU"/>
-        </w:rPr>
-        <w:t>            count += 1</w:t>
-      </w:r>
-    </w:p>
-    <w:p>
-      <w:pPr>
-        <w:pStyle w:val="a5"/>
-        <w:rPr>
-          <w:lang w:eastAsia="ru-RU"/>
-        </w:rPr>
-      </w:pPr>
-      <w:r>
-        <w:rPr>
-          <w:lang w:val="en-US" w:eastAsia="ru-RU"/>
-        </w:rPr>
-        <w:t>    return count</w:t>
-      </w:r>
-    </w:p>
-    <w:p>
-      <w:pPr>
-        <w:pStyle w:val="a5"/>
-        <w:rPr>
-          <w:lang w:val="en-US" w:eastAsia="ru-RU"/>
-        </w:rPr>
-      </w:pPr>
-      <w:r>
-        <w:rPr>
-          <w:lang w:val="en-US" w:eastAsia="ru-RU"/>
-        </w:rPr>
-        <w:t xml:space="preserve">def </w:t>
-      </w:r>
-      <w:proofErr w:type="spellStart"/>
-      <w:r>
-        <w:rPr>
-          <w:lang w:val="en-US" w:eastAsia="ru-RU"/>
-        </w:rPr>
-        <w:t>checkCountAboveAverageResult</w:t>
-      </w:r>
-      <w:proofErr w:type="spellEnd"/>
-      <w:r>
-        <w:rPr>
-          <w:lang w:val="en-US" w:eastAsia="ru-RU"/>
-        </w:rPr>
-        <w:t>(</w:t>
-      </w:r>
-      <w:proofErr w:type="spellStart"/>
-      <w:r>
-        <w:rPr>
-          <w:lang w:val="en-US" w:eastAsia="ru-RU"/>
-        </w:rPr>
-        <w:t>numberScores</w:t>
-      </w:r>
-      <w:proofErr w:type="spellEnd"/>
-      <w:r>
-        <w:rPr>
-          <w:lang w:val="en-US" w:eastAsia="ru-RU"/>
-        </w:rPr>
-        <w:t>):</w:t>
-      </w:r>
-    </w:p>
-    <w:p>
-      <w:pPr>
-        <w:pStyle w:val="a5"/>
-        <w:rPr>
-          <w:lang w:val="en-US" w:eastAsia="ru-RU"/>
-        </w:rPr>
-      </w:pPr>
-      <w:r>
-        <w:rPr>
-          <w:lang w:val="en-US" w:eastAsia="ru-RU"/>
-        </w:rPr>
-        <w:t>    average = avg(</w:t>
-      </w:r>
-      <w:proofErr w:type="spellStart"/>
-      <w:r>
-        <w:rPr>
-          <w:lang w:val="en-US" w:eastAsia="ru-RU"/>
-        </w:rPr>
-        <w:t>numberScores</w:t>
-      </w:r>
-      <w:proofErr w:type="spellEnd"/>
-      <w:r>
-        <w:rPr>
-          <w:lang w:val="en-US" w:eastAsia="ru-RU"/>
-        </w:rPr>
-        <w:t>)</w:t>
-      </w:r>
-    </w:p>
-    <w:p>
-      <w:pPr>
-        <w:pStyle w:val="a5"/>
-        <w:rPr>
-          <w:lang w:val="en-US" w:eastAsia="ru-RU"/>
-        </w:rPr>
-      </w:pPr>
-      <w:r>
-        <w:rPr>
-          <w:lang w:val="en-US" w:eastAsia="ru-RU"/>
-        </w:rPr>
-        <w:t>    count = 0</w:t>
-      </w:r>
-    </w:p>
-    <w:p>
-      <w:pPr>
-        <w:pStyle w:val="a5"/>
-        <w:rPr>
-          <w:lang w:val="en-US" w:eastAsia="ru-RU"/>
-        </w:rPr>
-      </w:pPr>
-      <w:r>
-        <w:rPr>
-          <w:lang w:val="en-US" w:eastAsia="ru-RU"/>
-        </w:rPr>
-        <w:t xml:space="preserve">    for </w:t>
-      </w:r>
-      <w:proofErr w:type="spellStart"/>
-      <w:r>
-        <w:rPr>
-          <w:lang w:val="en-US" w:eastAsia="ru-RU"/>
-        </w:rPr>
-        <w:t>i</w:t>
-      </w:r>
-      <w:proofErr w:type="spellEnd"/>
-      <w:r>
-        <w:rPr>
-          <w:lang w:val="en-US" w:eastAsia="ru-RU"/>
-        </w:rPr>
-        <w:t xml:space="preserve"> in </w:t>
-      </w:r>
-      <w:proofErr w:type="spellStart"/>
-      <w:r>
-        <w:rPr>
-          <w:lang w:val="en-US" w:eastAsia="ru-RU"/>
-        </w:rPr>
-        <w:t>numberScores</w:t>
-      </w:r>
-      <w:proofErr w:type="spellEnd"/>
-      <w:r>
-        <w:rPr>
-          <w:lang w:val="en-US" w:eastAsia="ru-RU"/>
-        </w:rPr>
-        <w:t>:</w:t>
-      </w:r>
-    </w:p>
-    <w:p>
-      <w:pPr>
-        <w:pStyle w:val="a5"/>
-        <w:rPr>
-          <w:lang w:val="en-US" w:eastAsia="ru-RU"/>
-        </w:rPr>
-      </w:pPr>
-      <w:r>
-        <w:rPr>
-          <w:lang w:val="en-US" w:eastAsia="ru-RU"/>
-        </w:rPr>
-        <w:t xml:space="preserve">        if </w:t>
-      </w:r>
-      <w:proofErr w:type="spellStart"/>
-      <w:r>
-        <w:rPr>
-          <w:lang w:val="en-US" w:eastAsia="ru-RU"/>
-        </w:rPr>
-        <w:t>i</w:t>
-      </w:r>
-      <w:proofErr w:type="spellEnd"/>
-      <w:r>
-        <w:rPr>
-          <w:lang w:val="en-US" w:eastAsia="ru-RU"/>
-        </w:rPr>
-        <w:t>&gt;average:</w:t>
-      </w:r>
-    </w:p>
-    <w:p>
-      <w:pPr>
-        <w:pStyle w:val="a5"/>
-        <w:rPr>
-          <w:lang w:val="en-US" w:eastAsia="ru-RU"/>
-        </w:rPr>
-      </w:pPr>
-      <w:r>
-        <w:rPr>
-          <w:lang w:val="en-US" w:eastAsia="ru-RU"/>
-        </w:rPr>
-        <w:t>            count+=1</w:t>
-      </w:r>
-    </w:p>
-    <w:p>
-      <w:pPr>
-        <w:pStyle w:val="a5"/>
-        <w:rPr>
-          <w:lang w:eastAsia="ru-RU"/>
-        </w:rPr>
-      </w:pPr>
-      <w:r>
-        <w:rPr>
-          <w:lang w:val="en-US" w:eastAsia="ru-RU"/>
-        </w:rPr>
-        <w:t>    return count</w:t>
-      </w:r>
-    </w:p>
-    <w:p>
-      <w:pPr>
-        <w:pStyle w:val="a5"/>
-        <w:rPr>
-          <w:lang w:val="en-US" w:eastAsia="ru-RU"/>
-        </w:rPr>
-      </w:pPr>
-      <w:r>
-        <w:rPr>
-          <w:lang w:val="en-US" w:eastAsia="ru-RU"/>
-        </w:rPr>
-        <w:t xml:space="preserve">def </w:t>
-      </w:r>
-      <w:proofErr w:type="spellStart"/>
-      <w:proofErr w:type="gramStart"/>
-      <w:r>
-        <w:rPr>
-          <w:lang w:val="en-US" w:eastAsia="ru-RU"/>
-        </w:rPr>
-        <w:t>checkTryCatch</w:t>
-      </w:r>
-      <w:proofErr w:type="spellEnd"/>
-      <w:r>
-        <w:rPr>
-          <w:lang w:val="en-US" w:eastAsia="ru-RU"/>
-        </w:rPr>
-        <w:t>(</w:t>
-      </w:r>
-      <w:proofErr w:type="gramEnd"/>
-      <w:r>
-        <w:rPr>
-          <w:lang w:val="en-US" w:eastAsia="ru-RU"/>
-        </w:rPr>
-        <w:t>):</w:t>
-      </w:r>
-    </w:p>
-    <w:p>
-      <w:pPr>
-        <w:pStyle w:val="a5"/>
-        <w:rPr>
-          <w:lang w:val="en-US" w:eastAsia="ru-RU"/>
-        </w:rPr>
-      </w:pPr>
-      <w:r>
-        <w:rPr>
-          <w:lang w:val="en-US" w:eastAsia="ru-RU"/>
-        </w:rPr>
-        <w:t xml:space="preserve">    </w:t>
-      </w:r>
-      <w:proofErr w:type="gramStart"/>
-      <w:r>
-        <w:rPr>
-          <w:lang w:val="en-US" w:eastAsia="ru-RU"/>
-        </w:rPr>
-        <w:t>while(</w:t>
-      </w:r>
-      <w:proofErr w:type="gramEnd"/>
-      <w:r>
-        <w:rPr>
-          <w:lang w:val="en-US" w:eastAsia="ru-RU"/>
-        </w:rPr>
-        <w:t>True):</w:t>
-      </w:r>
-    </w:p>
-    <w:p>
-      <w:pPr>
-        <w:pStyle w:val="a5"/>
-        <w:rPr>
-          <w:lang w:val="en-US" w:eastAsia="ru-RU"/>
-        </w:rPr>
-      </w:pPr>
-      <w:r>
-        <w:rPr>
-          <w:lang w:val="en-US" w:eastAsia="ru-RU"/>
-        </w:rPr>
-        <w:t>        try:</w:t>
-      </w:r>
-    </w:p>
-    <w:p>
-      <w:pPr>
-        <w:pStyle w:val="a5"/>
-        <w:rPr>
-          <w:lang w:val="en-US" w:eastAsia="ru-RU"/>
-        </w:rPr>
-      </w:pPr>
-      <w:r>
-        <w:rPr>
-          <w:lang w:val="en-US" w:eastAsia="ru-RU"/>
-        </w:rPr>
-        <w:t>            change = int(</w:t>
-      </w:r>
-      <w:proofErr w:type="gramStart"/>
-      <w:r>
-        <w:rPr>
-          <w:lang w:val="en-US" w:eastAsia="ru-RU"/>
-        </w:rPr>
-        <w:t>input(</w:t>
-      </w:r>
-      <w:proofErr w:type="gramEnd"/>
-      <w:r>
-        <w:rPr>
-          <w:lang w:val="en-US" w:eastAsia="ru-RU"/>
-        </w:rPr>
-        <w:t>))</w:t>
-      </w:r>
-    </w:p>
-    <w:p>
-      <w:pPr>
-        <w:pStyle w:val="a5"/>
-        <w:rPr>
-          <w:lang w:val="en-US" w:eastAsia="ru-RU"/>
-        </w:rPr>
-      </w:pPr>
-      <w:r>
-        <w:rPr>
-          <w:lang w:val="en-US" w:eastAsia="ru-RU"/>
-        </w:rPr>
-        <w:t xml:space="preserve">            if </w:t>
-      </w:r>
-      <w:proofErr w:type="gramStart"/>
-      <w:r>
-        <w:rPr>
-          <w:lang w:val="en-US" w:eastAsia="ru-RU"/>
-        </w:rPr>
-        <w:t>not(</w:t>
-      </w:r>
-      <w:proofErr w:type="spellStart"/>
-      <w:r>
-        <w:rPr>
-          <w:lang w:val="en-US" w:eastAsia="ru-RU"/>
-        </w:rPr>
-        <w:t>isinstance</w:t>
-      </w:r>
-      <w:proofErr w:type="spellEnd"/>
-      <w:r>
-        <w:rPr>
-          <w:lang w:val="en-US" w:eastAsia="ru-RU"/>
-        </w:rPr>
-        <w:t>(</w:t>
-      </w:r>
-      <w:proofErr w:type="gramEnd"/>
-      <w:r>
-        <w:rPr>
-          <w:lang w:val="en-US" w:eastAsia="ru-RU"/>
-        </w:rPr>
-        <w:t>change, int)):</w:t>
-      </w:r>
-    </w:p>
-    <w:p>
-      <w:pPr>
-        <w:pStyle w:val="a5"/>
-        <w:rPr>
-          <w:lang w:val="en-US" w:eastAsia="ru-RU"/>
-        </w:rPr>
-      </w:pPr>
-      <w:r>
-        <w:rPr>
-          <w:lang w:val="en-US" w:eastAsia="ru-RU"/>
-        </w:rPr>
-        <w:t xml:space="preserve">                raise </w:t>
-      </w:r>
-      <w:proofErr w:type="spellStart"/>
-      <w:r>
-        <w:rPr>
-          <w:lang w:val="en-US" w:eastAsia="ru-RU"/>
-        </w:rPr>
-        <w:t>TypeError</w:t>
-      </w:r>
-      <w:proofErr w:type="spellEnd"/>
-    </w:p>
-    <w:p>
-      <w:pPr>
-        <w:pStyle w:val="a5"/>
-        <w:rPr>
-          <w:lang w:val="en-US" w:eastAsia="ru-RU"/>
-        </w:rPr>
-      </w:pPr>
-      <w:r>
-        <w:rPr>
-          <w:lang w:val="en-US" w:eastAsia="ru-RU"/>
-        </w:rPr>
-        <w:t xml:space="preserve">            if </w:t>
-      </w:r>
-      <w:proofErr w:type="gramStart"/>
-      <w:r>
-        <w:rPr>
-          <w:lang w:val="en-US" w:eastAsia="ru-RU"/>
-        </w:rPr>
-        <w:t>not(</w:t>
-      </w:r>
-      <w:proofErr w:type="gramEnd"/>
-      <w:r>
-        <w:rPr>
-          <w:lang w:val="en-US" w:eastAsia="ru-RU"/>
-        </w:rPr>
-        <w:t xml:space="preserve">change in </w:t>
-      </w:r>
-      <w:proofErr w:type="gramStart"/>
-      <w:r>
-        <w:rPr>
-          <w:lang w:val="en-US" w:eastAsia="ru-RU"/>
-        </w:rPr>
-        <w:t>range(</w:t>
-      </w:r>
-      <w:proofErr w:type="gramEnd"/>
-      <w:r>
-        <w:rPr>
-          <w:lang w:val="en-US" w:eastAsia="ru-RU"/>
-        </w:rPr>
-        <w:t>0, 101)):</w:t>
-      </w:r>
-    </w:p>
-    <w:p>
-      <w:pPr>
-        <w:pStyle w:val="a5"/>
-        <w:rPr>
-          <w:lang w:val="en-US" w:eastAsia="ru-RU"/>
-        </w:rPr>
-      </w:pPr>
-      <w:r>
-        <w:rPr>
-          <w:lang w:val="en-US" w:eastAsia="ru-RU"/>
-        </w:rPr>
-        <w:t xml:space="preserve">                    raise </w:t>
-      </w:r>
-      <w:proofErr w:type="spellStart"/>
-      <w:r>
-        <w:rPr>
-          <w:lang w:val="en-US" w:eastAsia="ru-RU"/>
-        </w:rPr>
-        <w:t>IndexError</w:t>
-      </w:r>
-      <w:proofErr w:type="spellEnd"/>
-    </w:p>
-    <w:p>
-      <w:pPr>
-        <w:pStyle w:val="a5"/>
-        <w:rPr>
-          <w:lang w:val="en-US" w:eastAsia="ru-RU"/>
-        </w:rPr>
-      </w:pPr>
-      <w:r>
-        <w:rPr>
-          <w:lang w:val="en-US" w:eastAsia="ru-RU"/>
-        </w:rPr>
-        <w:t>        except (</w:t>
-      </w:r>
-      <w:proofErr w:type="spellStart"/>
-      <w:r>
-        <w:rPr>
-          <w:lang w:val="en-US" w:eastAsia="ru-RU"/>
-        </w:rPr>
-        <w:t>TypeError</w:t>
-      </w:r>
-      <w:proofErr w:type="spellEnd"/>
-      <w:r>
-        <w:rPr>
-          <w:lang w:val="en-US" w:eastAsia="ru-RU"/>
-        </w:rPr>
-        <w:t xml:space="preserve">, </w:t>
-      </w:r>
-      <w:proofErr w:type="spellStart"/>
-      <w:r>
-        <w:rPr>
-          <w:lang w:val="en-US" w:eastAsia="ru-RU"/>
-        </w:rPr>
-        <w:t>ValueError</w:t>
-      </w:r>
-      <w:proofErr w:type="spellEnd"/>
-      <w:r>
-        <w:rPr>
-          <w:lang w:val="en-US" w:eastAsia="ru-RU"/>
-        </w:rPr>
-        <w:t>):</w:t>
-      </w:r>
-    </w:p>
-    <w:p>
-      <w:pPr>
-        <w:pStyle w:val="a5"/>
-        <w:rPr>
-          <w:lang w:eastAsia="ru-RU"/>
-        </w:rPr>
-      </w:pPr>
-      <w:r>
-        <w:rPr>
-          <w:lang w:val="en-US" w:eastAsia="ru-RU"/>
-        </w:rPr>
-        <w:t xml:space="preserve">            </w:t>
-      </w:r>
-      <w:proofErr w:type="spellStart"/>
-      <w:r>
-        <w:rPr>
-          <w:lang w:eastAsia="ru-RU"/>
-        </w:rPr>
-        <w:t>print</w:t>
-      </w:r>
-      <w:proofErr w:type="spellEnd"/>
-      <w:r>
-        <w:rPr>
-          <w:lang w:eastAsia="ru-RU"/>
-        </w:rPr>
-        <w:t>(</w:t>
-      </w:r>
-      <w:proofErr w:type="spellStart"/>
-      <w:r>
-        <w:rPr>
-          <w:lang w:eastAsia="ru-RU"/>
-        </w:rPr>
-        <w:t>f"Вы</w:t>
-      </w:r>
-      <w:proofErr w:type="spellEnd"/>
-      <w:r>
-        <w:rPr>
-          <w:lang w:eastAsia="ru-RU"/>
-        </w:rPr>
-        <w:t xml:space="preserve"> ввели не тот тип данных")</w:t>
-      </w:r>
-    </w:p>
-    <w:p>
-      <w:pPr>
-        <w:pStyle w:val="a5"/>
-        <w:rPr>
-          <w:lang w:val="en-US" w:eastAsia="ru-RU"/>
-        </w:rPr>
-      </w:pPr>
-      <w:r>
-        <w:rPr>
-          <w:lang w:eastAsia="ru-RU"/>
-        </w:rPr>
-        <w:t xml:space="preserve">        </w:t>
-      </w:r>
-      <w:r>
-        <w:rPr>
-          <w:lang w:val="en-US" w:eastAsia="ru-RU"/>
-        </w:rPr>
-        <w:t xml:space="preserve">except </w:t>
-      </w:r>
-      <w:proofErr w:type="spellStart"/>
-      <w:r>
-        <w:rPr>
-          <w:lang w:val="en-US" w:eastAsia="ru-RU"/>
-        </w:rPr>
-        <w:t>IndexError</w:t>
-      </w:r>
-      <w:proofErr w:type="spellEnd"/>
-      <w:r>
-        <w:rPr>
-          <w:lang w:val="en-US" w:eastAsia="ru-RU"/>
-        </w:rPr>
-        <w:t>:</w:t>
-      </w:r>
-    </w:p>
-    <w:p>
-      <w:pPr>
-        <w:pStyle w:val="a5"/>
-        <w:rPr>
-          <w:lang w:val="en-US" w:eastAsia="ru-RU"/>
-        </w:rPr>
-      </w:pPr>
-      <w:r>
-        <w:rPr>
-          <w:lang w:val="en-US" w:eastAsia="ru-RU"/>
-        </w:rPr>
-        <w:t xml:space="preserve">            </w:t>
-      </w:r>
-      <w:proofErr w:type="gramStart"/>
-      <w:r>
-        <w:rPr>
-          <w:lang w:val="en-US" w:eastAsia="ru-RU"/>
-        </w:rPr>
-        <w:t>print(</w:t>
-      </w:r>
-      <w:proofErr w:type="gramEnd"/>
-      <w:r>
-        <w:rPr>
-          <w:lang w:val="en-US" w:eastAsia="ru-RU"/>
-        </w:rPr>
-        <w:t>f"</w:t>
-      </w:r>
-      <w:r>
-        <w:rPr>
-          <w:lang w:eastAsia="ru-RU"/>
-        </w:rPr>
-        <w:t>Не</w:t>
-      </w:r>
-      <w:r>
-        <w:rPr>
-          <w:lang w:val="en-US" w:eastAsia="ru-RU"/>
-        </w:rPr>
-        <w:t xml:space="preserve"> 1 </w:t>
-      </w:r>
-      <w:r>
-        <w:rPr>
-          <w:lang w:eastAsia="ru-RU"/>
-        </w:rPr>
-        <w:t>и</w:t>
-      </w:r>
-      <w:r>
-        <w:rPr>
-          <w:lang w:val="en-US" w:eastAsia="ru-RU"/>
-        </w:rPr>
-        <w:t xml:space="preserve"> </w:t>
-      </w:r>
-      <w:r>
-        <w:rPr>
-          <w:lang w:eastAsia="ru-RU"/>
-        </w:rPr>
-        <w:t>не</w:t>
-      </w:r>
-      <w:r>
-        <w:rPr>
-          <w:lang w:val="en-US" w:eastAsia="ru-RU"/>
-        </w:rPr>
-        <w:t xml:space="preserve"> 2")</w:t>
-      </w:r>
-    </w:p>
-    <w:p>
-      <w:pPr>
-        <w:pStyle w:val="a5"/>
-        <w:rPr>
-          <w:lang w:val="en-US" w:eastAsia="ru-RU"/>
-        </w:rPr>
-      </w:pPr>
-      <w:r>
-        <w:rPr>
-          <w:lang w:val="en-US" w:eastAsia="ru-RU"/>
-        </w:rPr>
-        <w:t>        else:</w:t>
-      </w:r>
-    </w:p>
-    <w:p>
-      <w:pPr>
-        <w:pStyle w:val="a5"/>
-        <w:rPr>
-          <w:lang w:val="en-US" w:eastAsia="ru-RU"/>
-        </w:rPr>
-      </w:pPr>
-      <w:r>
-        <w:rPr>
-          <w:lang w:val="en-US" w:eastAsia="ru-RU"/>
-        </w:rPr>
         <w:t>            break</w:t>
       </w:r>
     </w:p>
@@ -6072,7 +4541,7 @@
       <w:pPr>
         <w:pStyle w:val="a5"/>
         <w:rPr>
-          <w:lang w:eastAsia="ru-RU"/>
+          <w:lang w:val="en-US" w:eastAsia="ru-RU"/>
         </w:rPr>
       </w:pPr>
       <w:r>
@@ -6107,21 +4576,7 @@
         <w:rPr>
           <w:lang w:val="en-US" w:eastAsia="ru-RU"/>
         </w:rPr>
-        <w:t xml:space="preserve">    </w:t>
-      </w:r>
-      <w:proofErr w:type="gramStart"/>
-      <w:r>
-        <w:rPr>
-          <w:lang w:val="en-US" w:eastAsia="ru-RU"/>
-        </w:rPr>
-        <w:t>main(</w:t>
-      </w:r>
-      <w:proofErr w:type="gramEnd"/>
-      <w:r>
-        <w:rPr>
-          <w:lang w:val="en-US" w:eastAsia="ru-RU"/>
-        </w:rPr>
-        <w:t>)</w:t>
+        <w:t>    main()</w:t>
       </w:r>
     </w:p>
     <w:p>
@@ -6187,6 +4642,7 @@
       <w:r>
         <w:rPr>
           <w:rFonts w:ascii="Times New Roman" w:eastAsia="Times New Roman" w:hAnsi="Times New Roman" w:cs="Times New Roman"/>
+          <w:noProof/>
           <w:sz w:val="28"/>
           <w:szCs w:val="28"/>
           <w:lang w:val="en-US" w:eastAsia="ru-RU"/>
@@ -6260,6 +4716,7 @@
       <w:r>
         <w:rPr>
           <w:rFonts w:ascii="Times New Roman" w:eastAsia="Times New Roman" w:hAnsi="Times New Roman" w:cs="Times New Roman"/>
+          <w:noProof/>
           <w:sz w:val="28"/>
           <w:szCs w:val="28"/>
           <w:lang w:eastAsia="ru-RU"/>
@@ -7528,6 +5985,7 @@
   <w:style w:type="character" w:default="1" w:styleId="a0">
     <w:name w:val="Default Paragraph Font"/>
     <w:uiPriority w:val="1"/>
+    <w:semiHidden/>
     <w:unhideWhenUsed/>
   </w:style>
   <w:style w:type="table" w:default="1" w:styleId="a1">
